--- a/Th- Ancient/8  Post-Mauryan Period/2.docx
+++ b/Th- Ancient/8  Post-Mauryan Period/2.docx
@@ -1,1178 +1,3648 @@
 
 <file path=word/document.xml><?xml version="1.0" encoding="utf-8"?>
-<w:document xmlns:wpc="http://schemas.microsoft.com/office/word/2010/wordprocessingCanvas" xmlns:cx="http://schemas.microsoft.com/office/drawing/2014/chartex" xmlns:cx1="http://schemas.microsoft.com/office/drawing/2015/9/8/chartex" xmlns:cx2="http://schemas.microsoft.com/office/drawing/2015/10/21/chartex" xmlns:cx3="http://schemas.microsoft.com/office/drawing/2016/5/9/chartex" xmlns:cx4="http://schemas.microsoft.com/office/drawing/2016/5/10/chartex" xmlns:cx5="http://schemas.microsoft.com/office/drawing/2016/5/11/chartex" xmlns:cx6="http://schemas.microsoft.com/office/drawing/2016/5/12/chartex" xmlns:cx7="http://schemas.microsoft.com/office/drawing/2016/5/13/chartex" xmlns:cx8="http://schemas.microsoft.com/office/drawing/2016/5/14/chartex" xmlns:mc="http://schemas.openxmlformats.org/markup-compatibility/2006" xmlns:aink="http://schemas.microsoft.com/office/drawing/2016/ink" xmlns:am3d="http://schemas.microsoft.com/office/drawing/2017/model3d" xmlns:o="urn:schemas-microsoft-com:office:office" xmlns:oel="http://schemas.microsoft.com/office/2019/extlst" xmlns:r="http://schemas.openxmlformats.org/officeDocument/2006/relationships" xmlns:m="http://schemas.openxmlformats.org/officeDocument/2006/math" xmlns:v="urn:schemas-microsoft-com:vml" xmlns:wp14="http://schemas.microsoft.com/office/word/2010/wordprocessingDrawing" xmlns:wp="http://schemas.openxmlformats.org/drawingml/2006/wordprocessingDrawing" xmlns:w10="urn:schemas-microsoft-com:office:word" xmlns:w="http://schemas.openxmlformats.org/wordprocessingml/2006/main" xmlns:w14="http://schemas.microsoft.com/office/word/2010/wordml" xmlns:w15="http://schemas.microsoft.com/office/word/2012/wordml" xmlns:w16cex="http://schemas.microsoft.com/office/word/2018/wordml/cex" xmlns:w16cid="http://schemas.microsoft.com/office/word/2016/wordml/cid" xmlns:w16="http://schemas.microsoft.com/office/word/2018/wordml" xmlns:w16du="http://schemas.microsoft.com/office/word/2023/wordml/word16du" xmlns:w16sdtdh="http://schemas.microsoft.com/office/word/2020/wordml/sdtdatahash" xmlns:w16sdtfl="http://schemas.microsoft.com/office/word/2024/wordml/sdtformatlock" xmlns:w16se="http://schemas.microsoft.com/office/word/2015/wordml/symex" xmlns:wpg="http://schemas.microsoft.com/office/word/2010/wordprocessingGroup" xmlns:wpi="http://schemas.microsoft.com/office/word/2010/wordprocessingInk" xmlns:wne="http://schemas.microsoft.com/office/word/2006/wordml" xmlns:wps="http://schemas.microsoft.com/office/word/2010/wordprocessingShape" mc:Ignorable="w14 w15 w16se w16cid w16 w16cex w16sdtdh w16sdtfl w16du wp14">
+<w:document xmlns:wpc="http://schemas.microsoft.com/office/word/2010/wordprocessingCanvas" xmlns:cx="http://schemas.microsoft.com/office/drawing/2014/chartex" xmlns:cx1="http://schemas.microsoft.com/office/drawing/2015/9/8/chartex" xmlns:cx2="http://schemas.microsoft.com/office/drawing/2015/10/21/chartex" xmlns:cx3="http://schemas.microsoft.com/office/drawing/2016/5/9/chartex" xmlns:cx4="http://schemas.microsoft.com/office/drawing/2016/5/10/chartex" xmlns:cx5="http://schemas.microsoft.com/office/drawing/2016/5/11/chartex" xmlns:cx6="http://schemas.microsoft.com/office/drawing/2016/5/12/chartex" xmlns:cx7="http://schemas.microsoft.com/office/drawing/2016/5/13/chartex" xmlns:cx8="http://schemas.microsoft.com/office/drawing/2016/5/14/chartex" xmlns:mc="http://schemas.openxmlformats.org/markup-compatibility/2006" xmlns:aink="http://schemas.microsoft.com/office/drawing/2016/ink" xmlns:am3d="http://schemas.microsoft.com/office/drawing/2017/model3d" xmlns:o="urn:schemas-microsoft-com:office:office" xmlns:r="http://schemas.openxmlformats.org/officeDocument/2006/relationships" xmlns:m="http://schemas.openxmlformats.org/officeDocument/2006/math" xmlns:v="urn:schemas-microsoft-com:vml" xmlns:wp14="http://schemas.microsoft.com/office/word/2010/wordprocessingDrawing" xmlns:wp="http://schemas.openxmlformats.org/drawingml/2006/wordprocessingDrawing" xmlns:w10="urn:schemas-microsoft-com:office:word" xmlns:w="http://schemas.openxmlformats.org/wordprocessingml/2006/main" xmlns:w14="http://schemas.microsoft.com/office/word/2010/wordml" xmlns:w15="http://schemas.microsoft.com/office/word/2012/wordml" xmlns:w16cex="http://schemas.microsoft.com/office/word/2018/wordml/cex" xmlns:w16cid="http://schemas.microsoft.com/office/word/2016/wordml/cid" xmlns:w16="http://schemas.microsoft.com/office/word/2018/wordml" xmlns:w16sdtdh="http://schemas.microsoft.com/office/word/2020/wordml/sdtdatahash" xmlns:w16se="http://schemas.microsoft.com/office/word/2015/wordml/symex" xmlns:wpg="http://schemas.microsoft.com/office/word/2010/wordprocessingGroup" xmlns:wpi="http://schemas.microsoft.com/office/word/2010/wordprocessingInk" xmlns:wne="http://schemas.microsoft.com/office/word/2006/wordml" xmlns:wps="http://schemas.microsoft.com/office/word/2010/wordprocessingShape" mc:Ignorable="w14 w15 w16se w16cid w16 w16cex w16sdtdh wp14">
   <w:body>
     <w:p>
-      <w:r>
-        <w:rPr>
-          <w:noProof/>
-        </w:rPr>
-        <w:drawing>
-          <wp:inline distT="0" distB="0" distL="0" distR="0" wp14:anchorId="2EA920A2" wp14:editId="540C53EC">
-            <wp:extent cx="5731510" cy="976630"/>
-            <wp:effectExtent l="0" t="0" r="2540" b="0"/>
-            <wp:docPr id="1982261859" name="Picture 1"/>
-            <wp:cNvGraphicFramePr>
-              <a:graphicFrameLocks xmlns:a="http://schemas.openxmlformats.org/drawingml/2006/main" noChangeAspect="1"/>
-            </wp:cNvGraphicFramePr>
-            <a:graphic xmlns:a="http://schemas.openxmlformats.org/drawingml/2006/main">
-              <a:graphicData uri="http://schemas.openxmlformats.org/drawingml/2006/picture">
-                <pic:pic xmlns:pic="http://schemas.openxmlformats.org/drawingml/2006/picture">
-                  <pic:nvPicPr>
-                    <pic:cNvPr id="0" name="Picture 25"/>
-                    <pic:cNvPicPr>
-                      <a:picLocks noChangeAspect="1" noChangeArrowheads="1"/>
-                    </pic:cNvPicPr>
-                  </pic:nvPicPr>
-                  <pic:blipFill>
-                    <a:blip r:embed="rId5">
-                      <a:extLst>
-                        <a:ext uri="{28A0092B-C50C-407E-A947-70E740481C1C}">
-                          <a14:useLocalDpi xmlns:a14="http://schemas.microsoft.com/office/drawing/2010/main" val="0"/>
-                        </a:ext>
-                      </a:extLst>
-                    </a:blip>
-                    <a:srcRect/>
-                    <a:stretch>
-                      <a:fillRect/>
-                    </a:stretch>
-                  </pic:blipFill>
-                  <pic:spPr bwMode="auto">
-                    <a:xfrm>
-                      <a:off x="0" y="0"/>
-                      <a:ext cx="5731510" cy="976630"/>
-                    </a:xfrm>
-                    <a:prstGeom prst="rect">
-                      <a:avLst/>
-                    </a:prstGeom>
-                    <a:noFill/>
-                    <a:ln>
-                      <a:noFill/>
-                    </a:ln>
-                  </pic:spPr>
-                </pic:pic>
-              </a:graphicData>
-            </a:graphic>
-          </wp:inline>
-        </w:drawing>
+      <w:pPr>
+        <w:spacing w:before="100" w:beforeAutospacing="1" w:after="100" w:afterAutospacing="1" w:line="240" w:lineRule="auto"/>
+        <w:rPr>
+          <w:rFonts w:ascii="Times New Roman" w:eastAsia="Times New Roman" w:hAnsi="Times New Roman" w:cs="Times New Roman"/>
+          <w:sz w:val="24"/>
+          <w:szCs w:val="24"/>
+          <w:lang w:eastAsia="en-IN"/>
+        </w:rPr>
+      </w:pPr>
+      <w:r>
+        <w:rPr>
+          <w:rFonts w:ascii="Times New Roman" w:eastAsia="Times New Roman" w:hAnsi="Times New Roman" w:cs="Times New Roman"/>
+          <w:sz w:val="24"/>
+          <w:szCs w:val="24"/>
+          <w:lang w:eastAsia="en-IN"/>
+        </w:rPr>
+        <w:t>Ecology (</w:t>
+      </w:r>
+      <w:proofErr w:type="spellStart"/>
+      <w:r>
+        <w:rPr>
+          <w:rFonts w:ascii="Nirmala UI" w:eastAsia="Times New Roman" w:hAnsi="Nirmala UI" w:cs="Nirmala UI"/>
+          <w:sz w:val="24"/>
+          <w:szCs w:val="24"/>
+          <w:lang w:eastAsia="en-IN"/>
+        </w:rPr>
+        <w:t>पर्यावरण</w:t>
+      </w:r>
+      <w:proofErr w:type="spellEnd"/>
+      <w:r>
+        <w:rPr>
+          <w:rFonts w:ascii="Times New Roman" w:eastAsia="Times New Roman" w:hAnsi="Times New Roman" w:cs="Times New Roman"/>
+          <w:sz w:val="24"/>
+          <w:szCs w:val="24"/>
+          <w:lang w:eastAsia="en-IN"/>
+        </w:rPr>
+        <w:t xml:space="preserve"> </w:t>
+      </w:r>
+      <w:proofErr w:type="spellStart"/>
+      <w:r>
+        <w:rPr>
+          <w:rFonts w:ascii="Nirmala UI" w:eastAsia="Times New Roman" w:hAnsi="Nirmala UI" w:cs="Nirmala UI"/>
+          <w:sz w:val="24"/>
+          <w:szCs w:val="24"/>
+          <w:lang w:eastAsia="en-IN"/>
+        </w:rPr>
+        <w:t>एवं</w:t>
+      </w:r>
+      <w:proofErr w:type="spellEnd"/>
+      <w:r>
+        <w:rPr>
+          <w:rFonts w:ascii="Times New Roman" w:eastAsia="Times New Roman" w:hAnsi="Times New Roman" w:cs="Times New Roman"/>
+          <w:sz w:val="24"/>
+          <w:szCs w:val="24"/>
+          <w:lang w:eastAsia="en-IN"/>
+        </w:rPr>
+        <w:t xml:space="preserve"> </w:t>
+      </w:r>
+      <w:proofErr w:type="spellStart"/>
+      <w:r>
+        <w:rPr>
+          <w:rFonts w:ascii="Nirmala UI" w:eastAsia="Times New Roman" w:hAnsi="Nirmala UI" w:cs="Nirmala UI"/>
+          <w:sz w:val="24"/>
+          <w:szCs w:val="24"/>
+          <w:lang w:eastAsia="en-IN"/>
+        </w:rPr>
+        <w:t>पारिस्थितिकी</w:t>
+      </w:r>
+      <w:proofErr w:type="spellEnd"/>
+      <w:r>
+        <w:rPr>
+          <w:rFonts w:ascii="Times New Roman" w:eastAsia="Times New Roman" w:hAnsi="Times New Roman" w:cs="Times New Roman"/>
+          <w:sz w:val="24"/>
+          <w:szCs w:val="24"/>
+          <w:lang w:eastAsia="en-IN"/>
+        </w:rPr>
+        <w:t xml:space="preserve">) </w:t>
+      </w:r>
+      <w:proofErr w:type="spellStart"/>
+      <w:r>
+        <w:rPr>
+          <w:rFonts w:ascii="Nirmala UI" w:eastAsia="Times New Roman" w:hAnsi="Nirmala UI" w:cs="Nirmala UI"/>
+          <w:sz w:val="24"/>
+          <w:szCs w:val="24"/>
+          <w:lang w:eastAsia="en-IN"/>
+        </w:rPr>
+        <w:t>में</w:t>
+      </w:r>
+      <w:proofErr w:type="spellEnd"/>
+      <w:r>
+        <w:rPr>
+          <w:rFonts w:ascii="Times New Roman" w:eastAsia="Times New Roman" w:hAnsi="Times New Roman" w:cs="Times New Roman"/>
+          <w:sz w:val="24"/>
+          <w:szCs w:val="24"/>
+          <w:lang w:eastAsia="en-IN"/>
+        </w:rPr>
+        <w:t xml:space="preserve"> </w:t>
+      </w:r>
+      <w:r>
+        <w:rPr>
+          <w:rFonts w:ascii="Times New Roman" w:eastAsia="Times New Roman" w:hAnsi="Times New Roman" w:cs="Times New Roman"/>
+          <w:b/>
+          <w:bCs/>
+          <w:sz w:val="24"/>
+          <w:szCs w:val="24"/>
+          <w:lang w:eastAsia="en-IN"/>
+        </w:rPr>
+        <w:t>UPPCS Prelims</w:t>
+      </w:r>
+      <w:r>
+        <w:rPr>
+          <w:rFonts w:ascii="Times New Roman" w:eastAsia="Times New Roman" w:hAnsi="Times New Roman" w:cs="Times New Roman"/>
+          <w:sz w:val="24"/>
+          <w:szCs w:val="24"/>
+          <w:lang w:eastAsia="en-IN"/>
+        </w:rPr>
+        <w:t xml:space="preserve"> </w:t>
+      </w:r>
+      <w:proofErr w:type="spellStart"/>
+      <w:r>
+        <w:rPr>
+          <w:rFonts w:ascii="Nirmala UI" w:eastAsia="Times New Roman" w:hAnsi="Nirmala UI" w:cs="Nirmala UI"/>
+          <w:sz w:val="24"/>
+          <w:szCs w:val="24"/>
+          <w:lang w:eastAsia="en-IN"/>
+        </w:rPr>
+        <w:t>के</w:t>
+      </w:r>
+      <w:proofErr w:type="spellEnd"/>
+      <w:r>
+        <w:rPr>
+          <w:rFonts w:ascii="Times New Roman" w:eastAsia="Times New Roman" w:hAnsi="Times New Roman" w:cs="Times New Roman"/>
+          <w:sz w:val="24"/>
+          <w:szCs w:val="24"/>
+          <w:lang w:eastAsia="en-IN"/>
+        </w:rPr>
+        <w:t xml:space="preserve"> </w:t>
+      </w:r>
+      <w:proofErr w:type="spellStart"/>
+      <w:r>
+        <w:rPr>
+          <w:rFonts w:ascii="Nirmala UI" w:eastAsia="Times New Roman" w:hAnsi="Nirmala UI" w:cs="Nirmala UI"/>
+          <w:sz w:val="24"/>
+          <w:szCs w:val="24"/>
+          <w:lang w:eastAsia="en-IN"/>
+        </w:rPr>
+        <w:t>लिए</w:t>
+      </w:r>
+      <w:proofErr w:type="spellEnd"/>
+      <w:r>
+        <w:rPr>
+          <w:rFonts w:ascii="Times New Roman" w:eastAsia="Times New Roman" w:hAnsi="Times New Roman" w:cs="Times New Roman"/>
+          <w:sz w:val="24"/>
+          <w:szCs w:val="24"/>
+          <w:lang w:eastAsia="en-IN"/>
+        </w:rPr>
+        <w:t xml:space="preserve"> </w:t>
+      </w:r>
+      <w:proofErr w:type="spellStart"/>
+      <w:r>
+        <w:rPr>
+          <w:rFonts w:ascii="Nirmala UI" w:eastAsia="Times New Roman" w:hAnsi="Nirmala UI" w:cs="Nirmala UI"/>
+          <w:sz w:val="24"/>
+          <w:szCs w:val="24"/>
+          <w:lang w:eastAsia="en-IN"/>
+        </w:rPr>
+        <w:t>लगभग</w:t>
+      </w:r>
+      <w:proofErr w:type="spellEnd"/>
+      <w:r>
+        <w:rPr>
+          <w:rFonts w:ascii="Times New Roman" w:eastAsia="Times New Roman" w:hAnsi="Times New Roman" w:cs="Times New Roman"/>
+          <w:sz w:val="24"/>
+          <w:szCs w:val="24"/>
+          <w:lang w:eastAsia="en-IN"/>
+        </w:rPr>
+        <w:t xml:space="preserve"> </w:t>
+      </w:r>
+      <w:r>
+        <w:rPr>
+          <w:rFonts w:ascii="Times New Roman" w:eastAsia="Times New Roman" w:hAnsi="Times New Roman" w:cs="Times New Roman"/>
+          <w:b/>
+          <w:bCs/>
+          <w:sz w:val="24"/>
+          <w:szCs w:val="24"/>
+          <w:lang w:eastAsia="en-IN"/>
+        </w:rPr>
+        <w:t xml:space="preserve">8–10 </w:t>
+      </w:r>
+      <w:proofErr w:type="spellStart"/>
+      <w:r>
+        <w:rPr>
+          <w:rFonts w:ascii="Nirmala UI" w:eastAsia="Times New Roman" w:hAnsi="Nirmala UI" w:cs="Nirmala UI"/>
+          <w:b/>
+          <w:bCs/>
+          <w:sz w:val="24"/>
+          <w:szCs w:val="24"/>
+          <w:lang w:eastAsia="en-IN"/>
+        </w:rPr>
+        <w:t>मुख्य</w:t>
+      </w:r>
+      <w:proofErr w:type="spellEnd"/>
+      <w:r>
+        <w:rPr>
+          <w:rFonts w:ascii="Times New Roman" w:eastAsia="Times New Roman" w:hAnsi="Times New Roman" w:cs="Times New Roman"/>
+          <w:b/>
+          <w:bCs/>
+          <w:sz w:val="24"/>
+          <w:szCs w:val="24"/>
+          <w:lang w:eastAsia="en-IN"/>
+        </w:rPr>
+        <w:t xml:space="preserve"> </w:t>
+      </w:r>
+      <w:proofErr w:type="spellStart"/>
+      <w:r>
+        <w:rPr>
+          <w:rFonts w:ascii="Nirmala UI" w:eastAsia="Times New Roman" w:hAnsi="Nirmala UI" w:cs="Nirmala UI"/>
+          <w:b/>
+          <w:bCs/>
+          <w:sz w:val="24"/>
+          <w:szCs w:val="24"/>
+          <w:lang w:eastAsia="en-IN"/>
+        </w:rPr>
+        <w:t>टॉपिक</w:t>
+      </w:r>
+      <w:proofErr w:type="spellEnd"/>
+      <w:r>
+        <w:rPr>
+          <w:rFonts w:ascii="Times New Roman" w:eastAsia="Times New Roman" w:hAnsi="Times New Roman" w:cs="Times New Roman"/>
+          <w:sz w:val="24"/>
+          <w:szCs w:val="24"/>
+          <w:lang w:eastAsia="en-IN"/>
+        </w:rPr>
+        <w:t xml:space="preserve"> </w:t>
+      </w:r>
+      <w:proofErr w:type="spellStart"/>
+      <w:r>
+        <w:rPr>
+          <w:rFonts w:ascii="Nirmala UI" w:eastAsia="Times New Roman" w:hAnsi="Nirmala UI" w:cs="Nirmala UI"/>
+          <w:sz w:val="24"/>
+          <w:szCs w:val="24"/>
+          <w:lang w:eastAsia="en-IN"/>
+        </w:rPr>
+        <w:t>आते</w:t>
+      </w:r>
+      <w:proofErr w:type="spellEnd"/>
+      <w:r>
+        <w:rPr>
+          <w:rFonts w:ascii="Times New Roman" w:eastAsia="Times New Roman" w:hAnsi="Times New Roman" w:cs="Times New Roman"/>
+          <w:sz w:val="24"/>
+          <w:szCs w:val="24"/>
+          <w:lang w:eastAsia="en-IN"/>
+        </w:rPr>
+        <w:t xml:space="preserve"> </w:t>
+      </w:r>
+      <w:proofErr w:type="spellStart"/>
+      <w:r>
+        <w:rPr>
+          <w:rFonts w:ascii="Nirmala UI" w:eastAsia="Times New Roman" w:hAnsi="Nirmala UI" w:cs="Nirmala UI"/>
+          <w:sz w:val="24"/>
+          <w:szCs w:val="24"/>
+          <w:lang w:eastAsia="en-IN"/>
+        </w:rPr>
+        <w:t>हैं</w:t>
+      </w:r>
+      <w:proofErr w:type="spellEnd"/>
+      <w:r>
+        <w:rPr>
+          <w:rFonts w:ascii="Nirmala UI" w:eastAsia="Times New Roman" w:hAnsi="Nirmala UI" w:cs="Nirmala UI"/>
+          <w:sz w:val="24"/>
+          <w:szCs w:val="24"/>
+          <w:lang w:eastAsia="en-IN"/>
+        </w:rPr>
+        <w:t>।</w:t>
+      </w:r>
+      <w:r>
+        <w:rPr>
+          <w:rFonts w:ascii="Times New Roman" w:eastAsia="Times New Roman" w:hAnsi="Times New Roman" w:cs="Times New Roman"/>
+          <w:sz w:val="24"/>
+          <w:szCs w:val="24"/>
+          <w:lang w:eastAsia="en-IN"/>
+        </w:rPr>
+        <w:br/>
+      </w:r>
+      <w:proofErr w:type="spellStart"/>
+      <w:r>
+        <w:rPr>
+          <w:rFonts w:ascii="Nirmala UI" w:eastAsia="Times New Roman" w:hAnsi="Nirmala UI" w:cs="Nirmala UI"/>
+          <w:sz w:val="24"/>
+          <w:szCs w:val="24"/>
+          <w:lang w:eastAsia="en-IN"/>
+        </w:rPr>
+        <w:t>इनमें</w:t>
+      </w:r>
+      <w:proofErr w:type="spellEnd"/>
+      <w:r>
+        <w:rPr>
+          <w:rFonts w:ascii="Times New Roman" w:eastAsia="Times New Roman" w:hAnsi="Times New Roman" w:cs="Times New Roman"/>
+          <w:sz w:val="24"/>
+          <w:szCs w:val="24"/>
+          <w:lang w:eastAsia="en-IN"/>
+        </w:rPr>
+        <w:t xml:space="preserve"> </w:t>
+      </w:r>
+      <w:proofErr w:type="spellStart"/>
+      <w:r>
+        <w:rPr>
+          <w:rFonts w:ascii="Nirmala UI" w:eastAsia="Times New Roman" w:hAnsi="Nirmala UI" w:cs="Nirmala UI"/>
+          <w:sz w:val="24"/>
+          <w:szCs w:val="24"/>
+          <w:lang w:eastAsia="en-IN"/>
+        </w:rPr>
+        <w:t>से</w:t>
+      </w:r>
+      <w:proofErr w:type="spellEnd"/>
+      <w:r>
+        <w:rPr>
+          <w:rFonts w:ascii="Times New Roman" w:eastAsia="Times New Roman" w:hAnsi="Times New Roman" w:cs="Times New Roman"/>
+          <w:sz w:val="24"/>
+          <w:szCs w:val="24"/>
+          <w:lang w:eastAsia="en-IN"/>
+        </w:rPr>
+        <w:t xml:space="preserve"> </w:t>
+      </w:r>
+      <w:proofErr w:type="spellStart"/>
+      <w:r>
+        <w:rPr>
+          <w:rFonts w:ascii="Nirmala UI" w:eastAsia="Times New Roman" w:hAnsi="Nirmala UI" w:cs="Nirmala UI"/>
+          <w:sz w:val="24"/>
+          <w:szCs w:val="24"/>
+          <w:lang w:eastAsia="en-IN"/>
+        </w:rPr>
+        <w:t>ही</w:t>
+      </w:r>
+      <w:proofErr w:type="spellEnd"/>
+      <w:r>
+        <w:rPr>
+          <w:rFonts w:ascii="Times New Roman" w:eastAsia="Times New Roman" w:hAnsi="Times New Roman" w:cs="Times New Roman"/>
+          <w:sz w:val="24"/>
+          <w:szCs w:val="24"/>
+          <w:lang w:eastAsia="en-IN"/>
+        </w:rPr>
+        <w:t xml:space="preserve"> </w:t>
+      </w:r>
+      <w:proofErr w:type="spellStart"/>
+      <w:r>
+        <w:rPr>
+          <w:rFonts w:ascii="Nirmala UI" w:eastAsia="Times New Roman" w:hAnsi="Nirmala UI" w:cs="Nirmala UI"/>
+          <w:sz w:val="24"/>
+          <w:szCs w:val="24"/>
+          <w:lang w:eastAsia="en-IN"/>
+        </w:rPr>
+        <w:t>लगभग</w:t>
+      </w:r>
+      <w:proofErr w:type="spellEnd"/>
+      <w:r>
+        <w:rPr>
+          <w:rFonts w:ascii="Times New Roman" w:eastAsia="Times New Roman" w:hAnsi="Times New Roman" w:cs="Times New Roman"/>
+          <w:sz w:val="24"/>
+          <w:szCs w:val="24"/>
+          <w:lang w:eastAsia="en-IN"/>
+        </w:rPr>
+        <w:t xml:space="preserve"> </w:t>
+      </w:r>
+      <w:r>
+        <w:rPr>
+          <w:rFonts w:ascii="Times New Roman" w:eastAsia="Times New Roman" w:hAnsi="Times New Roman" w:cs="Times New Roman"/>
+          <w:b/>
+          <w:bCs/>
+          <w:sz w:val="24"/>
+          <w:szCs w:val="24"/>
+          <w:lang w:eastAsia="en-IN"/>
+        </w:rPr>
+        <w:t xml:space="preserve">4–6 </w:t>
+      </w:r>
+      <w:proofErr w:type="spellStart"/>
+      <w:r>
+        <w:rPr>
+          <w:rFonts w:ascii="Nirmala UI" w:eastAsia="Times New Roman" w:hAnsi="Nirmala UI" w:cs="Nirmala UI"/>
+          <w:b/>
+          <w:bCs/>
+          <w:sz w:val="24"/>
+          <w:szCs w:val="24"/>
+          <w:lang w:eastAsia="en-IN"/>
+        </w:rPr>
+        <w:t>प्रश्न</w:t>
+      </w:r>
+      <w:proofErr w:type="spellEnd"/>
+      <w:r>
+        <w:rPr>
+          <w:rFonts w:ascii="Times New Roman" w:eastAsia="Times New Roman" w:hAnsi="Times New Roman" w:cs="Times New Roman"/>
+          <w:sz w:val="24"/>
+          <w:szCs w:val="24"/>
+          <w:lang w:eastAsia="en-IN"/>
+        </w:rPr>
+        <w:t xml:space="preserve"> </w:t>
+      </w:r>
+      <w:proofErr w:type="spellStart"/>
+      <w:r>
+        <w:rPr>
+          <w:rFonts w:ascii="Nirmala UI" w:eastAsia="Times New Roman" w:hAnsi="Nirmala UI" w:cs="Nirmala UI"/>
+          <w:sz w:val="24"/>
+          <w:szCs w:val="24"/>
+          <w:lang w:eastAsia="en-IN"/>
+        </w:rPr>
+        <w:t>हर</w:t>
+      </w:r>
+      <w:proofErr w:type="spellEnd"/>
+      <w:r>
+        <w:rPr>
+          <w:rFonts w:ascii="Times New Roman" w:eastAsia="Times New Roman" w:hAnsi="Times New Roman" w:cs="Times New Roman"/>
+          <w:sz w:val="24"/>
+          <w:szCs w:val="24"/>
+          <w:lang w:eastAsia="en-IN"/>
+        </w:rPr>
+        <w:t xml:space="preserve"> </w:t>
+      </w:r>
+      <w:proofErr w:type="spellStart"/>
+      <w:r>
+        <w:rPr>
+          <w:rFonts w:ascii="Nirmala UI" w:eastAsia="Times New Roman" w:hAnsi="Nirmala UI" w:cs="Nirmala UI"/>
+          <w:sz w:val="24"/>
+          <w:szCs w:val="24"/>
+          <w:lang w:eastAsia="en-IN"/>
+        </w:rPr>
+        <w:t>साल</w:t>
+      </w:r>
+      <w:proofErr w:type="spellEnd"/>
+      <w:r>
+        <w:rPr>
+          <w:rFonts w:ascii="Times New Roman" w:eastAsia="Times New Roman" w:hAnsi="Times New Roman" w:cs="Times New Roman"/>
+          <w:sz w:val="24"/>
+          <w:szCs w:val="24"/>
+          <w:lang w:eastAsia="en-IN"/>
+        </w:rPr>
+        <w:t xml:space="preserve"> </w:t>
+      </w:r>
+      <w:proofErr w:type="spellStart"/>
+      <w:r>
+        <w:rPr>
+          <w:rFonts w:ascii="Nirmala UI" w:eastAsia="Times New Roman" w:hAnsi="Nirmala UI" w:cs="Nirmala UI"/>
+          <w:sz w:val="24"/>
+          <w:szCs w:val="24"/>
+          <w:lang w:eastAsia="en-IN"/>
+        </w:rPr>
+        <w:t>पूछे</w:t>
+      </w:r>
+      <w:proofErr w:type="spellEnd"/>
+      <w:r>
+        <w:rPr>
+          <w:rFonts w:ascii="Times New Roman" w:eastAsia="Times New Roman" w:hAnsi="Times New Roman" w:cs="Times New Roman"/>
+          <w:sz w:val="24"/>
+          <w:szCs w:val="24"/>
+          <w:lang w:eastAsia="en-IN"/>
+        </w:rPr>
+        <w:t xml:space="preserve"> </w:t>
+      </w:r>
+      <w:proofErr w:type="spellStart"/>
+      <w:r>
+        <w:rPr>
+          <w:rFonts w:ascii="Nirmala UI" w:eastAsia="Times New Roman" w:hAnsi="Nirmala UI" w:cs="Nirmala UI"/>
+          <w:sz w:val="24"/>
+          <w:szCs w:val="24"/>
+          <w:lang w:eastAsia="en-IN"/>
+        </w:rPr>
+        <w:t>जाते</w:t>
+      </w:r>
+      <w:proofErr w:type="spellEnd"/>
+      <w:r>
+        <w:rPr>
+          <w:rFonts w:ascii="Times New Roman" w:eastAsia="Times New Roman" w:hAnsi="Times New Roman" w:cs="Times New Roman"/>
+          <w:sz w:val="24"/>
+          <w:szCs w:val="24"/>
+          <w:lang w:eastAsia="en-IN"/>
+        </w:rPr>
+        <w:t xml:space="preserve"> </w:t>
+      </w:r>
+      <w:proofErr w:type="spellStart"/>
+      <w:r>
+        <w:rPr>
+          <w:rFonts w:ascii="Nirmala UI" w:eastAsia="Times New Roman" w:hAnsi="Nirmala UI" w:cs="Nirmala UI"/>
+          <w:sz w:val="24"/>
+          <w:szCs w:val="24"/>
+          <w:lang w:eastAsia="en-IN"/>
+        </w:rPr>
+        <w:t>हैं</w:t>
+      </w:r>
+      <w:proofErr w:type="spellEnd"/>
+      <w:r>
+        <w:rPr>
+          <w:rFonts w:ascii="Nirmala UI" w:eastAsia="Times New Roman" w:hAnsi="Nirmala UI" w:cs="Nirmala UI"/>
+          <w:sz w:val="24"/>
+          <w:szCs w:val="24"/>
+          <w:lang w:eastAsia="en-IN"/>
+        </w:rPr>
+        <w:t>।</w:t>
+      </w:r>
+    </w:p>
+    <w:p>
+      <w:pPr>
+        <w:spacing w:before="100" w:beforeAutospacing="1" w:after="100" w:afterAutospacing="1" w:line="240" w:lineRule="auto"/>
+        <w:rPr>
+          <w:rFonts w:ascii="Times New Roman" w:eastAsia="Times New Roman" w:hAnsi="Times New Roman" w:cs="Times New Roman"/>
+          <w:sz w:val="24"/>
+          <w:szCs w:val="24"/>
+          <w:lang w:eastAsia="en-IN"/>
+        </w:rPr>
+      </w:pPr>
+      <w:proofErr w:type="spellStart"/>
+      <w:r>
+        <w:rPr>
+          <w:rFonts w:ascii="Nirmala UI" w:eastAsia="Times New Roman" w:hAnsi="Nirmala UI" w:cs="Nirmala UI"/>
+          <w:sz w:val="24"/>
+          <w:szCs w:val="24"/>
+          <w:lang w:eastAsia="en-IN"/>
+        </w:rPr>
+        <w:t>मैं</w:t>
+      </w:r>
+      <w:proofErr w:type="spellEnd"/>
+      <w:r>
+        <w:rPr>
+          <w:rFonts w:ascii="Times New Roman" w:eastAsia="Times New Roman" w:hAnsi="Times New Roman" w:cs="Times New Roman"/>
+          <w:sz w:val="24"/>
+          <w:szCs w:val="24"/>
+          <w:lang w:eastAsia="en-IN"/>
+        </w:rPr>
+        <w:t xml:space="preserve"> </w:t>
+      </w:r>
+      <w:proofErr w:type="spellStart"/>
+      <w:r>
+        <w:rPr>
+          <w:rFonts w:ascii="Nirmala UI" w:eastAsia="Times New Roman" w:hAnsi="Nirmala UI" w:cs="Nirmala UI"/>
+          <w:sz w:val="24"/>
+          <w:szCs w:val="24"/>
+          <w:lang w:eastAsia="en-IN"/>
+        </w:rPr>
+        <w:t>आपको</w:t>
+      </w:r>
+      <w:proofErr w:type="spellEnd"/>
+      <w:r>
+        <w:rPr>
+          <w:rFonts w:ascii="Times New Roman" w:eastAsia="Times New Roman" w:hAnsi="Times New Roman" w:cs="Times New Roman"/>
+          <w:sz w:val="24"/>
+          <w:szCs w:val="24"/>
+          <w:lang w:eastAsia="en-IN"/>
+        </w:rPr>
+        <w:t xml:space="preserve"> </w:t>
+      </w:r>
+      <w:proofErr w:type="spellStart"/>
+      <w:r>
+        <w:rPr>
+          <w:rFonts w:ascii="Nirmala UI" w:eastAsia="Times New Roman" w:hAnsi="Nirmala UI" w:cs="Nirmala UI"/>
+          <w:sz w:val="24"/>
+          <w:szCs w:val="24"/>
+          <w:lang w:eastAsia="en-IN"/>
+        </w:rPr>
+        <w:t>बिल्कुल</w:t>
+      </w:r>
+      <w:proofErr w:type="spellEnd"/>
+      <w:r>
+        <w:rPr>
+          <w:rFonts w:ascii="Times New Roman" w:eastAsia="Times New Roman" w:hAnsi="Times New Roman" w:cs="Times New Roman"/>
+          <w:sz w:val="24"/>
+          <w:szCs w:val="24"/>
+          <w:lang w:eastAsia="en-IN"/>
+        </w:rPr>
+        <w:t xml:space="preserve"> </w:t>
+      </w:r>
+      <w:r>
+        <w:rPr>
+          <w:rFonts w:ascii="Times New Roman" w:eastAsia="Times New Roman" w:hAnsi="Times New Roman" w:cs="Times New Roman"/>
+          <w:b/>
+          <w:bCs/>
+          <w:sz w:val="24"/>
+          <w:szCs w:val="24"/>
+          <w:lang w:eastAsia="en-IN"/>
+        </w:rPr>
+        <w:t>exam-oriented</w:t>
+      </w:r>
+      <w:r>
+        <w:rPr>
+          <w:rFonts w:ascii="Times New Roman" w:eastAsia="Times New Roman" w:hAnsi="Times New Roman" w:cs="Times New Roman"/>
+          <w:sz w:val="24"/>
+          <w:szCs w:val="24"/>
+          <w:lang w:eastAsia="en-IN"/>
+        </w:rPr>
+        <w:t xml:space="preserve"> </w:t>
+      </w:r>
+      <w:proofErr w:type="spellStart"/>
+      <w:r>
+        <w:rPr>
+          <w:rFonts w:ascii="Nirmala UI" w:eastAsia="Times New Roman" w:hAnsi="Nirmala UI" w:cs="Nirmala UI"/>
+          <w:sz w:val="24"/>
+          <w:szCs w:val="24"/>
+          <w:lang w:eastAsia="en-IN"/>
+        </w:rPr>
+        <w:t>तरीके</w:t>
+      </w:r>
+      <w:proofErr w:type="spellEnd"/>
+      <w:r>
+        <w:rPr>
+          <w:rFonts w:ascii="Times New Roman" w:eastAsia="Times New Roman" w:hAnsi="Times New Roman" w:cs="Times New Roman"/>
+          <w:sz w:val="24"/>
+          <w:szCs w:val="24"/>
+          <w:lang w:eastAsia="en-IN"/>
+        </w:rPr>
+        <w:t xml:space="preserve"> </w:t>
+      </w:r>
+      <w:proofErr w:type="spellStart"/>
+      <w:r>
+        <w:rPr>
+          <w:rFonts w:ascii="Nirmala UI" w:eastAsia="Times New Roman" w:hAnsi="Nirmala UI" w:cs="Nirmala UI"/>
+          <w:sz w:val="24"/>
+          <w:szCs w:val="24"/>
+          <w:lang w:eastAsia="en-IN"/>
+        </w:rPr>
+        <w:t>से</w:t>
+      </w:r>
+      <w:proofErr w:type="spellEnd"/>
+      <w:r>
+        <w:rPr>
+          <w:rFonts w:ascii="Times New Roman" w:eastAsia="Times New Roman" w:hAnsi="Times New Roman" w:cs="Times New Roman"/>
+          <w:sz w:val="24"/>
+          <w:szCs w:val="24"/>
+          <w:lang w:eastAsia="en-IN"/>
+        </w:rPr>
+        <w:t xml:space="preserve"> </w:t>
+      </w:r>
+      <w:proofErr w:type="spellStart"/>
+      <w:r>
+        <w:rPr>
+          <w:rFonts w:ascii="Nirmala UI" w:eastAsia="Times New Roman" w:hAnsi="Nirmala UI" w:cs="Nirmala UI"/>
+          <w:sz w:val="24"/>
+          <w:szCs w:val="24"/>
+          <w:lang w:eastAsia="en-IN"/>
+        </w:rPr>
+        <w:t>पूरी</w:t>
+      </w:r>
+      <w:proofErr w:type="spellEnd"/>
+      <w:r>
+        <w:rPr>
+          <w:rFonts w:ascii="Times New Roman" w:eastAsia="Times New Roman" w:hAnsi="Times New Roman" w:cs="Times New Roman"/>
+          <w:sz w:val="24"/>
+          <w:szCs w:val="24"/>
+          <w:lang w:eastAsia="en-IN"/>
+        </w:rPr>
+        <w:t xml:space="preserve"> </w:t>
+      </w:r>
+      <w:proofErr w:type="spellStart"/>
+      <w:r>
+        <w:rPr>
+          <w:rFonts w:ascii="Nirmala UI" w:eastAsia="Times New Roman" w:hAnsi="Nirmala UI" w:cs="Nirmala UI"/>
+          <w:sz w:val="24"/>
+          <w:szCs w:val="24"/>
+          <w:lang w:eastAsia="en-IN"/>
+        </w:rPr>
+        <w:t>लिस्ट</w:t>
+      </w:r>
+      <w:proofErr w:type="spellEnd"/>
+      <w:r>
+        <w:rPr>
+          <w:rFonts w:ascii="Times New Roman" w:eastAsia="Times New Roman" w:hAnsi="Times New Roman" w:cs="Times New Roman"/>
+          <w:sz w:val="24"/>
+          <w:szCs w:val="24"/>
+          <w:lang w:eastAsia="en-IN"/>
+        </w:rPr>
+        <w:t xml:space="preserve"> </w:t>
+      </w:r>
+      <w:proofErr w:type="spellStart"/>
+      <w:r>
+        <w:rPr>
+          <w:rFonts w:ascii="Nirmala UI" w:eastAsia="Times New Roman" w:hAnsi="Nirmala UI" w:cs="Nirmala UI"/>
+          <w:sz w:val="24"/>
+          <w:szCs w:val="24"/>
+          <w:lang w:eastAsia="en-IN"/>
+        </w:rPr>
+        <w:t>दे</w:t>
+      </w:r>
+      <w:proofErr w:type="spellEnd"/>
+      <w:r>
+        <w:rPr>
+          <w:rFonts w:ascii="Times New Roman" w:eastAsia="Times New Roman" w:hAnsi="Times New Roman" w:cs="Times New Roman"/>
+          <w:sz w:val="24"/>
+          <w:szCs w:val="24"/>
+          <w:lang w:eastAsia="en-IN"/>
+        </w:rPr>
+        <w:t xml:space="preserve"> </w:t>
+      </w:r>
+      <w:proofErr w:type="spellStart"/>
+      <w:r>
+        <w:rPr>
+          <w:rFonts w:ascii="Nirmala UI" w:eastAsia="Times New Roman" w:hAnsi="Nirmala UI" w:cs="Nirmala UI"/>
+          <w:sz w:val="24"/>
+          <w:szCs w:val="24"/>
+          <w:lang w:eastAsia="en-IN"/>
+        </w:rPr>
+        <w:t>रहा</w:t>
+      </w:r>
+      <w:proofErr w:type="spellEnd"/>
+      <w:r>
+        <w:rPr>
+          <w:rFonts w:ascii="Times New Roman" w:eastAsia="Times New Roman" w:hAnsi="Times New Roman" w:cs="Times New Roman"/>
+          <w:sz w:val="24"/>
+          <w:szCs w:val="24"/>
+          <w:lang w:eastAsia="en-IN"/>
+        </w:rPr>
+        <w:t xml:space="preserve"> </w:t>
+      </w:r>
+      <w:proofErr w:type="spellStart"/>
+      <w:r>
+        <w:rPr>
+          <w:rFonts w:ascii="Nirmala UI" w:eastAsia="Times New Roman" w:hAnsi="Nirmala UI" w:cs="Nirmala UI"/>
+          <w:sz w:val="24"/>
+          <w:szCs w:val="24"/>
+          <w:lang w:eastAsia="en-IN"/>
+        </w:rPr>
+        <w:t>हूँ</w:t>
+      </w:r>
+      <w:proofErr w:type="spellEnd"/>
+      <w:r>
+        <w:rPr>
+          <w:rFonts w:ascii="Times New Roman" w:eastAsia="Times New Roman" w:hAnsi="Times New Roman" w:cs="Times New Roman"/>
+          <w:sz w:val="24"/>
+          <w:szCs w:val="24"/>
+          <w:lang w:eastAsia="en-IN"/>
+        </w:rPr>
+        <w:t>:</w:t>
+      </w:r>
+    </w:p>
+    <w:p>
+      <w:pPr>
+        <w:spacing w:after="0" w:line="240" w:lineRule="auto"/>
+        <w:rPr>
+          <w:rFonts w:ascii="Times New Roman" w:eastAsia="Times New Roman" w:hAnsi="Times New Roman" w:cs="Times New Roman"/>
+          <w:sz w:val="24"/>
+          <w:szCs w:val="24"/>
+          <w:lang w:eastAsia="en-IN"/>
+        </w:rPr>
+      </w:pPr>
+      <w:r>
+        <w:rPr>
+          <w:rFonts w:ascii="Times New Roman" w:eastAsia="Times New Roman" w:hAnsi="Times New Roman" w:cs="Times New Roman"/>
+          <w:sz w:val="24"/>
+          <w:szCs w:val="24"/>
+          <w:lang w:eastAsia="en-IN"/>
+        </w:rPr>
+        <w:pict w14:anchorId="6354F9FA">
+          <v:rect id="_x0000_i1025" style="width:0;height:1.5pt" o:hralign="center" o:hrstd="t" o:hr="t" fillcolor="#a0a0a0" stroked="f"/>
+        </w:pict>
+      </w:r>
+    </w:p>
+    <w:p>
+      <w:pPr>
+        <w:spacing w:before="100" w:beforeAutospacing="1" w:after="100" w:afterAutospacing="1" w:line="240" w:lineRule="auto"/>
+        <w:outlineLvl w:val="0"/>
+        <w:rPr>
+          <w:rFonts w:ascii="Times New Roman" w:eastAsia="Times New Roman" w:hAnsi="Times New Roman" w:cs="Times New Roman"/>
+          <w:b/>
+          <w:bCs/>
+          <w:kern w:val="36"/>
+          <w:sz w:val="48"/>
+          <w:szCs w:val="48"/>
+          <w:lang w:eastAsia="en-IN"/>
+        </w:rPr>
+      </w:pPr>
+      <w:r>
+        <w:rPr>
+          <w:rFonts w:ascii="Segoe UI Emoji" w:eastAsia="Times New Roman" w:hAnsi="Segoe UI Emoji" w:cs="Segoe UI Emoji"/>
+          <w:b/>
+          <w:bCs/>
+          <w:kern w:val="36"/>
+          <w:sz w:val="48"/>
+          <w:szCs w:val="48"/>
+          <w:lang w:eastAsia="en-IN"/>
+        </w:rPr>
+        <w:t>🌿</w:t>
+      </w:r>
+      <w:r>
+        <w:rPr>
+          <w:rFonts w:ascii="Times New Roman" w:eastAsia="Times New Roman" w:hAnsi="Times New Roman" w:cs="Times New Roman"/>
+          <w:b/>
+          <w:bCs/>
+          <w:kern w:val="36"/>
+          <w:sz w:val="48"/>
+          <w:szCs w:val="48"/>
+          <w:lang w:eastAsia="en-IN"/>
+        </w:rPr>
+        <w:t xml:space="preserve"> UPPCS Ecology </w:t>
+      </w:r>
+      <w:proofErr w:type="spellStart"/>
+      <w:r>
+        <w:rPr>
+          <w:rFonts w:ascii="Nirmala UI" w:eastAsia="Times New Roman" w:hAnsi="Nirmala UI" w:cs="Nirmala UI"/>
+          <w:b/>
+          <w:bCs/>
+          <w:kern w:val="36"/>
+          <w:sz w:val="48"/>
+          <w:szCs w:val="48"/>
+          <w:lang w:eastAsia="en-IN"/>
+        </w:rPr>
+        <w:t>के</w:t>
+      </w:r>
+      <w:proofErr w:type="spellEnd"/>
+      <w:r>
+        <w:rPr>
+          <w:rFonts w:ascii="Times New Roman" w:eastAsia="Times New Roman" w:hAnsi="Times New Roman" w:cs="Times New Roman"/>
+          <w:b/>
+          <w:bCs/>
+          <w:kern w:val="36"/>
+          <w:sz w:val="48"/>
+          <w:szCs w:val="48"/>
+          <w:lang w:eastAsia="en-IN"/>
+        </w:rPr>
+        <w:t xml:space="preserve"> </w:t>
+      </w:r>
+      <w:proofErr w:type="spellStart"/>
+      <w:r>
+        <w:rPr>
+          <w:rFonts w:ascii="Nirmala UI" w:eastAsia="Times New Roman" w:hAnsi="Nirmala UI" w:cs="Nirmala UI"/>
+          <w:b/>
+          <w:bCs/>
+          <w:kern w:val="36"/>
+          <w:sz w:val="48"/>
+          <w:szCs w:val="48"/>
+          <w:lang w:eastAsia="en-IN"/>
+        </w:rPr>
+        <w:t>मुख्य</w:t>
+      </w:r>
+      <w:proofErr w:type="spellEnd"/>
+      <w:r>
+        <w:rPr>
+          <w:rFonts w:ascii="Times New Roman" w:eastAsia="Times New Roman" w:hAnsi="Times New Roman" w:cs="Times New Roman"/>
+          <w:b/>
+          <w:bCs/>
+          <w:kern w:val="36"/>
+          <w:sz w:val="48"/>
+          <w:szCs w:val="48"/>
+          <w:lang w:eastAsia="en-IN"/>
+        </w:rPr>
+        <w:t xml:space="preserve"> 10 Topics</w:t>
+      </w:r>
+    </w:p>
+    <w:p>
+      <w:pPr>
+        <w:spacing w:before="100" w:beforeAutospacing="1" w:after="100" w:afterAutospacing="1" w:line="240" w:lineRule="auto"/>
+        <w:rPr>
+          <w:rFonts w:ascii="Times New Roman" w:eastAsia="Times New Roman" w:hAnsi="Times New Roman" w:cs="Times New Roman"/>
+          <w:sz w:val="24"/>
+          <w:szCs w:val="24"/>
+          <w:lang w:eastAsia="en-IN"/>
+        </w:rPr>
+      </w:pPr>
+      <w:r>
+        <w:rPr>
+          <w:rFonts w:ascii="Times New Roman" w:eastAsia="Times New Roman" w:hAnsi="Times New Roman" w:cs="Times New Roman"/>
+          <w:sz w:val="24"/>
+          <w:szCs w:val="24"/>
+          <w:lang w:eastAsia="en-IN"/>
+        </w:rPr>
+        <w:t>(</w:t>
+      </w:r>
+      <w:proofErr w:type="spellStart"/>
+      <w:r>
+        <w:rPr>
+          <w:rFonts w:ascii="Nirmala UI" w:eastAsia="Times New Roman" w:hAnsi="Nirmala UI" w:cs="Nirmala UI"/>
+          <w:sz w:val="24"/>
+          <w:szCs w:val="24"/>
+          <w:lang w:eastAsia="en-IN"/>
+        </w:rPr>
+        <w:t>यही</w:t>
+      </w:r>
+      <w:proofErr w:type="spellEnd"/>
+      <w:r>
+        <w:rPr>
+          <w:rFonts w:ascii="Times New Roman" w:eastAsia="Times New Roman" w:hAnsi="Times New Roman" w:cs="Times New Roman"/>
+          <w:sz w:val="24"/>
+          <w:szCs w:val="24"/>
+          <w:lang w:eastAsia="en-IN"/>
+        </w:rPr>
+        <w:t xml:space="preserve"> </w:t>
+      </w:r>
+      <w:proofErr w:type="spellStart"/>
+      <w:r>
+        <w:rPr>
+          <w:rFonts w:ascii="Nirmala UI" w:eastAsia="Times New Roman" w:hAnsi="Nirmala UI" w:cs="Nirmala UI"/>
+          <w:sz w:val="24"/>
+          <w:szCs w:val="24"/>
+          <w:lang w:eastAsia="en-IN"/>
+        </w:rPr>
+        <w:t>पढ़ना</w:t>
+      </w:r>
+      <w:proofErr w:type="spellEnd"/>
+      <w:r>
+        <w:rPr>
+          <w:rFonts w:ascii="Times New Roman" w:eastAsia="Times New Roman" w:hAnsi="Times New Roman" w:cs="Times New Roman"/>
+          <w:sz w:val="24"/>
+          <w:szCs w:val="24"/>
+          <w:lang w:eastAsia="en-IN"/>
+        </w:rPr>
+        <w:t xml:space="preserve"> </w:t>
+      </w:r>
+      <w:proofErr w:type="spellStart"/>
+      <w:r>
+        <w:rPr>
+          <w:rFonts w:ascii="Nirmala UI" w:eastAsia="Times New Roman" w:hAnsi="Nirmala UI" w:cs="Nirmala UI"/>
+          <w:sz w:val="24"/>
+          <w:szCs w:val="24"/>
+          <w:lang w:eastAsia="en-IN"/>
+        </w:rPr>
+        <w:t>काफी</w:t>
+      </w:r>
+      <w:proofErr w:type="spellEnd"/>
+      <w:r>
+        <w:rPr>
+          <w:rFonts w:ascii="Times New Roman" w:eastAsia="Times New Roman" w:hAnsi="Times New Roman" w:cs="Times New Roman"/>
+          <w:sz w:val="24"/>
+          <w:szCs w:val="24"/>
+          <w:lang w:eastAsia="en-IN"/>
+        </w:rPr>
+        <w:t xml:space="preserve"> </w:t>
+      </w:r>
+      <w:proofErr w:type="spellStart"/>
+      <w:r>
+        <w:rPr>
+          <w:rFonts w:ascii="Nirmala UI" w:eastAsia="Times New Roman" w:hAnsi="Nirmala UI" w:cs="Nirmala UI"/>
+          <w:sz w:val="24"/>
+          <w:szCs w:val="24"/>
+          <w:lang w:eastAsia="en-IN"/>
+        </w:rPr>
+        <w:t>है</w:t>
+      </w:r>
+      <w:proofErr w:type="spellEnd"/>
+      <w:r>
+        <w:rPr>
+          <w:rFonts w:ascii="Times New Roman" w:eastAsia="Times New Roman" w:hAnsi="Times New Roman" w:cs="Times New Roman"/>
+          <w:sz w:val="24"/>
+          <w:szCs w:val="24"/>
+          <w:lang w:eastAsia="en-IN"/>
+        </w:rPr>
+        <w:t>)</w:t>
+      </w:r>
+    </w:p>
+    <w:p>
+      <w:pPr>
+        <w:spacing w:after="0" w:line="240" w:lineRule="auto"/>
+        <w:rPr>
+          <w:rFonts w:ascii="Times New Roman" w:eastAsia="Times New Roman" w:hAnsi="Times New Roman" w:cs="Times New Roman"/>
+          <w:sz w:val="24"/>
+          <w:szCs w:val="24"/>
+          <w:lang w:eastAsia="en-IN"/>
+        </w:rPr>
+      </w:pPr>
+      <w:r>
+        <w:rPr>
+          <w:rFonts w:ascii="Times New Roman" w:eastAsia="Times New Roman" w:hAnsi="Times New Roman" w:cs="Times New Roman"/>
+          <w:sz w:val="24"/>
+          <w:szCs w:val="24"/>
+          <w:lang w:eastAsia="en-IN"/>
+        </w:rPr>
+        <w:pict w14:anchorId="4E06D851">
+          <v:rect id="_x0000_i1026" style="width:0;height:1.5pt" o:hralign="center" o:hrstd="t" o:hr="t" fillcolor="#a0a0a0" stroked="f"/>
+        </w:pict>
+      </w:r>
+    </w:p>
+    <w:p>
+      <w:pPr>
+        <w:spacing w:before="100" w:beforeAutospacing="1" w:after="100" w:afterAutospacing="1" w:line="240" w:lineRule="auto"/>
+        <w:outlineLvl w:val="1"/>
+        <w:rPr>
+          <w:rFonts w:ascii="Times New Roman" w:eastAsia="Times New Roman" w:hAnsi="Times New Roman" w:cs="Times New Roman"/>
+          <w:b/>
+          <w:bCs/>
+          <w:sz w:val="36"/>
+          <w:szCs w:val="36"/>
+          <w:lang w:eastAsia="en-IN"/>
+        </w:rPr>
+      </w:pPr>
+      <w:r>
+        <w:rPr>
+          <w:rFonts w:ascii="Times New Roman" w:eastAsia="Times New Roman" w:hAnsi="Times New Roman" w:cs="Times New Roman"/>
+          <w:b/>
+          <w:bCs/>
+          <w:sz w:val="36"/>
+          <w:szCs w:val="36"/>
+          <w:lang w:eastAsia="en-IN"/>
+        </w:rPr>
+        <w:t>1. Ecosystem (</w:t>
+      </w:r>
+      <w:proofErr w:type="spellStart"/>
+      <w:r>
+        <w:rPr>
+          <w:rFonts w:ascii="Nirmala UI" w:eastAsia="Times New Roman" w:hAnsi="Nirmala UI" w:cs="Nirmala UI"/>
+          <w:b/>
+          <w:bCs/>
+          <w:sz w:val="36"/>
+          <w:szCs w:val="36"/>
+          <w:lang w:eastAsia="en-IN"/>
+        </w:rPr>
+        <w:t>पारिस्थितिकी</w:t>
+      </w:r>
+      <w:proofErr w:type="spellEnd"/>
+      <w:r>
+        <w:rPr>
+          <w:rFonts w:ascii="Times New Roman" w:eastAsia="Times New Roman" w:hAnsi="Times New Roman" w:cs="Times New Roman"/>
+          <w:b/>
+          <w:bCs/>
+          <w:sz w:val="36"/>
+          <w:szCs w:val="36"/>
+          <w:lang w:eastAsia="en-IN"/>
+        </w:rPr>
+        <w:t xml:space="preserve"> </w:t>
+      </w:r>
+      <w:proofErr w:type="spellStart"/>
+      <w:r>
+        <w:rPr>
+          <w:rFonts w:ascii="Nirmala UI" w:eastAsia="Times New Roman" w:hAnsi="Nirmala UI" w:cs="Nirmala UI"/>
+          <w:b/>
+          <w:bCs/>
+          <w:sz w:val="36"/>
+          <w:szCs w:val="36"/>
+          <w:lang w:eastAsia="en-IN"/>
+        </w:rPr>
+        <w:t>तंत्र</w:t>
+      </w:r>
+      <w:proofErr w:type="spellEnd"/>
+      <w:r>
+        <w:rPr>
+          <w:rFonts w:ascii="Times New Roman" w:eastAsia="Times New Roman" w:hAnsi="Times New Roman" w:cs="Times New Roman"/>
+          <w:b/>
+          <w:bCs/>
+          <w:sz w:val="36"/>
+          <w:szCs w:val="36"/>
+          <w:lang w:eastAsia="en-IN"/>
+        </w:rPr>
+        <w:t>)</w:t>
+      </w:r>
+    </w:p>
+    <w:p>
+      <w:pPr>
+        <w:numPr>
+          <w:ilvl w:val="0"/>
+          <w:numId w:val="1"/>
+        </w:numPr>
+        <w:spacing w:before="100" w:beforeAutospacing="1" w:after="100" w:afterAutospacing="1" w:line="240" w:lineRule="auto"/>
+        <w:rPr>
+          <w:rFonts w:ascii="Times New Roman" w:eastAsia="Times New Roman" w:hAnsi="Times New Roman" w:cs="Times New Roman"/>
+          <w:sz w:val="24"/>
+          <w:szCs w:val="24"/>
+          <w:lang w:eastAsia="en-IN"/>
+        </w:rPr>
+      </w:pPr>
+      <w:r>
+        <w:rPr>
+          <w:rFonts w:ascii="Times New Roman" w:eastAsia="Times New Roman" w:hAnsi="Times New Roman" w:cs="Times New Roman"/>
+          <w:sz w:val="24"/>
+          <w:szCs w:val="24"/>
+          <w:lang w:eastAsia="en-IN"/>
+        </w:rPr>
+        <w:t>definition</w:t>
+      </w:r>
+    </w:p>
+    <w:p>
+      <w:pPr>
+        <w:numPr>
+          <w:ilvl w:val="0"/>
+          <w:numId w:val="1"/>
+        </w:numPr>
+        <w:spacing w:before="100" w:beforeAutospacing="1" w:after="100" w:afterAutospacing="1" w:line="240" w:lineRule="auto"/>
+        <w:rPr>
+          <w:rFonts w:ascii="Times New Roman" w:eastAsia="Times New Roman" w:hAnsi="Times New Roman" w:cs="Times New Roman"/>
+          <w:sz w:val="24"/>
+          <w:szCs w:val="24"/>
+          <w:lang w:eastAsia="en-IN"/>
+        </w:rPr>
+      </w:pPr>
+      <w:r>
+        <w:rPr>
+          <w:rFonts w:ascii="Times New Roman" w:eastAsia="Times New Roman" w:hAnsi="Times New Roman" w:cs="Times New Roman"/>
+          <w:sz w:val="24"/>
+          <w:szCs w:val="24"/>
+          <w:lang w:eastAsia="en-IN"/>
+        </w:rPr>
+        <w:t>types (natural/artificial)</w:t>
+      </w:r>
+    </w:p>
+    <w:p>
+      <w:pPr>
+        <w:numPr>
+          <w:ilvl w:val="0"/>
+          <w:numId w:val="1"/>
+        </w:numPr>
+        <w:spacing w:before="100" w:beforeAutospacing="1" w:after="100" w:afterAutospacing="1" w:line="240" w:lineRule="auto"/>
+        <w:rPr>
+          <w:rFonts w:ascii="Times New Roman" w:eastAsia="Times New Roman" w:hAnsi="Times New Roman" w:cs="Times New Roman"/>
+          <w:sz w:val="24"/>
+          <w:szCs w:val="24"/>
+          <w:lang w:eastAsia="en-IN"/>
+        </w:rPr>
+      </w:pPr>
+      <w:r>
+        <w:rPr>
+          <w:rFonts w:ascii="Times New Roman" w:eastAsia="Times New Roman" w:hAnsi="Times New Roman" w:cs="Times New Roman"/>
+          <w:sz w:val="24"/>
+          <w:szCs w:val="24"/>
+          <w:lang w:eastAsia="en-IN"/>
+        </w:rPr>
+        <w:t>forest, grassland, desert, aquatic</w:t>
+      </w:r>
+    </w:p>
+    <w:p>
+      <w:pPr>
+        <w:numPr>
+          <w:ilvl w:val="0"/>
+          <w:numId w:val="1"/>
+        </w:numPr>
+        <w:spacing w:before="100" w:beforeAutospacing="1" w:after="100" w:afterAutospacing="1" w:line="240" w:lineRule="auto"/>
+        <w:rPr>
+          <w:rFonts w:ascii="Times New Roman" w:eastAsia="Times New Roman" w:hAnsi="Times New Roman" w:cs="Times New Roman"/>
+          <w:sz w:val="24"/>
+          <w:szCs w:val="24"/>
+          <w:lang w:eastAsia="en-IN"/>
+        </w:rPr>
+      </w:pPr>
+      <w:r>
+        <w:rPr>
+          <w:rFonts w:ascii="Times New Roman" w:eastAsia="Times New Roman" w:hAnsi="Times New Roman" w:cs="Times New Roman"/>
+          <w:sz w:val="24"/>
+          <w:szCs w:val="24"/>
+          <w:lang w:eastAsia="en-IN"/>
+        </w:rPr>
+        <w:t>food chain &amp; food web</w:t>
+      </w:r>
+    </w:p>
+    <w:p>
+      <w:pPr>
+        <w:numPr>
+          <w:ilvl w:val="0"/>
+          <w:numId w:val="1"/>
+        </w:numPr>
+        <w:spacing w:before="100" w:beforeAutospacing="1" w:after="100" w:afterAutospacing="1" w:line="240" w:lineRule="auto"/>
+        <w:rPr>
+          <w:rFonts w:ascii="Times New Roman" w:eastAsia="Times New Roman" w:hAnsi="Times New Roman" w:cs="Times New Roman"/>
+          <w:sz w:val="24"/>
+          <w:szCs w:val="24"/>
+          <w:lang w:eastAsia="en-IN"/>
+        </w:rPr>
+      </w:pPr>
+      <w:r>
+        <w:rPr>
+          <w:rFonts w:ascii="Times New Roman" w:eastAsia="Times New Roman" w:hAnsi="Times New Roman" w:cs="Times New Roman"/>
+          <w:sz w:val="24"/>
+          <w:szCs w:val="24"/>
+          <w:lang w:eastAsia="en-IN"/>
+        </w:rPr>
+        <w:t>trophic levels</w:t>
+      </w:r>
+    </w:p>
+    <w:p>
+      <w:pPr>
+        <w:numPr>
+          <w:ilvl w:val="0"/>
+          <w:numId w:val="1"/>
+        </w:numPr>
+        <w:spacing w:before="100" w:beforeAutospacing="1" w:after="100" w:afterAutospacing="1" w:line="240" w:lineRule="auto"/>
+        <w:rPr>
+          <w:rFonts w:ascii="Times New Roman" w:eastAsia="Times New Roman" w:hAnsi="Times New Roman" w:cs="Times New Roman"/>
+          <w:sz w:val="24"/>
+          <w:szCs w:val="24"/>
+          <w:lang w:eastAsia="en-IN"/>
+        </w:rPr>
+      </w:pPr>
+      <w:r>
+        <w:rPr>
+          <w:rFonts w:ascii="Times New Roman" w:eastAsia="Times New Roman" w:hAnsi="Times New Roman" w:cs="Times New Roman"/>
+          <w:sz w:val="24"/>
+          <w:szCs w:val="24"/>
+          <w:lang w:eastAsia="en-IN"/>
+        </w:rPr>
+        <w:t>ecological pyramids</w:t>
+      </w:r>
+    </w:p>
+    <w:p>
+      <w:pPr>
+        <w:spacing w:before="100" w:beforeAutospacing="1" w:after="100" w:afterAutospacing="1" w:line="240" w:lineRule="auto"/>
+        <w:rPr>
+          <w:rFonts w:ascii="Times New Roman" w:eastAsia="Times New Roman" w:hAnsi="Times New Roman" w:cs="Times New Roman"/>
+          <w:sz w:val="24"/>
+          <w:szCs w:val="24"/>
+          <w:lang w:eastAsia="en-IN"/>
+        </w:rPr>
+      </w:pPr>
+      <w:r>
+        <w:rPr>
+          <w:rFonts w:ascii="Segoe UI Emoji" w:eastAsia="Times New Roman" w:hAnsi="Segoe UI Emoji" w:cs="Segoe UI Emoji"/>
+          <w:sz w:val="24"/>
+          <w:szCs w:val="24"/>
+          <w:lang w:eastAsia="en-IN"/>
+        </w:rPr>
+        <w:t>📌</w:t>
+      </w:r>
+      <w:r>
+        <w:rPr>
+          <w:rFonts w:ascii="Times New Roman" w:eastAsia="Times New Roman" w:hAnsi="Times New Roman" w:cs="Times New Roman"/>
+          <w:sz w:val="24"/>
+          <w:szCs w:val="24"/>
+          <w:lang w:eastAsia="en-IN"/>
+        </w:rPr>
+        <w:t xml:space="preserve"> </w:t>
+      </w:r>
+      <w:proofErr w:type="spellStart"/>
+      <w:r>
+        <w:rPr>
+          <w:rFonts w:ascii="Nirmala UI" w:eastAsia="Times New Roman" w:hAnsi="Nirmala UI" w:cs="Nirmala UI"/>
+          <w:sz w:val="24"/>
+          <w:szCs w:val="24"/>
+          <w:lang w:eastAsia="en-IN"/>
+        </w:rPr>
+        <w:t>हर</w:t>
+      </w:r>
+      <w:proofErr w:type="spellEnd"/>
+      <w:r>
+        <w:rPr>
+          <w:rFonts w:ascii="Times New Roman" w:eastAsia="Times New Roman" w:hAnsi="Times New Roman" w:cs="Times New Roman"/>
+          <w:sz w:val="24"/>
+          <w:szCs w:val="24"/>
+          <w:lang w:eastAsia="en-IN"/>
+        </w:rPr>
+        <w:t xml:space="preserve"> </w:t>
+      </w:r>
+      <w:proofErr w:type="spellStart"/>
+      <w:r>
+        <w:rPr>
+          <w:rFonts w:ascii="Nirmala UI" w:eastAsia="Times New Roman" w:hAnsi="Nirmala UI" w:cs="Nirmala UI"/>
+          <w:sz w:val="24"/>
+          <w:szCs w:val="24"/>
+          <w:lang w:eastAsia="en-IN"/>
+        </w:rPr>
+        <w:t>साल</w:t>
+      </w:r>
+      <w:proofErr w:type="spellEnd"/>
+      <w:r>
+        <w:rPr>
+          <w:rFonts w:ascii="Times New Roman" w:eastAsia="Times New Roman" w:hAnsi="Times New Roman" w:cs="Times New Roman"/>
+          <w:sz w:val="24"/>
+          <w:szCs w:val="24"/>
+          <w:lang w:eastAsia="en-IN"/>
+        </w:rPr>
+        <w:t xml:space="preserve"> guaranteed question</w:t>
+      </w:r>
+      <w:r>
+        <w:rPr>
+          <w:rFonts w:ascii="Nirmala UI" w:eastAsia="Times New Roman" w:hAnsi="Nirmala UI" w:cs="Nirmala UI"/>
+          <w:sz w:val="24"/>
+          <w:szCs w:val="24"/>
+          <w:lang w:eastAsia="en-IN"/>
+        </w:rPr>
+        <w:t>।</w:t>
+      </w:r>
+    </w:p>
+    <w:p>
+      <w:pPr>
+        <w:spacing w:after="0" w:line="240" w:lineRule="auto"/>
+        <w:rPr>
+          <w:rFonts w:ascii="Times New Roman" w:eastAsia="Times New Roman" w:hAnsi="Times New Roman" w:cs="Times New Roman"/>
+          <w:sz w:val="24"/>
+          <w:szCs w:val="24"/>
+          <w:lang w:eastAsia="en-IN"/>
+        </w:rPr>
+      </w:pPr>
+      <w:r>
+        <w:rPr>
+          <w:rFonts w:ascii="Times New Roman" w:eastAsia="Times New Roman" w:hAnsi="Times New Roman" w:cs="Times New Roman"/>
+          <w:sz w:val="24"/>
+          <w:szCs w:val="24"/>
+          <w:lang w:eastAsia="en-IN"/>
+        </w:rPr>
+        <w:pict w14:anchorId="77A575DC">
+          <v:rect id="_x0000_i1027" style="width:0;height:1.5pt" o:hralign="center" o:hrstd="t" o:hr="t" fillcolor="#a0a0a0" stroked="f"/>
+        </w:pict>
+      </w:r>
+    </w:p>
+    <w:p>
+      <w:pPr>
+        <w:spacing w:before="100" w:beforeAutospacing="1" w:after="100" w:afterAutospacing="1" w:line="240" w:lineRule="auto"/>
+        <w:outlineLvl w:val="1"/>
+        <w:rPr>
+          <w:rFonts w:ascii="Times New Roman" w:eastAsia="Times New Roman" w:hAnsi="Times New Roman" w:cs="Times New Roman"/>
+          <w:b/>
+          <w:bCs/>
+          <w:sz w:val="36"/>
+          <w:szCs w:val="36"/>
+          <w:lang w:eastAsia="en-IN"/>
+        </w:rPr>
+      </w:pPr>
+      <w:r>
+        <w:rPr>
+          <w:rFonts w:ascii="Times New Roman" w:eastAsia="Times New Roman" w:hAnsi="Times New Roman" w:cs="Times New Roman"/>
+          <w:b/>
+          <w:bCs/>
+          <w:sz w:val="36"/>
+          <w:szCs w:val="36"/>
+          <w:lang w:eastAsia="en-IN"/>
+        </w:rPr>
+        <w:t>2. Biodiversity (</w:t>
+      </w:r>
+      <w:proofErr w:type="spellStart"/>
+      <w:r>
+        <w:rPr>
+          <w:rFonts w:ascii="Nirmala UI" w:eastAsia="Times New Roman" w:hAnsi="Nirmala UI" w:cs="Nirmala UI"/>
+          <w:b/>
+          <w:bCs/>
+          <w:sz w:val="36"/>
+          <w:szCs w:val="36"/>
+          <w:lang w:eastAsia="en-IN"/>
+        </w:rPr>
+        <w:t>जैव</w:t>
+      </w:r>
+      <w:proofErr w:type="spellEnd"/>
+      <w:r>
+        <w:rPr>
+          <w:rFonts w:ascii="Times New Roman" w:eastAsia="Times New Roman" w:hAnsi="Times New Roman" w:cs="Times New Roman"/>
+          <w:b/>
+          <w:bCs/>
+          <w:sz w:val="36"/>
+          <w:szCs w:val="36"/>
+          <w:lang w:eastAsia="en-IN"/>
+        </w:rPr>
+        <w:t xml:space="preserve"> </w:t>
+      </w:r>
+      <w:proofErr w:type="spellStart"/>
+      <w:r>
+        <w:rPr>
+          <w:rFonts w:ascii="Nirmala UI" w:eastAsia="Times New Roman" w:hAnsi="Nirmala UI" w:cs="Nirmala UI"/>
+          <w:b/>
+          <w:bCs/>
+          <w:sz w:val="36"/>
+          <w:szCs w:val="36"/>
+          <w:lang w:eastAsia="en-IN"/>
+        </w:rPr>
+        <w:t>विविधता</w:t>
+      </w:r>
+      <w:proofErr w:type="spellEnd"/>
+      <w:r>
+        <w:rPr>
+          <w:rFonts w:ascii="Times New Roman" w:eastAsia="Times New Roman" w:hAnsi="Times New Roman" w:cs="Times New Roman"/>
+          <w:b/>
+          <w:bCs/>
+          <w:sz w:val="36"/>
+          <w:szCs w:val="36"/>
+          <w:lang w:eastAsia="en-IN"/>
+        </w:rPr>
+        <w:t>)</w:t>
+      </w:r>
+    </w:p>
+    <w:p>
+      <w:pPr>
+        <w:numPr>
+          <w:ilvl w:val="0"/>
+          <w:numId w:val="2"/>
+        </w:numPr>
+        <w:spacing w:before="100" w:beforeAutospacing="1" w:after="100" w:afterAutospacing="1" w:line="240" w:lineRule="auto"/>
+        <w:rPr>
+          <w:rFonts w:ascii="Times New Roman" w:eastAsia="Times New Roman" w:hAnsi="Times New Roman" w:cs="Times New Roman"/>
+          <w:sz w:val="24"/>
+          <w:szCs w:val="24"/>
+          <w:lang w:eastAsia="en-IN"/>
+        </w:rPr>
+      </w:pPr>
+      <w:r>
+        <w:rPr>
+          <w:rFonts w:ascii="Times New Roman" w:eastAsia="Times New Roman" w:hAnsi="Times New Roman" w:cs="Times New Roman"/>
+          <w:sz w:val="24"/>
+          <w:szCs w:val="24"/>
+          <w:lang w:eastAsia="en-IN"/>
+        </w:rPr>
+        <w:t>genetic, species, ecosystem diversity</w:t>
+      </w:r>
+    </w:p>
+    <w:p>
+      <w:pPr>
+        <w:numPr>
+          <w:ilvl w:val="0"/>
+          <w:numId w:val="2"/>
+        </w:numPr>
+        <w:spacing w:before="100" w:beforeAutospacing="1" w:after="100" w:afterAutospacing="1" w:line="240" w:lineRule="auto"/>
+        <w:rPr>
+          <w:rFonts w:ascii="Times New Roman" w:eastAsia="Times New Roman" w:hAnsi="Times New Roman" w:cs="Times New Roman"/>
+          <w:sz w:val="24"/>
+          <w:szCs w:val="24"/>
+          <w:lang w:eastAsia="en-IN"/>
+        </w:rPr>
+      </w:pPr>
+      <w:r>
+        <w:rPr>
+          <w:rFonts w:ascii="Times New Roman" w:eastAsia="Times New Roman" w:hAnsi="Times New Roman" w:cs="Times New Roman"/>
+          <w:sz w:val="24"/>
+          <w:szCs w:val="24"/>
+          <w:lang w:eastAsia="en-IN"/>
+        </w:rPr>
+        <w:t>biodiversity hotspots</w:t>
+      </w:r>
+    </w:p>
+    <w:p>
+      <w:pPr>
+        <w:numPr>
+          <w:ilvl w:val="0"/>
+          <w:numId w:val="2"/>
+        </w:numPr>
+        <w:spacing w:before="100" w:beforeAutospacing="1" w:after="100" w:afterAutospacing="1" w:line="240" w:lineRule="auto"/>
+        <w:rPr>
+          <w:rFonts w:ascii="Times New Roman" w:eastAsia="Times New Roman" w:hAnsi="Times New Roman" w:cs="Times New Roman"/>
+          <w:sz w:val="24"/>
+          <w:szCs w:val="24"/>
+          <w:lang w:eastAsia="en-IN"/>
+        </w:rPr>
+      </w:pPr>
+      <w:r>
+        <w:rPr>
+          <w:rFonts w:ascii="Times New Roman" w:eastAsia="Times New Roman" w:hAnsi="Times New Roman" w:cs="Times New Roman"/>
+          <w:sz w:val="24"/>
+          <w:szCs w:val="24"/>
+          <w:lang w:eastAsia="en-IN"/>
+        </w:rPr>
+        <w:t>India’s biodiversity (flora-fauna)</w:t>
+      </w:r>
+    </w:p>
+    <w:p>
+      <w:pPr>
+        <w:numPr>
+          <w:ilvl w:val="0"/>
+          <w:numId w:val="2"/>
+        </w:numPr>
+        <w:spacing w:before="100" w:beforeAutospacing="1" w:after="100" w:afterAutospacing="1" w:line="240" w:lineRule="auto"/>
+        <w:rPr>
+          <w:rFonts w:ascii="Times New Roman" w:eastAsia="Times New Roman" w:hAnsi="Times New Roman" w:cs="Times New Roman"/>
+          <w:sz w:val="24"/>
+          <w:szCs w:val="24"/>
+          <w:lang w:eastAsia="en-IN"/>
+        </w:rPr>
+      </w:pPr>
+      <w:r>
+        <w:rPr>
+          <w:rFonts w:ascii="Times New Roman" w:eastAsia="Times New Roman" w:hAnsi="Times New Roman" w:cs="Times New Roman"/>
+          <w:sz w:val="24"/>
+          <w:szCs w:val="24"/>
+          <w:lang w:eastAsia="en-IN"/>
+        </w:rPr>
+        <w:t>invasive species</w:t>
+      </w:r>
+    </w:p>
+    <w:p>
+      <w:pPr>
+        <w:spacing w:before="100" w:beforeAutospacing="1" w:after="100" w:afterAutospacing="1" w:line="240" w:lineRule="auto"/>
+        <w:rPr>
+          <w:rFonts w:ascii="Times New Roman" w:eastAsia="Times New Roman" w:hAnsi="Times New Roman" w:cs="Times New Roman"/>
+          <w:sz w:val="24"/>
+          <w:szCs w:val="24"/>
+          <w:lang w:eastAsia="en-IN"/>
+        </w:rPr>
+      </w:pPr>
+      <w:r>
+        <w:rPr>
+          <w:rFonts w:ascii="Segoe UI Emoji" w:eastAsia="Times New Roman" w:hAnsi="Segoe UI Emoji" w:cs="Segoe UI Emoji"/>
+          <w:sz w:val="24"/>
+          <w:szCs w:val="24"/>
+          <w:lang w:eastAsia="en-IN"/>
+        </w:rPr>
+        <w:t>📌</w:t>
+      </w:r>
+      <w:r>
+        <w:rPr>
+          <w:rFonts w:ascii="Times New Roman" w:eastAsia="Times New Roman" w:hAnsi="Times New Roman" w:cs="Times New Roman"/>
+          <w:sz w:val="24"/>
+          <w:szCs w:val="24"/>
+          <w:lang w:eastAsia="en-IN"/>
+        </w:rPr>
+        <w:t xml:space="preserve"> </w:t>
+      </w:r>
+      <w:proofErr w:type="spellStart"/>
+      <w:r>
+        <w:rPr>
+          <w:rFonts w:ascii="Nirmala UI" w:eastAsia="Times New Roman" w:hAnsi="Nirmala UI" w:cs="Nirmala UI"/>
+          <w:sz w:val="24"/>
+          <w:szCs w:val="24"/>
+          <w:lang w:eastAsia="en-IN"/>
+        </w:rPr>
+        <w:t>बहुत</w:t>
+      </w:r>
+      <w:proofErr w:type="spellEnd"/>
+      <w:r>
+        <w:rPr>
+          <w:rFonts w:ascii="Times New Roman" w:eastAsia="Times New Roman" w:hAnsi="Times New Roman" w:cs="Times New Roman"/>
+          <w:sz w:val="24"/>
+          <w:szCs w:val="24"/>
+          <w:lang w:eastAsia="en-IN"/>
+        </w:rPr>
+        <w:t xml:space="preserve"> important topic</w:t>
+      </w:r>
+      <w:r>
+        <w:rPr>
+          <w:rFonts w:ascii="Nirmala UI" w:eastAsia="Times New Roman" w:hAnsi="Nirmala UI" w:cs="Nirmala UI"/>
+          <w:sz w:val="24"/>
+          <w:szCs w:val="24"/>
+          <w:lang w:eastAsia="en-IN"/>
+        </w:rPr>
+        <w:t>।</w:t>
+      </w:r>
+    </w:p>
+    <w:p>
+      <w:pPr>
+        <w:spacing w:after="0" w:line="240" w:lineRule="auto"/>
+        <w:rPr>
+          <w:rFonts w:ascii="Times New Roman" w:eastAsia="Times New Roman" w:hAnsi="Times New Roman" w:cs="Times New Roman"/>
+          <w:sz w:val="24"/>
+          <w:szCs w:val="24"/>
+          <w:lang w:eastAsia="en-IN"/>
+        </w:rPr>
+      </w:pPr>
+      <w:r>
+        <w:rPr>
+          <w:rFonts w:ascii="Times New Roman" w:eastAsia="Times New Roman" w:hAnsi="Times New Roman" w:cs="Times New Roman"/>
+          <w:sz w:val="24"/>
+          <w:szCs w:val="24"/>
+          <w:lang w:eastAsia="en-IN"/>
+        </w:rPr>
+        <w:pict w14:anchorId="21A78258">
+          <v:rect id="_x0000_i1028" style="width:0;height:1.5pt" o:hralign="center" o:hrstd="t" o:hr="t" fillcolor="#a0a0a0" stroked="f"/>
+        </w:pict>
+      </w:r>
+    </w:p>
+    <w:p>
+      <w:pPr>
+        <w:spacing w:before="100" w:beforeAutospacing="1" w:after="100" w:afterAutospacing="1" w:line="240" w:lineRule="auto"/>
+        <w:outlineLvl w:val="1"/>
+        <w:rPr>
+          <w:rFonts w:ascii="Times New Roman" w:eastAsia="Times New Roman" w:hAnsi="Times New Roman" w:cs="Times New Roman"/>
+          <w:b/>
+          <w:bCs/>
+          <w:sz w:val="36"/>
+          <w:szCs w:val="36"/>
+          <w:lang w:eastAsia="en-IN"/>
+        </w:rPr>
+      </w:pPr>
+      <w:r>
+        <w:rPr>
+          <w:rFonts w:ascii="Times New Roman" w:eastAsia="Times New Roman" w:hAnsi="Times New Roman" w:cs="Times New Roman"/>
+          <w:b/>
+          <w:bCs/>
+          <w:sz w:val="36"/>
+          <w:szCs w:val="36"/>
+          <w:lang w:eastAsia="en-IN"/>
+        </w:rPr>
+        <w:t>3. Conservation (</w:t>
+      </w:r>
+      <w:proofErr w:type="spellStart"/>
+      <w:r>
+        <w:rPr>
+          <w:rFonts w:ascii="Nirmala UI" w:eastAsia="Times New Roman" w:hAnsi="Nirmala UI" w:cs="Nirmala UI"/>
+          <w:b/>
+          <w:bCs/>
+          <w:sz w:val="36"/>
+          <w:szCs w:val="36"/>
+          <w:lang w:eastAsia="en-IN"/>
+        </w:rPr>
+        <w:t>संरक्षण</w:t>
+      </w:r>
+      <w:proofErr w:type="spellEnd"/>
+      <w:r>
+        <w:rPr>
+          <w:rFonts w:ascii="Times New Roman" w:eastAsia="Times New Roman" w:hAnsi="Times New Roman" w:cs="Times New Roman"/>
+          <w:b/>
+          <w:bCs/>
+          <w:sz w:val="36"/>
+          <w:szCs w:val="36"/>
+          <w:lang w:eastAsia="en-IN"/>
+        </w:rPr>
+        <w:t>)</w:t>
+      </w:r>
+    </w:p>
+    <w:p>
+      <w:pPr>
+        <w:numPr>
+          <w:ilvl w:val="0"/>
+          <w:numId w:val="3"/>
+        </w:numPr>
+        <w:spacing w:before="100" w:beforeAutospacing="1" w:after="100" w:afterAutospacing="1" w:line="240" w:lineRule="auto"/>
+        <w:rPr>
+          <w:rFonts w:ascii="Times New Roman" w:eastAsia="Times New Roman" w:hAnsi="Times New Roman" w:cs="Times New Roman"/>
+          <w:sz w:val="24"/>
+          <w:szCs w:val="24"/>
+          <w:lang w:eastAsia="en-IN"/>
+        </w:rPr>
+      </w:pPr>
+      <w:r>
+        <w:rPr>
+          <w:rFonts w:ascii="Times New Roman" w:eastAsia="Times New Roman" w:hAnsi="Times New Roman" w:cs="Times New Roman"/>
+          <w:sz w:val="24"/>
+          <w:szCs w:val="24"/>
+          <w:lang w:eastAsia="en-IN"/>
+        </w:rPr>
+        <w:t>national parks</w:t>
+      </w:r>
+    </w:p>
+    <w:p>
+      <w:pPr>
+        <w:numPr>
+          <w:ilvl w:val="0"/>
+          <w:numId w:val="3"/>
+        </w:numPr>
+        <w:spacing w:before="100" w:beforeAutospacing="1" w:after="100" w:afterAutospacing="1" w:line="240" w:lineRule="auto"/>
+        <w:rPr>
+          <w:rFonts w:ascii="Times New Roman" w:eastAsia="Times New Roman" w:hAnsi="Times New Roman" w:cs="Times New Roman"/>
+          <w:sz w:val="24"/>
+          <w:szCs w:val="24"/>
+          <w:lang w:eastAsia="en-IN"/>
+        </w:rPr>
+      </w:pPr>
+      <w:r>
+        <w:rPr>
+          <w:rFonts w:ascii="Times New Roman" w:eastAsia="Times New Roman" w:hAnsi="Times New Roman" w:cs="Times New Roman"/>
+          <w:sz w:val="24"/>
+          <w:szCs w:val="24"/>
+          <w:lang w:eastAsia="en-IN"/>
+        </w:rPr>
+        <w:t>wildlife sanctuaries</w:t>
+      </w:r>
+    </w:p>
+    <w:p>
+      <w:pPr>
+        <w:numPr>
+          <w:ilvl w:val="0"/>
+          <w:numId w:val="3"/>
+        </w:numPr>
+        <w:spacing w:before="100" w:beforeAutospacing="1" w:after="100" w:afterAutospacing="1" w:line="240" w:lineRule="auto"/>
+        <w:rPr>
+          <w:rFonts w:ascii="Times New Roman" w:eastAsia="Times New Roman" w:hAnsi="Times New Roman" w:cs="Times New Roman"/>
+          <w:sz w:val="24"/>
+          <w:szCs w:val="24"/>
+          <w:lang w:eastAsia="en-IN"/>
+        </w:rPr>
+      </w:pPr>
+      <w:r>
+        <w:rPr>
+          <w:rFonts w:ascii="Times New Roman" w:eastAsia="Times New Roman" w:hAnsi="Times New Roman" w:cs="Times New Roman"/>
+          <w:sz w:val="24"/>
+          <w:szCs w:val="24"/>
+          <w:lang w:eastAsia="en-IN"/>
+        </w:rPr>
+        <w:t>biosphere reserves</w:t>
+      </w:r>
+    </w:p>
+    <w:p>
+      <w:pPr>
+        <w:numPr>
+          <w:ilvl w:val="0"/>
+          <w:numId w:val="3"/>
+        </w:numPr>
+        <w:spacing w:before="100" w:beforeAutospacing="1" w:after="100" w:afterAutospacing="1" w:line="240" w:lineRule="auto"/>
+        <w:rPr>
+          <w:rFonts w:ascii="Times New Roman" w:eastAsia="Times New Roman" w:hAnsi="Times New Roman" w:cs="Times New Roman"/>
+          <w:sz w:val="24"/>
+          <w:szCs w:val="24"/>
+          <w:lang w:eastAsia="en-IN"/>
+        </w:rPr>
+      </w:pPr>
+      <w:r>
+        <w:rPr>
+          <w:rFonts w:ascii="Times New Roman" w:eastAsia="Times New Roman" w:hAnsi="Times New Roman" w:cs="Times New Roman"/>
+          <w:sz w:val="24"/>
+          <w:szCs w:val="24"/>
+          <w:lang w:eastAsia="en-IN"/>
+        </w:rPr>
+        <w:t>tiger reserves</w:t>
+      </w:r>
+    </w:p>
+    <w:p>
+      <w:pPr>
+        <w:numPr>
+          <w:ilvl w:val="0"/>
+          <w:numId w:val="3"/>
+        </w:numPr>
+        <w:spacing w:before="100" w:beforeAutospacing="1" w:after="100" w:afterAutospacing="1" w:line="240" w:lineRule="auto"/>
+        <w:rPr>
+          <w:rFonts w:ascii="Times New Roman" w:eastAsia="Times New Roman" w:hAnsi="Times New Roman" w:cs="Times New Roman"/>
+          <w:sz w:val="24"/>
+          <w:szCs w:val="24"/>
+          <w:lang w:eastAsia="en-IN"/>
+        </w:rPr>
+      </w:pPr>
+      <w:r>
+        <w:rPr>
+          <w:rFonts w:ascii="Times New Roman" w:eastAsia="Times New Roman" w:hAnsi="Times New Roman" w:cs="Times New Roman"/>
+          <w:sz w:val="24"/>
+          <w:szCs w:val="24"/>
+          <w:lang w:eastAsia="en-IN"/>
+        </w:rPr>
+        <w:t>wetlands</w:t>
+      </w:r>
+    </w:p>
+    <w:p>
+      <w:pPr>
+        <w:numPr>
+          <w:ilvl w:val="0"/>
+          <w:numId w:val="3"/>
+        </w:numPr>
+        <w:spacing w:before="100" w:beforeAutospacing="1" w:after="100" w:afterAutospacing="1" w:line="240" w:lineRule="auto"/>
+        <w:rPr>
+          <w:rFonts w:ascii="Times New Roman" w:eastAsia="Times New Roman" w:hAnsi="Times New Roman" w:cs="Times New Roman"/>
+          <w:sz w:val="24"/>
+          <w:szCs w:val="24"/>
+          <w:lang w:eastAsia="en-IN"/>
+        </w:rPr>
+      </w:pPr>
+      <w:r>
+        <w:rPr>
+          <w:rFonts w:ascii="Times New Roman" w:eastAsia="Times New Roman" w:hAnsi="Times New Roman" w:cs="Times New Roman"/>
+          <w:sz w:val="24"/>
+          <w:szCs w:val="24"/>
+          <w:lang w:eastAsia="en-IN"/>
+        </w:rPr>
+        <w:lastRenderedPageBreak/>
+        <w:t>Ramsar sites</w:t>
+      </w:r>
+    </w:p>
+    <w:p>
+      <w:pPr>
+        <w:spacing w:before="100" w:beforeAutospacing="1" w:after="100" w:afterAutospacing="1" w:line="240" w:lineRule="auto"/>
+        <w:rPr>
+          <w:rFonts w:ascii="Times New Roman" w:eastAsia="Times New Roman" w:hAnsi="Times New Roman" w:cs="Times New Roman"/>
+          <w:sz w:val="24"/>
+          <w:szCs w:val="24"/>
+          <w:lang w:eastAsia="en-IN"/>
+        </w:rPr>
+      </w:pPr>
+      <w:r>
+        <w:rPr>
+          <w:rFonts w:ascii="Segoe UI Emoji" w:eastAsia="Times New Roman" w:hAnsi="Segoe UI Emoji" w:cs="Segoe UI Emoji"/>
+          <w:sz w:val="24"/>
+          <w:szCs w:val="24"/>
+          <w:lang w:eastAsia="en-IN"/>
+        </w:rPr>
+        <w:t>📌</w:t>
+      </w:r>
+      <w:r>
+        <w:rPr>
+          <w:rFonts w:ascii="Times New Roman" w:eastAsia="Times New Roman" w:hAnsi="Times New Roman" w:cs="Times New Roman"/>
+          <w:sz w:val="24"/>
+          <w:szCs w:val="24"/>
+          <w:lang w:eastAsia="en-IN"/>
+        </w:rPr>
+        <w:t xml:space="preserve"> UP-based reserves </w:t>
+      </w:r>
+      <w:proofErr w:type="spellStart"/>
+      <w:r>
+        <w:rPr>
+          <w:rFonts w:ascii="Nirmala UI" w:eastAsia="Times New Roman" w:hAnsi="Nirmala UI" w:cs="Nirmala UI"/>
+          <w:sz w:val="24"/>
+          <w:szCs w:val="24"/>
+          <w:lang w:eastAsia="en-IN"/>
+        </w:rPr>
+        <w:t>बहुत</w:t>
+      </w:r>
+      <w:proofErr w:type="spellEnd"/>
+      <w:r>
+        <w:rPr>
+          <w:rFonts w:ascii="Times New Roman" w:eastAsia="Times New Roman" w:hAnsi="Times New Roman" w:cs="Times New Roman"/>
+          <w:sz w:val="24"/>
+          <w:szCs w:val="24"/>
+          <w:lang w:eastAsia="en-IN"/>
+        </w:rPr>
+        <w:t xml:space="preserve"> </w:t>
+      </w:r>
+      <w:proofErr w:type="spellStart"/>
+      <w:r>
+        <w:rPr>
+          <w:rFonts w:ascii="Nirmala UI" w:eastAsia="Times New Roman" w:hAnsi="Nirmala UI" w:cs="Nirmala UI"/>
+          <w:sz w:val="24"/>
+          <w:szCs w:val="24"/>
+          <w:lang w:eastAsia="en-IN"/>
+        </w:rPr>
+        <w:t>पूछते</w:t>
+      </w:r>
+      <w:proofErr w:type="spellEnd"/>
+      <w:r>
+        <w:rPr>
+          <w:rFonts w:ascii="Times New Roman" w:eastAsia="Times New Roman" w:hAnsi="Times New Roman" w:cs="Times New Roman"/>
+          <w:sz w:val="24"/>
+          <w:szCs w:val="24"/>
+          <w:lang w:eastAsia="en-IN"/>
+        </w:rPr>
+        <w:t xml:space="preserve"> </w:t>
+      </w:r>
+      <w:proofErr w:type="spellStart"/>
+      <w:r>
+        <w:rPr>
+          <w:rFonts w:ascii="Nirmala UI" w:eastAsia="Times New Roman" w:hAnsi="Nirmala UI" w:cs="Nirmala UI"/>
+          <w:sz w:val="24"/>
+          <w:szCs w:val="24"/>
+          <w:lang w:eastAsia="en-IN"/>
+        </w:rPr>
+        <w:t>हैं</w:t>
+      </w:r>
+      <w:proofErr w:type="spellEnd"/>
+      <w:r>
+        <w:rPr>
+          <w:rFonts w:ascii="Nirmala UI" w:eastAsia="Times New Roman" w:hAnsi="Nirmala UI" w:cs="Nirmala UI"/>
+          <w:sz w:val="24"/>
+          <w:szCs w:val="24"/>
+          <w:lang w:eastAsia="en-IN"/>
+        </w:rPr>
+        <w:t>।</w:t>
+      </w:r>
+    </w:p>
+    <w:p>
+      <w:pPr>
+        <w:spacing w:after="0" w:line="240" w:lineRule="auto"/>
+        <w:rPr>
+          <w:rFonts w:ascii="Times New Roman" w:eastAsia="Times New Roman" w:hAnsi="Times New Roman" w:cs="Times New Roman"/>
+          <w:sz w:val="24"/>
+          <w:szCs w:val="24"/>
+          <w:lang w:eastAsia="en-IN"/>
+        </w:rPr>
+      </w:pPr>
+      <w:r>
+        <w:rPr>
+          <w:rFonts w:ascii="Times New Roman" w:eastAsia="Times New Roman" w:hAnsi="Times New Roman" w:cs="Times New Roman"/>
+          <w:sz w:val="24"/>
+          <w:szCs w:val="24"/>
+          <w:lang w:eastAsia="en-IN"/>
+        </w:rPr>
+        <w:pict w14:anchorId="3240228A">
+          <v:rect id="_x0000_i1029" style="width:0;height:1.5pt" o:hralign="center" o:hrstd="t" o:hr="t" fillcolor="#a0a0a0" stroked="f"/>
+        </w:pict>
+      </w:r>
+    </w:p>
+    <w:p>
+      <w:pPr>
+        <w:spacing w:before="100" w:beforeAutospacing="1" w:after="100" w:afterAutospacing="1" w:line="240" w:lineRule="auto"/>
+        <w:outlineLvl w:val="1"/>
+        <w:rPr>
+          <w:rFonts w:ascii="Times New Roman" w:eastAsia="Times New Roman" w:hAnsi="Times New Roman" w:cs="Times New Roman"/>
+          <w:b/>
+          <w:bCs/>
+          <w:sz w:val="36"/>
+          <w:szCs w:val="36"/>
+          <w:lang w:eastAsia="en-IN"/>
+        </w:rPr>
+      </w:pPr>
+      <w:r>
+        <w:rPr>
+          <w:rFonts w:ascii="Times New Roman" w:eastAsia="Times New Roman" w:hAnsi="Times New Roman" w:cs="Times New Roman"/>
+          <w:b/>
+          <w:bCs/>
+          <w:sz w:val="36"/>
+          <w:szCs w:val="36"/>
+          <w:lang w:eastAsia="en-IN"/>
+        </w:rPr>
+        <w:t>4. Pollution (</w:t>
+      </w:r>
+      <w:proofErr w:type="spellStart"/>
+      <w:r>
+        <w:rPr>
+          <w:rFonts w:ascii="Nirmala UI" w:eastAsia="Times New Roman" w:hAnsi="Nirmala UI" w:cs="Nirmala UI"/>
+          <w:b/>
+          <w:bCs/>
+          <w:sz w:val="36"/>
+          <w:szCs w:val="36"/>
+          <w:lang w:eastAsia="en-IN"/>
+        </w:rPr>
+        <w:t>प्रदूषण</w:t>
+      </w:r>
+      <w:proofErr w:type="spellEnd"/>
+      <w:r>
+        <w:rPr>
+          <w:rFonts w:ascii="Times New Roman" w:eastAsia="Times New Roman" w:hAnsi="Times New Roman" w:cs="Times New Roman"/>
+          <w:b/>
+          <w:bCs/>
+          <w:sz w:val="36"/>
+          <w:szCs w:val="36"/>
+          <w:lang w:eastAsia="en-IN"/>
+        </w:rPr>
+        <w:t>)</w:t>
+      </w:r>
+    </w:p>
+    <w:p>
+      <w:pPr>
+        <w:numPr>
+          <w:ilvl w:val="0"/>
+          <w:numId w:val="4"/>
+        </w:numPr>
+        <w:spacing w:before="100" w:beforeAutospacing="1" w:after="100" w:afterAutospacing="1" w:line="240" w:lineRule="auto"/>
+        <w:rPr>
+          <w:rFonts w:ascii="Times New Roman" w:eastAsia="Times New Roman" w:hAnsi="Times New Roman" w:cs="Times New Roman"/>
+          <w:sz w:val="24"/>
+          <w:szCs w:val="24"/>
+          <w:lang w:eastAsia="en-IN"/>
+        </w:rPr>
+      </w:pPr>
+      <w:r>
+        <w:rPr>
+          <w:rFonts w:ascii="Times New Roman" w:eastAsia="Times New Roman" w:hAnsi="Times New Roman" w:cs="Times New Roman"/>
+          <w:sz w:val="24"/>
+          <w:szCs w:val="24"/>
+          <w:lang w:eastAsia="en-IN"/>
+        </w:rPr>
+        <w:t>air, water, soil, noise</w:t>
+      </w:r>
+    </w:p>
+    <w:p>
+      <w:pPr>
+        <w:numPr>
+          <w:ilvl w:val="0"/>
+          <w:numId w:val="4"/>
+        </w:numPr>
+        <w:spacing w:before="100" w:beforeAutospacing="1" w:after="100" w:afterAutospacing="1" w:line="240" w:lineRule="auto"/>
+        <w:rPr>
+          <w:rFonts w:ascii="Times New Roman" w:eastAsia="Times New Roman" w:hAnsi="Times New Roman" w:cs="Times New Roman"/>
+          <w:sz w:val="24"/>
+          <w:szCs w:val="24"/>
+          <w:lang w:eastAsia="en-IN"/>
+        </w:rPr>
+      </w:pPr>
+      <w:r>
+        <w:rPr>
+          <w:rFonts w:ascii="Times New Roman" w:eastAsia="Times New Roman" w:hAnsi="Times New Roman" w:cs="Times New Roman"/>
+          <w:sz w:val="24"/>
+          <w:szCs w:val="24"/>
+          <w:lang w:eastAsia="en-IN"/>
+        </w:rPr>
+        <w:t>pollutants</w:t>
+      </w:r>
+    </w:p>
+    <w:p>
+      <w:pPr>
+        <w:numPr>
+          <w:ilvl w:val="0"/>
+          <w:numId w:val="4"/>
+        </w:numPr>
+        <w:spacing w:before="100" w:beforeAutospacing="1" w:after="100" w:afterAutospacing="1" w:line="240" w:lineRule="auto"/>
+        <w:rPr>
+          <w:rFonts w:ascii="Times New Roman" w:eastAsia="Times New Roman" w:hAnsi="Times New Roman" w:cs="Times New Roman"/>
+          <w:sz w:val="24"/>
+          <w:szCs w:val="24"/>
+          <w:lang w:eastAsia="en-IN"/>
+        </w:rPr>
+      </w:pPr>
+      <w:r>
+        <w:rPr>
+          <w:rFonts w:ascii="Times New Roman" w:eastAsia="Times New Roman" w:hAnsi="Times New Roman" w:cs="Times New Roman"/>
+          <w:sz w:val="24"/>
+          <w:szCs w:val="24"/>
+          <w:lang w:eastAsia="en-IN"/>
+        </w:rPr>
+        <w:t>ozone depletion</w:t>
+      </w:r>
+    </w:p>
+    <w:p>
+      <w:pPr>
+        <w:numPr>
+          <w:ilvl w:val="0"/>
+          <w:numId w:val="4"/>
+        </w:numPr>
+        <w:spacing w:before="100" w:beforeAutospacing="1" w:after="100" w:afterAutospacing="1" w:line="240" w:lineRule="auto"/>
+        <w:rPr>
+          <w:rFonts w:ascii="Times New Roman" w:eastAsia="Times New Roman" w:hAnsi="Times New Roman" w:cs="Times New Roman"/>
+          <w:sz w:val="24"/>
+          <w:szCs w:val="24"/>
+          <w:lang w:eastAsia="en-IN"/>
+        </w:rPr>
+      </w:pPr>
+      <w:r>
+        <w:rPr>
+          <w:rFonts w:ascii="Times New Roman" w:eastAsia="Times New Roman" w:hAnsi="Times New Roman" w:cs="Times New Roman"/>
+          <w:sz w:val="24"/>
+          <w:szCs w:val="24"/>
+          <w:lang w:eastAsia="en-IN"/>
+        </w:rPr>
+        <w:t>eutrophication</w:t>
+      </w:r>
+    </w:p>
+    <w:p>
+      <w:pPr>
+        <w:spacing w:before="100" w:beforeAutospacing="1" w:after="100" w:afterAutospacing="1" w:line="240" w:lineRule="auto"/>
+        <w:rPr>
+          <w:rFonts w:ascii="Times New Roman" w:eastAsia="Times New Roman" w:hAnsi="Times New Roman" w:cs="Times New Roman"/>
+          <w:sz w:val="24"/>
+          <w:szCs w:val="24"/>
+          <w:lang w:eastAsia="en-IN"/>
+        </w:rPr>
+      </w:pPr>
+      <w:r>
+        <w:rPr>
+          <w:rFonts w:ascii="Segoe UI Emoji" w:eastAsia="Times New Roman" w:hAnsi="Segoe UI Emoji" w:cs="Segoe UI Emoji"/>
+          <w:sz w:val="24"/>
+          <w:szCs w:val="24"/>
+          <w:lang w:eastAsia="en-IN"/>
+        </w:rPr>
+        <w:t>📌</w:t>
+      </w:r>
+      <w:r>
+        <w:rPr>
+          <w:rFonts w:ascii="Times New Roman" w:eastAsia="Times New Roman" w:hAnsi="Times New Roman" w:cs="Times New Roman"/>
+          <w:sz w:val="24"/>
+          <w:szCs w:val="24"/>
+          <w:lang w:eastAsia="en-IN"/>
+        </w:rPr>
+        <w:t xml:space="preserve"> </w:t>
+      </w:r>
+      <w:proofErr w:type="spellStart"/>
+      <w:r>
+        <w:rPr>
+          <w:rFonts w:ascii="Nirmala UI" w:eastAsia="Times New Roman" w:hAnsi="Nirmala UI" w:cs="Nirmala UI"/>
+          <w:sz w:val="24"/>
+          <w:szCs w:val="24"/>
+          <w:lang w:eastAsia="en-IN"/>
+        </w:rPr>
+        <w:t>आसान</w:t>
+      </w:r>
+      <w:proofErr w:type="spellEnd"/>
+      <w:r>
+        <w:rPr>
+          <w:rFonts w:ascii="Times New Roman" w:eastAsia="Times New Roman" w:hAnsi="Times New Roman" w:cs="Times New Roman"/>
+          <w:sz w:val="24"/>
+          <w:szCs w:val="24"/>
+          <w:lang w:eastAsia="en-IN"/>
+        </w:rPr>
+        <w:t xml:space="preserve"> </w:t>
+      </w:r>
+      <w:proofErr w:type="spellStart"/>
+      <w:r>
+        <w:rPr>
+          <w:rFonts w:ascii="Nirmala UI" w:eastAsia="Times New Roman" w:hAnsi="Nirmala UI" w:cs="Nirmala UI"/>
+          <w:sz w:val="24"/>
+          <w:szCs w:val="24"/>
+          <w:lang w:eastAsia="en-IN"/>
+        </w:rPr>
+        <w:t>और</w:t>
+      </w:r>
+      <w:proofErr w:type="spellEnd"/>
+      <w:r>
+        <w:rPr>
+          <w:rFonts w:ascii="Times New Roman" w:eastAsia="Times New Roman" w:hAnsi="Times New Roman" w:cs="Times New Roman"/>
+          <w:sz w:val="24"/>
+          <w:szCs w:val="24"/>
+          <w:lang w:eastAsia="en-IN"/>
+        </w:rPr>
+        <w:t xml:space="preserve"> exam </w:t>
+      </w:r>
+      <w:proofErr w:type="spellStart"/>
+      <w:r>
+        <w:rPr>
+          <w:rFonts w:ascii="Times New Roman" w:eastAsia="Times New Roman" w:hAnsi="Times New Roman" w:cs="Times New Roman"/>
+          <w:sz w:val="24"/>
+          <w:szCs w:val="24"/>
+          <w:lang w:eastAsia="en-IN"/>
+        </w:rPr>
+        <w:t>favorite</w:t>
+      </w:r>
+      <w:proofErr w:type="spellEnd"/>
+      <w:r>
+        <w:rPr>
+          <w:rFonts w:ascii="Nirmala UI" w:eastAsia="Times New Roman" w:hAnsi="Nirmala UI" w:cs="Nirmala UI"/>
+          <w:sz w:val="24"/>
+          <w:szCs w:val="24"/>
+          <w:lang w:eastAsia="en-IN"/>
+        </w:rPr>
+        <w:t>।</w:t>
+      </w:r>
+    </w:p>
+    <w:p>
+      <w:pPr>
+        <w:spacing w:after="0" w:line="240" w:lineRule="auto"/>
+        <w:rPr>
+          <w:rFonts w:ascii="Times New Roman" w:eastAsia="Times New Roman" w:hAnsi="Times New Roman" w:cs="Times New Roman"/>
+          <w:sz w:val="24"/>
+          <w:szCs w:val="24"/>
+          <w:lang w:eastAsia="en-IN"/>
+        </w:rPr>
+      </w:pPr>
+      <w:r>
+        <w:rPr>
+          <w:rFonts w:ascii="Times New Roman" w:eastAsia="Times New Roman" w:hAnsi="Times New Roman" w:cs="Times New Roman"/>
+          <w:sz w:val="24"/>
+          <w:szCs w:val="24"/>
+          <w:lang w:eastAsia="en-IN"/>
+        </w:rPr>
+        <w:pict w14:anchorId="6179E74A">
+          <v:rect id="_x0000_i1030" style="width:0;height:1.5pt" o:hralign="center" o:hrstd="t" o:hr="t" fillcolor="#a0a0a0" stroked="f"/>
+        </w:pict>
+      </w:r>
+    </w:p>
+    <w:p>
+      <w:pPr>
+        <w:spacing w:before="100" w:beforeAutospacing="1" w:after="100" w:afterAutospacing="1" w:line="240" w:lineRule="auto"/>
+        <w:outlineLvl w:val="1"/>
+        <w:rPr>
+          <w:rFonts w:ascii="Times New Roman" w:eastAsia="Times New Roman" w:hAnsi="Times New Roman" w:cs="Times New Roman"/>
+          <w:b/>
+          <w:bCs/>
+          <w:sz w:val="36"/>
+          <w:szCs w:val="36"/>
+          <w:lang w:eastAsia="en-IN"/>
+        </w:rPr>
+      </w:pPr>
+      <w:r>
+        <w:rPr>
+          <w:rFonts w:ascii="Times New Roman" w:eastAsia="Times New Roman" w:hAnsi="Times New Roman" w:cs="Times New Roman"/>
+          <w:b/>
+          <w:bCs/>
+          <w:sz w:val="36"/>
+          <w:szCs w:val="36"/>
+          <w:lang w:eastAsia="en-IN"/>
+        </w:rPr>
+        <w:t>5. Climate Change (</w:t>
+      </w:r>
+      <w:proofErr w:type="spellStart"/>
+      <w:r>
+        <w:rPr>
+          <w:rFonts w:ascii="Nirmala UI" w:eastAsia="Times New Roman" w:hAnsi="Nirmala UI" w:cs="Nirmala UI"/>
+          <w:b/>
+          <w:bCs/>
+          <w:sz w:val="36"/>
+          <w:szCs w:val="36"/>
+          <w:lang w:eastAsia="en-IN"/>
+        </w:rPr>
+        <w:t>जलवायु</w:t>
+      </w:r>
+      <w:proofErr w:type="spellEnd"/>
+      <w:r>
+        <w:rPr>
+          <w:rFonts w:ascii="Times New Roman" w:eastAsia="Times New Roman" w:hAnsi="Times New Roman" w:cs="Times New Roman"/>
+          <w:b/>
+          <w:bCs/>
+          <w:sz w:val="36"/>
+          <w:szCs w:val="36"/>
+          <w:lang w:eastAsia="en-IN"/>
+        </w:rPr>
+        <w:t xml:space="preserve"> </w:t>
+      </w:r>
+      <w:proofErr w:type="spellStart"/>
+      <w:r>
+        <w:rPr>
+          <w:rFonts w:ascii="Nirmala UI" w:eastAsia="Times New Roman" w:hAnsi="Nirmala UI" w:cs="Nirmala UI"/>
+          <w:b/>
+          <w:bCs/>
+          <w:sz w:val="36"/>
+          <w:szCs w:val="36"/>
+          <w:lang w:eastAsia="en-IN"/>
+        </w:rPr>
+        <w:t>परिवर्तन</w:t>
+      </w:r>
+      <w:proofErr w:type="spellEnd"/>
+      <w:r>
+        <w:rPr>
+          <w:rFonts w:ascii="Times New Roman" w:eastAsia="Times New Roman" w:hAnsi="Times New Roman" w:cs="Times New Roman"/>
+          <w:b/>
+          <w:bCs/>
+          <w:sz w:val="36"/>
+          <w:szCs w:val="36"/>
+          <w:lang w:eastAsia="en-IN"/>
+        </w:rPr>
+        <w:t>)</w:t>
+      </w:r>
+    </w:p>
+    <w:p>
+      <w:pPr>
+        <w:numPr>
+          <w:ilvl w:val="0"/>
+          <w:numId w:val="5"/>
+        </w:numPr>
+        <w:spacing w:before="100" w:beforeAutospacing="1" w:after="100" w:afterAutospacing="1" w:line="240" w:lineRule="auto"/>
+        <w:rPr>
+          <w:rFonts w:ascii="Times New Roman" w:eastAsia="Times New Roman" w:hAnsi="Times New Roman" w:cs="Times New Roman"/>
+          <w:sz w:val="24"/>
+          <w:szCs w:val="24"/>
+          <w:lang w:eastAsia="en-IN"/>
+        </w:rPr>
+      </w:pPr>
+      <w:r>
+        <w:rPr>
+          <w:rFonts w:ascii="Times New Roman" w:eastAsia="Times New Roman" w:hAnsi="Times New Roman" w:cs="Times New Roman"/>
+          <w:sz w:val="24"/>
+          <w:szCs w:val="24"/>
+          <w:lang w:eastAsia="en-IN"/>
+        </w:rPr>
+        <w:t>greenhouse gases</w:t>
+      </w:r>
+    </w:p>
+    <w:p>
+      <w:pPr>
+        <w:numPr>
+          <w:ilvl w:val="0"/>
+          <w:numId w:val="5"/>
+        </w:numPr>
+        <w:spacing w:before="100" w:beforeAutospacing="1" w:after="100" w:afterAutospacing="1" w:line="240" w:lineRule="auto"/>
+        <w:rPr>
+          <w:rFonts w:ascii="Times New Roman" w:eastAsia="Times New Roman" w:hAnsi="Times New Roman" w:cs="Times New Roman"/>
+          <w:sz w:val="24"/>
+          <w:szCs w:val="24"/>
+          <w:lang w:eastAsia="en-IN"/>
+        </w:rPr>
+      </w:pPr>
+      <w:r>
+        <w:rPr>
+          <w:rFonts w:ascii="Times New Roman" w:eastAsia="Times New Roman" w:hAnsi="Times New Roman" w:cs="Times New Roman"/>
+          <w:sz w:val="24"/>
+          <w:szCs w:val="24"/>
+          <w:lang w:eastAsia="en-IN"/>
+        </w:rPr>
+        <w:t>global warming</w:t>
+      </w:r>
+    </w:p>
+    <w:p>
+      <w:pPr>
+        <w:numPr>
+          <w:ilvl w:val="0"/>
+          <w:numId w:val="5"/>
+        </w:numPr>
+        <w:spacing w:before="100" w:beforeAutospacing="1" w:after="100" w:afterAutospacing="1" w:line="240" w:lineRule="auto"/>
+        <w:rPr>
+          <w:rFonts w:ascii="Times New Roman" w:eastAsia="Times New Roman" w:hAnsi="Times New Roman" w:cs="Times New Roman"/>
+          <w:sz w:val="24"/>
+          <w:szCs w:val="24"/>
+          <w:lang w:eastAsia="en-IN"/>
+        </w:rPr>
+      </w:pPr>
+      <w:r>
+        <w:rPr>
+          <w:rFonts w:ascii="Times New Roman" w:eastAsia="Times New Roman" w:hAnsi="Times New Roman" w:cs="Times New Roman"/>
+          <w:sz w:val="24"/>
+          <w:szCs w:val="24"/>
+          <w:lang w:eastAsia="en-IN"/>
+        </w:rPr>
+        <w:t>international agreements (Paris, Kyoto)</w:t>
+      </w:r>
+    </w:p>
+    <w:p>
+      <w:pPr>
+        <w:numPr>
+          <w:ilvl w:val="0"/>
+          <w:numId w:val="5"/>
+        </w:numPr>
+        <w:spacing w:before="100" w:beforeAutospacing="1" w:after="100" w:afterAutospacing="1" w:line="240" w:lineRule="auto"/>
+        <w:rPr>
+          <w:rFonts w:ascii="Times New Roman" w:eastAsia="Times New Roman" w:hAnsi="Times New Roman" w:cs="Times New Roman"/>
+          <w:sz w:val="24"/>
+          <w:szCs w:val="24"/>
+          <w:lang w:eastAsia="en-IN"/>
+        </w:rPr>
+      </w:pPr>
+      <w:r>
+        <w:rPr>
+          <w:rFonts w:ascii="Times New Roman" w:eastAsia="Times New Roman" w:hAnsi="Times New Roman" w:cs="Times New Roman"/>
+          <w:sz w:val="24"/>
+          <w:szCs w:val="24"/>
+          <w:lang w:eastAsia="en-IN"/>
+        </w:rPr>
+        <w:t>IPCC</w:t>
+      </w:r>
+    </w:p>
+    <w:p>
+      <w:pPr>
+        <w:spacing w:after="0" w:line="240" w:lineRule="auto"/>
+        <w:rPr>
+          <w:rFonts w:ascii="Times New Roman" w:eastAsia="Times New Roman" w:hAnsi="Times New Roman" w:cs="Times New Roman"/>
+          <w:sz w:val="24"/>
+          <w:szCs w:val="24"/>
+          <w:lang w:eastAsia="en-IN"/>
+        </w:rPr>
+      </w:pPr>
+      <w:r>
+        <w:rPr>
+          <w:rFonts w:ascii="Times New Roman" w:eastAsia="Times New Roman" w:hAnsi="Times New Roman" w:cs="Times New Roman"/>
+          <w:sz w:val="24"/>
+          <w:szCs w:val="24"/>
+          <w:lang w:eastAsia="en-IN"/>
+        </w:rPr>
+        <w:pict w14:anchorId="1CAAF5F3">
+          <v:rect id="_x0000_i1031" style="width:0;height:1.5pt" o:hralign="center" o:hrstd="t" o:hr="t" fillcolor="#a0a0a0" stroked="f"/>
+        </w:pict>
+      </w:r>
+    </w:p>
+    <w:p>
+      <w:pPr>
+        <w:spacing w:before="100" w:beforeAutospacing="1" w:after="100" w:afterAutospacing="1" w:line="240" w:lineRule="auto"/>
+        <w:outlineLvl w:val="1"/>
+        <w:rPr>
+          <w:rFonts w:ascii="Times New Roman" w:eastAsia="Times New Roman" w:hAnsi="Times New Roman" w:cs="Times New Roman"/>
+          <w:b/>
+          <w:bCs/>
+          <w:sz w:val="36"/>
+          <w:szCs w:val="36"/>
+          <w:lang w:eastAsia="en-IN"/>
+        </w:rPr>
+      </w:pPr>
+      <w:r>
+        <w:rPr>
+          <w:rFonts w:ascii="Times New Roman" w:eastAsia="Times New Roman" w:hAnsi="Times New Roman" w:cs="Times New Roman"/>
+          <w:b/>
+          <w:bCs/>
+          <w:sz w:val="36"/>
+          <w:szCs w:val="36"/>
+          <w:lang w:eastAsia="en-IN"/>
+        </w:rPr>
+        <w:t>6. Renewable &amp; Non-renewable Resources</w:t>
+      </w:r>
+    </w:p>
+    <w:p>
+      <w:pPr>
+        <w:numPr>
+          <w:ilvl w:val="0"/>
+          <w:numId w:val="6"/>
+        </w:numPr>
+        <w:spacing w:before="100" w:beforeAutospacing="1" w:after="100" w:afterAutospacing="1" w:line="240" w:lineRule="auto"/>
+        <w:rPr>
+          <w:rFonts w:ascii="Times New Roman" w:eastAsia="Times New Roman" w:hAnsi="Times New Roman" w:cs="Times New Roman"/>
+          <w:sz w:val="24"/>
+          <w:szCs w:val="24"/>
+          <w:lang w:eastAsia="en-IN"/>
+        </w:rPr>
+      </w:pPr>
+      <w:r>
+        <w:rPr>
+          <w:rFonts w:ascii="Times New Roman" w:eastAsia="Times New Roman" w:hAnsi="Times New Roman" w:cs="Times New Roman"/>
+          <w:sz w:val="24"/>
+          <w:szCs w:val="24"/>
+          <w:lang w:eastAsia="en-IN"/>
+        </w:rPr>
+        <w:t>solar, wind, biogas</w:t>
+      </w:r>
+    </w:p>
+    <w:p>
+      <w:pPr>
+        <w:numPr>
+          <w:ilvl w:val="0"/>
+          <w:numId w:val="6"/>
+        </w:numPr>
+        <w:spacing w:before="100" w:beforeAutospacing="1" w:after="100" w:afterAutospacing="1" w:line="240" w:lineRule="auto"/>
+        <w:rPr>
+          <w:rFonts w:ascii="Times New Roman" w:eastAsia="Times New Roman" w:hAnsi="Times New Roman" w:cs="Times New Roman"/>
+          <w:sz w:val="24"/>
+          <w:szCs w:val="24"/>
+          <w:lang w:eastAsia="en-IN"/>
+        </w:rPr>
+      </w:pPr>
+      <w:r>
+        <w:rPr>
+          <w:rFonts w:ascii="Times New Roman" w:eastAsia="Times New Roman" w:hAnsi="Times New Roman" w:cs="Times New Roman"/>
+          <w:sz w:val="24"/>
+          <w:szCs w:val="24"/>
+          <w:lang w:eastAsia="en-IN"/>
+        </w:rPr>
+        <w:t>coal, petroleum</w:t>
+      </w:r>
+    </w:p>
+    <w:p>
+      <w:pPr>
+        <w:numPr>
+          <w:ilvl w:val="0"/>
+          <w:numId w:val="6"/>
+        </w:numPr>
+        <w:spacing w:before="100" w:beforeAutospacing="1" w:after="100" w:afterAutospacing="1" w:line="240" w:lineRule="auto"/>
+        <w:rPr>
+          <w:rFonts w:ascii="Times New Roman" w:eastAsia="Times New Roman" w:hAnsi="Times New Roman" w:cs="Times New Roman"/>
+          <w:sz w:val="24"/>
+          <w:szCs w:val="24"/>
+          <w:lang w:eastAsia="en-IN"/>
+        </w:rPr>
+      </w:pPr>
+      <w:r>
+        <w:rPr>
+          <w:rFonts w:ascii="Times New Roman" w:eastAsia="Times New Roman" w:hAnsi="Times New Roman" w:cs="Times New Roman"/>
+          <w:sz w:val="24"/>
+          <w:szCs w:val="24"/>
+          <w:lang w:eastAsia="en-IN"/>
+        </w:rPr>
+        <w:t>sustainable development</w:t>
+      </w:r>
+    </w:p>
+    <w:p>
+      <w:pPr>
+        <w:spacing w:after="0" w:line="240" w:lineRule="auto"/>
+        <w:rPr>
+          <w:rFonts w:ascii="Times New Roman" w:eastAsia="Times New Roman" w:hAnsi="Times New Roman" w:cs="Times New Roman"/>
+          <w:sz w:val="24"/>
+          <w:szCs w:val="24"/>
+          <w:lang w:eastAsia="en-IN"/>
+        </w:rPr>
+      </w:pPr>
+      <w:r>
+        <w:rPr>
+          <w:rFonts w:ascii="Times New Roman" w:eastAsia="Times New Roman" w:hAnsi="Times New Roman" w:cs="Times New Roman"/>
+          <w:sz w:val="24"/>
+          <w:szCs w:val="24"/>
+          <w:lang w:eastAsia="en-IN"/>
+        </w:rPr>
+        <w:pict w14:anchorId="65AA2C9D">
+          <v:rect id="_x0000_i1032" style="width:0;height:1.5pt" o:hralign="center" o:hrstd="t" o:hr="t" fillcolor="#a0a0a0" stroked="f"/>
+        </w:pict>
+      </w:r>
+    </w:p>
+    <w:p>
+      <w:pPr>
+        <w:spacing w:before="100" w:beforeAutospacing="1" w:after="100" w:afterAutospacing="1" w:line="240" w:lineRule="auto"/>
+        <w:outlineLvl w:val="1"/>
+        <w:rPr>
+          <w:rFonts w:ascii="Times New Roman" w:eastAsia="Times New Roman" w:hAnsi="Times New Roman" w:cs="Times New Roman"/>
+          <w:b/>
+          <w:bCs/>
+          <w:sz w:val="36"/>
+          <w:szCs w:val="36"/>
+          <w:lang w:eastAsia="en-IN"/>
+        </w:rPr>
+      </w:pPr>
+      <w:r>
+        <w:rPr>
+          <w:rFonts w:ascii="Times New Roman" w:eastAsia="Times New Roman" w:hAnsi="Times New Roman" w:cs="Times New Roman"/>
+          <w:b/>
+          <w:bCs/>
+          <w:sz w:val="36"/>
+          <w:szCs w:val="36"/>
+          <w:lang w:eastAsia="en-IN"/>
+        </w:rPr>
+        <w:t>7. Environmental Laws &amp; Acts</w:t>
+      </w:r>
+    </w:p>
+    <w:p>
+      <w:pPr>
+        <w:numPr>
+          <w:ilvl w:val="0"/>
+          <w:numId w:val="7"/>
+        </w:numPr>
+        <w:spacing w:before="100" w:beforeAutospacing="1" w:after="100" w:afterAutospacing="1" w:line="240" w:lineRule="auto"/>
+        <w:rPr>
+          <w:rFonts w:ascii="Times New Roman" w:eastAsia="Times New Roman" w:hAnsi="Times New Roman" w:cs="Times New Roman"/>
+          <w:sz w:val="24"/>
+          <w:szCs w:val="24"/>
+          <w:lang w:eastAsia="en-IN"/>
+        </w:rPr>
+      </w:pPr>
+      <w:r>
+        <w:rPr>
+          <w:rFonts w:ascii="Times New Roman" w:eastAsia="Times New Roman" w:hAnsi="Times New Roman" w:cs="Times New Roman"/>
+          <w:sz w:val="24"/>
+          <w:szCs w:val="24"/>
+          <w:lang w:eastAsia="en-IN"/>
+        </w:rPr>
+        <w:t>Environment Protection Act 1986</w:t>
+      </w:r>
+    </w:p>
+    <w:p>
+      <w:pPr>
+        <w:numPr>
+          <w:ilvl w:val="0"/>
+          <w:numId w:val="7"/>
+        </w:numPr>
+        <w:spacing w:before="100" w:beforeAutospacing="1" w:after="100" w:afterAutospacing="1" w:line="240" w:lineRule="auto"/>
+        <w:rPr>
+          <w:rFonts w:ascii="Times New Roman" w:eastAsia="Times New Roman" w:hAnsi="Times New Roman" w:cs="Times New Roman"/>
+          <w:sz w:val="24"/>
+          <w:szCs w:val="24"/>
+          <w:lang w:eastAsia="en-IN"/>
+        </w:rPr>
+      </w:pPr>
+      <w:r>
+        <w:rPr>
+          <w:rFonts w:ascii="Times New Roman" w:eastAsia="Times New Roman" w:hAnsi="Times New Roman" w:cs="Times New Roman"/>
+          <w:sz w:val="24"/>
+          <w:szCs w:val="24"/>
+          <w:lang w:eastAsia="en-IN"/>
+        </w:rPr>
+        <w:t>Air Act 1981</w:t>
+      </w:r>
+    </w:p>
+    <w:p>
+      <w:pPr>
+        <w:numPr>
+          <w:ilvl w:val="0"/>
+          <w:numId w:val="7"/>
+        </w:numPr>
+        <w:spacing w:before="100" w:beforeAutospacing="1" w:after="100" w:afterAutospacing="1" w:line="240" w:lineRule="auto"/>
+        <w:rPr>
+          <w:rFonts w:ascii="Times New Roman" w:eastAsia="Times New Roman" w:hAnsi="Times New Roman" w:cs="Times New Roman"/>
+          <w:sz w:val="24"/>
+          <w:szCs w:val="24"/>
+          <w:lang w:eastAsia="en-IN"/>
+        </w:rPr>
+      </w:pPr>
+      <w:r>
+        <w:rPr>
+          <w:rFonts w:ascii="Times New Roman" w:eastAsia="Times New Roman" w:hAnsi="Times New Roman" w:cs="Times New Roman"/>
+          <w:sz w:val="24"/>
+          <w:szCs w:val="24"/>
+          <w:lang w:eastAsia="en-IN"/>
+        </w:rPr>
+        <w:t>Water Act 1974</w:t>
+      </w:r>
+    </w:p>
+    <w:p>
+      <w:pPr>
+        <w:numPr>
+          <w:ilvl w:val="0"/>
+          <w:numId w:val="7"/>
+        </w:numPr>
+        <w:spacing w:before="100" w:beforeAutospacing="1" w:after="100" w:afterAutospacing="1" w:line="240" w:lineRule="auto"/>
+        <w:rPr>
+          <w:rFonts w:ascii="Times New Roman" w:eastAsia="Times New Roman" w:hAnsi="Times New Roman" w:cs="Times New Roman"/>
+          <w:sz w:val="24"/>
+          <w:szCs w:val="24"/>
+          <w:lang w:eastAsia="en-IN"/>
+        </w:rPr>
+      </w:pPr>
+      <w:r>
+        <w:rPr>
+          <w:rFonts w:ascii="Times New Roman" w:eastAsia="Times New Roman" w:hAnsi="Times New Roman" w:cs="Times New Roman"/>
+          <w:sz w:val="24"/>
+          <w:szCs w:val="24"/>
+          <w:lang w:eastAsia="en-IN"/>
+        </w:rPr>
+        <w:t>Forest Act</w:t>
+      </w:r>
+    </w:p>
+    <w:p>
+      <w:pPr>
+        <w:numPr>
+          <w:ilvl w:val="0"/>
+          <w:numId w:val="7"/>
+        </w:numPr>
+        <w:spacing w:before="100" w:beforeAutospacing="1" w:after="100" w:afterAutospacing="1" w:line="240" w:lineRule="auto"/>
+        <w:rPr>
+          <w:rFonts w:ascii="Times New Roman" w:eastAsia="Times New Roman" w:hAnsi="Times New Roman" w:cs="Times New Roman"/>
+          <w:sz w:val="24"/>
+          <w:szCs w:val="24"/>
+          <w:lang w:eastAsia="en-IN"/>
+        </w:rPr>
+      </w:pPr>
+      <w:r>
+        <w:rPr>
+          <w:rFonts w:ascii="Times New Roman" w:eastAsia="Times New Roman" w:hAnsi="Times New Roman" w:cs="Times New Roman"/>
+          <w:sz w:val="24"/>
+          <w:szCs w:val="24"/>
+          <w:lang w:eastAsia="en-IN"/>
+        </w:rPr>
+        <w:t>Wildlife Protection Act 1972</w:t>
+      </w:r>
+    </w:p>
+    <w:p>
+      <w:pPr>
+        <w:spacing w:before="100" w:beforeAutospacing="1" w:after="100" w:afterAutospacing="1" w:line="240" w:lineRule="auto"/>
+        <w:rPr>
+          <w:rFonts w:ascii="Times New Roman" w:eastAsia="Times New Roman" w:hAnsi="Times New Roman" w:cs="Times New Roman"/>
+          <w:sz w:val="24"/>
+          <w:szCs w:val="24"/>
+          <w:lang w:eastAsia="en-IN"/>
+        </w:rPr>
+      </w:pPr>
+      <w:r>
+        <w:rPr>
+          <w:rFonts w:ascii="Segoe UI Emoji" w:eastAsia="Times New Roman" w:hAnsi="Segoe UI Emoji" w:cs="Segoe UI Emoji"/>
+          <w:sz w:val="24"/>
+          <w:szCs w:val="24"/>
+          <w:lang w:eastAsia="en-IN"/>
+        </w:rPr>
+        <w:t>📌</w:t>
+      </w:r>
+      <w:r>
+        <w:rPr>
+          <w:rFonts w:ascii="Times New Roman" w:eastAsia="Times New Roman" w:hAnsi="Times New Roman" w:cs="Times New Roman"/>
+          <w:sz w:val="24"/>
+          <w:szCs w:val="24"/>
+          <w:lang w:eastAsia="en-IN"/>
+        </w:rPr>
+        <w:t xml:space="preserve"> Direct factual questions </w:t>
+      </w:r>
+      <w:proofErr w:type="spellStart"/>
+      <w:r>
+        <w:rPr>
+          <w:rFonts w:ascii="Nirmala UI" w:eastAsia="Times New Roman" w:hAnsi="Nirmala UI" w:cs="Nirmala UI"/>
+          <w:sz w:val="24"/>
+          <w:szCs w:val="24"/>
+          <w:lang w:eastAsia="en-IN"/>
+        </w:rPr>
+        <w:t>आते</w:t>
+      </w:r>
+      <w:proofErr w:type="spellEnd"/>
+      <w:r>
+        <w:rPr>
+          <w:rFonts w:ascii="Times New Roman" w:eastAsia="Times New Roman" w:hAnsi="Times New Roman" w:cs="Times New Roman"/>
+          <w:sz w:val="24"/>
+          <w:szCs w:val="24"/>
+          <w:lang w:eastAsia="en-IN"/>
+        </w:rPr>
+        <w:t xml:space="preserve"> </w:t>
+      </w:r>
+      <w:proofErr w:type="spellStart"/>
+      <w:r>
+        <w:rPr>
+          <w:rFonts w:ascii="Nirmala UI" w:eastAsia="Times New Roman" w:hAnsi="Nirmala UI" w:cs="Nirmala UI"/>
+          <w:sz w:val="24"/>
+          <w:szCs w:val="24"/>
+          <w:lang w:eastAsia="en-IN"/>
+        </w:rPr>
+        <w:t>हैं</w:t>
+      </w:r>
+      <w:proofErr w:type="spellEnd"/>
+      <w:r>
+        <w:rPr>
+          <w:rFonts w:ascii="Nirmala UI" w:eastAsia="Times New Roman" w:hAnsi="Nirmala UI" w:cs="Nirmala UI"/>
+          <w:sz w:val="24"/>
+          <w:szCs w:val="24"/>
+          <w:lang w:eastAsia="en-IN"/>
+        </w:rPr>
+        <w:t>।</w:t>
+      </w:r>
+    </w:p>
+    <w:p>
+      <w:pPr>
+        <w:spacing w:after="0" w:line="240" w:lineRule="auto"/>
+        <w:rPr>
+          <w:rFonts w:ascii="Times New Roman" w:eastAsia="Times New Roman" w:hAnsi="Times New Roman" w:cs="Times New Roman"/>
+          <w:sz w:val="24"/>
+          <w:szCs w:val="24"/>
+          <w:lang w:eastAsia="en-IN"/>
+        </w:rPr>
+      </w:pPr>
+      <w:r>
+        <w:rPr>
+          <w:rFonts w:ascii="Times New Roman" w:eastAsia="Times New Roman" w:hAnsi="Times New Roman" w:cs="Times New Roman"/>
+          <w:sz w:val="24"/>
+          <w:szCs w:val="24"/>
+          <w:lang w:eastAsia="en-IN"/>
+        </w:rPr>
+        <w:pict w14:anchorId="4C7E6BDC">
+          <v:rect id="_x0000_i1033" style="width:0;height:1.5pt" o:hralign="center" o:hrstd="t" o:hr="t" fillcolor="#a0a0a0" stroked="f"/>
+        </w:pict>
+      </w:r>
+    </w:p>
+    <w:p>
+      <w:pPr>
+        <w:spacing w:before="100" w:beforeAutospacing="1" w:after="100" w:afterAutospacing="1" w:line="240" w:lineRule="auto"/>
+        <w:outlineLvl w:val="1"/>
+        <w:rPr>
+          <w:rFonts w:ascii="Times New Roman" w:eastAsia="Times New Roman" w:hAnsi="Times New Roman" w:cs="Times New Roman"/>
+          <w:b/>
+          <w:bCs/>
+          <w:sz w:val="36"/>
+          <w:szCs w:val="36"/>
+          <w:lang w:eastAsia="en-IN"/>
+        </w:rPr>
+      </w:pPr>
+      <w:r>
+        <w:rPr>
+          <w:rFonts w:ascii="Times New Roman" w:eastAsia="Times New Roman" w:hAnsi="Times New Roman" w:cs="Times New Roman"/>
+          <w:b/>
+          <w:bCs/>
+          <w:sz w:val="36"/>
+          <w:szCs w:val="36"/>
+          <w:lang w:eastAsia="en-IN"/>
+        </w:rPr>
+        <w:lastRenderedPageBreak/>
+        <w:t>8. Organisations (International + Indian)</w:t>
+      </w:r>
+    </w:p>
+    <w:p>
+      <w:pPr>
+        <w:numPr>
+          <w:ilvl w:val="0"/>
+          <w:numId w:val="8"/>
+        </w:numPr>
+        <w:spacing w:before="100" w:beforeAutospacing="1" w:after="100" w:afterAutospacing="1" w:line="240" w:lineRule="auto"/>
+        <w:rPr>
+          <w:rFonts w:ascii="Times New Roman" w:eastAsia="Times New Roman" w:hAnsi="Times New Roman" w:cs="Times New Roman"/>
+          <w:sz w:val="24"/>
+          <w:szCs w:val="24"/>
+          <w:lang w:eastAsia="en-IN"/>
+        </w:rPr>
+      </w:pPr>
+      <w:r>
+        <w:rPr>
+          <w:rFonts w:ascii="Times New Roman" w:eastAsia="Times New Roman" w:hAnsi="Times New Roman" w:cs="Times New Roman"/>
+          <w:sz w:val="24"/>
+          <w:szCs w:val="24"/>
+          <w:lang w:eastAsia="en-IN"/>
+        </w:rPr>
+        <w:t>UNEP</w:t>
+      </w:r>
+    </w:p>
+    <w:p>
+      <w:pPr>
+        <w:numPr>
+          <w:ilvl w:val="0"/>
+          <w:numId w:val="8"/>
+        </w:numPr>
+        <w:spacing w:before="100" w:beforeAutospacing="1" w:after="100" w:afterAutospacing="1" w:line="240" w:lineRule="auto"/>
+        <w:rPr>
+          <w:rFonts w:ascii="Times New Roman" w:eastAsia="Times New Roman" w:hAnsi="Times New Roman" w:cs="Times New Roman"/>
+          <w:sz w:val="24"/>
+          <w:szCs w:val="24"/>
+          <w:lang w:eastAsia="en-IN"/>
+        </w:rPr>
+      </w:pPr>
+      <w:r>
+        <w:rPr>
+          <w:rFonts w:ascii="Times New Roman" w:eastAsia="Times New Roman" w:hAnsi="Times New Roman" w:cs="Times New Roman"/>
+          <w:sz w:val="24"/>
+          <w:szCs w:val="24"/>
+          <w:lang w:eastAsia="en-IN"/>
+        </w:rPr>
+        <w:t>WWF</w:t>
+      </w:r>
+    </w:p>
+    <w:p>
+      <w:pPr>
+        <w:numPr>
+          <w:ilvl w:val="0"/>
+          <w:numId w:val="8"/>
+        </w:numPr>
+        <w:spacing w:before="100" w:beforeAutospacing="1" w:after="100" w:afterAutospacing="1" w:line="240" w:lineRule="auto"/>
+        <w:rPr>
+          <w:rFonts w:ascii="Times New Roman" w:eastAsia="Times New Roman" w:hAnsi="Times New Roman" w:cs="Times New Roman"/>
+          <w:sz w:val="24"/>
+          <w:szCs w:val="24"/>
+          <w:lang w:eastAsia="en-IN"/>
+        </w:rPr>
+      </w:pPr>
+      <w:r>
+        <w:rPr>
+          <w:rFonts w:ascii="Times New Roman" w:eastAsia="Times New Roman" w:hAnsi="Times New Roman" w:cs="Times New Roman"/>
+          <w:sz w:val="24"/>
+          <w:szCs w:val="24"/>
+          <w:lang w:eastAsia="en-IN"/>
+        </w:rPr>
+        <w:t>IUCN</w:t>
+      </w:r>
+    </w:p>
+    <w:p>
+      <w:pPr>
+        <w:numPr>
+          <w:ilvl w:val="0"/>
+          <w:numId w:val="8"/>
+        </w:numPr>
+        <w:spacing w:before="100" w:beforeAutospacing="1" w:after="100" w:afterAutospacing="1" w:line="240" w:lineRule="auto"/>
+        <w:rPr>
+          <w:rFonts w:ascii="Times New Roman" w:eastAsia="Times New Roman" w:hAnsi="Times New Roman" w:cs="Times New Roman"/>
+          <w:sz w:val="24"/>
+          <w:szCs w:val="24"/>
+          <w:lang w:eastAsia="en-IN"/>
+        </w:rPr>
+      </w:pPr>
+      <w:r>
+        <w:rPr>
+          <w:rFonts w:ascii="Times New Roman" w:eastAsia="Times New Roman" w:hAnsi="Times New Roman" w:cs="Times New Roman"/>
+          <w:sz w:val="24"/>
+          <w:szCs w:val="24"/>
+          <w:lang w:eastAsia="en-IN"/>
+        </w:rPr>
+        <w:t>IPCC</w:t>
+      </w:r>
+    </w:p>
+    <w:p>
+      <w:pPr>
+        <w:numPr>
+          <w:ilvl w:val="0"/>
+          <w:numId w:val="8"/>
+        </w:numPr>
+        <w:spacing w:before="100" w:beforeAutospacing="1" w:after="100" w:afterAutospacing="1" w:line="240" w:lineRule="auto"/>
+        <w:rPr>
+          <w:rFonts w:ascii="Times New Roman" w:eastAsia="Times New Roman" w:hAnsi="Times New Roman" w:cs="Times New Roman"/>
+          <w:sz w:val="24"/>
+          <w:szCs w:val="24"/>
+          <w:lang w:eastAsia="en-IN"/>
+        </w:rPr>
+      </w:pPr>
+      <w:r>
+        <w:rPr>
+          <w:rFonts w:ascii="Times New Roman" w:eastAsia="Times New Roman" w:hAnsi="Times New Roman" w:cs="Times New Roman"/>
+          <w:sz w:val="24"/>
+          <w:szCs w:val="24"/>
+          <w:lang w:eastAsia="en-IN"/>
+        </w:rPr>
+        <w:t>CPCB, SPCB</w:t>
+      </w:r>
+    </w:p>
+    <w:p>
+      <w:pPr>
+        <w:spacing w:after="0" w:line="240" w:lineRule="auto"/>
+        <w:rPr>
+          <w:rFonts w:ascii="Times New Roman" w:eastAsia="Times New Roman" w:hAnsi="Times New Roman" w:cs="Times New Roman"/>
+          <w:sz w:val="24"/>
+          <w:szCs w:val="24"/>
+          <w:lang w:eastAsia="en-IN"/>
+        </w:rPr>
+      </w:pPr>
+      <w:r>
+        <w:rPr>
+          <w:rFonts w:ascii="Times New Roman" w:eastAsia="Times New Roman" w:hAnsi="Times New Roman" w:cs="Times New Roman"/>
+          <w:sz w:val="24"/>
+          <w:szCs w:val="24"/>
+          <w:lang w:eastAsia="en-IN"/>
+        </w:rPr>
+        <w:pict w14:anchorId="28FCB52F">
+          <v:rect id="_x0000_i1034" style="width:0;height:1.5pt" o:hralign="center" o:hrstd="t" o:hr="t" fillcolor="#a0a0a0" stroked="f"/>
+        </w:pict>
+      </w:r>
+    </w:p>
+    <w:p>
+      <w:pPr>
+        <w:spacing w:before="100" w:beforeAutospacing="1" w:after="100" w:afterAutospacing="1" w:line="240" w:lineRule="auto"/>
+        <w:outlineLvl w:val="1"/>
+        <w:rPr>
+          <w:rFonts w:ascii="Times New Roman" w:eastAsia="Times New Roman" w:hAnsi="Times New Roman" w:cs="Times New Roman"/>
+          <w:b/>
+          <w:bCs/>
+          <w:sz w:val="36"/>
+          <w:szCs w:val="36"/>
+          <w:lang w:eastAsia="en-IN"/>
+        </w:rPr>
+      </w:pPr>
+      <w:r>
+        <w:rPr>
+          <w:rFonts w:ascii="Times New Roman" w:eastAsia="Times New Roman" w:hAnsi="Times New Roman" w:cs="Times New Roman"/>
+          <w:b/>
+          <w:bCs/>
+          <w:sz w:val="36"/>
+          <w:szCs w:val="36"/>
+          <w:lang w:eastAsia="en-IN"/>
+        </w:rPr>
+        <w:t>9. Ecology Basic Terms</w:t>
+      </w:r>
+    </w:p>
+    <w:p>
+      <w:pPr>
+        <w:numPr>
+          <w:ilvl w:val="0"/>
+          <w:numId w:val="9"/>
+        </w:numPr>
+        <w:spacing w:before="100" w:beforeAutospacing="1" w:after="100" w:afterAutospacing="1" w:line="240" w:lineRule="auto"/>
+        <w:rPr>
+          <w:rFonts w:ascii="Times New Roman" w:eastAsia="Times New Roman" w:hAnsi="Times New Roman" w:cs="Times New Roman"/>
+          <w:sz w:val="24"/>
+          <w:szCs w:val="24"/>
+          <w:lang w:eastAsia="en-IN"/>
+        </w:rPr>
+      </w:pPr>
+      <w:r>
+        <w:rPr>
+          <w:rFonts w:ascii="Times New Roman" w:eastAsia="Times New Roman" w:hAnsi="Times New Roman" w:cs="Times New Roman"/>
+          <w:sz w:val="24"/>
+          <w:szCs w:val="24"/>
+          <w:lang w:eastAsia="en-IN"/>
+        </w:rPr>
+        <w:t>species</w:t>
+      </w:r>
+    </w:p>
+    <w:p>
+      <w:pPr>
+        <w:numPr>
+          <w:ilvl w:val="0"/>
+          <w:numId w:val="9"/>
+        </w:numPr>
+        <w:spacing w:before="100" w:beforeAutospacing="1" w:after="100" w:afterAutospacing="1" w:line="240" w:lineRule="auto"/>
+        <w:rPr>
+          <w:rFonts w:ascii="Times New Roman" w:eastAsia="Times New Roman" w:hAnsi="Times New Roman" w:cs="Times New Roman"/>
+          <w:sz w:val="24"/>
+          <w:szCs w:val="24"/>
+          <w:lang w:eastAsia="en-IN"/>
+        </w:rPr>
+      </w:pPr>
+      <w:r>
+        <w:rPr>
+          <w:rFonts w:ascii="Times New Roman" w:eastAsia="Times New Roman" w:hAnsi="Times New Roman" w:cs="Times New Roman"/>
+          <w:sz w:val="24"/>
+          <w:szCs w:val="24"/>
+          <w:lang w:eastAsia="en-IN"/>
+        </w:rPr>
+        <w:t>population</w:t>
+      </w:r>
+    </w:p>
+    <w:p>
+      <w:pPr>
+        <w:numPr>
+          <w:ilvl w:val="0"/>
+          <w:numId w:val="9"/>
+        </w:numPr>
+        <w:spacing w:before="100" w:beforeAutospacing="1" w:after="100" w:afterAutospacing="1" w:line="240" w:lineRule="auto"/>
+        <w:rPr>
+          <w:rFonts w:ascii="Times New Roman" w:eastAsia="Times New Roman" w:hAnsi="Times New Roman" w:cs="Times New Roman"/>
+          <w:sz w:val="24"/>
+          <w:szCs w:val="24"/>
+          <w:lang w:eastAsia="en-IN"/>
+        </w:rPr>
+      </w:pPr>
+      <w:r>
+        <w:rPr>
+          <w:rFonts w:ascii="Times New Roman" w:eastAsia="Times New Roman" w:hAnsi="Times New Roman" w:cs="Times New Roman"/>
+          <w:sz w:val="24"/>
+          <w:szCs w:val="24"/>
+          <w:lang w:eastAsia="en-IN"/>
+        </w:rPr>
+        <w:t>community</w:t>
+      </w:r>
+    </w:p>
+    <w:p>
+      <w:pPr>
+        <w:numPr>
+          <w:ilvl w:val="0"/>
+          <w:numId w:val="9"/>
+        </w:numPr>
+        <w:spacing w:before="100" w:beforeAutospacing="1" w:after="100" w:afterAutospacing="1" w:line="240" w:lineRule="auto"/>
+        <w:rPr>
+          <w:rFonts w:ascii="Times New Roman" w:eastAsia="Times New Roman" w:hAnsi="Times New Roman" w:cs="Times New Roman"/>
+          <w:sz w:val="24"/>
+          <w:szCs w:val="24"/>
+          <w:lang w:eastAsia="en-IN"/>
+        </w:rPr>
+      </w:pPr>
+      <w:r>
+        <w:rPr>
+          <w:rFonts w:ascii="Times New Roman" w:eastAsia="Times New Roman" w:hAnsi="Times New Roman" w:cs="Times New Roman"/>
+          <w:sz w:val="24"/>
+          <w:szCs w:val="24"/>
+          <w:lang w:eastAsia="en-IN"/>
+        </w:rPr>
+        <w:t>biome</w:t>
+      </w:r>
+    </w:p>
+    <w:p>
+      <w:pPr>
+        <w:numPr>
+          <w:ilvl w:val="0"/>
+          <w:numId w:val="9"/>
+        </w:numPr>
+        <w:spacing w:before="100" w:beforeAutospacing="1" w:after="100" w:afterAutospacing="1" w:line="240" w:lineRule="auto"/>
+        <w:rPr>
+          <w:rFonts w:ascii="Times New Roman" w:eastAsia="Times New Roman" w:hAnsi="Times New Roman" w:cs="Times New Roman"/>
+          <w:sz w:val="24"/>
+          <w:szCs w:val="24"/>
+          <w:lang w:eastAsia="en-IN"/>
+        </w:rPr>
+      </w:pPr>
+      <w:r>
+        <w:rPr>
+          <w:rFonts w:ascii="Times New Roman" w:eastAsia="Times New Roman" w:hAnsi="Times New Roman" w:cs="Times New Roman"/>
+          <w:sz w:val="24"/>
+          <w:szCs w:val="24"/>
+          <w:lang w:eastAsia="en-IN"/>
+        </w:rPr>
+        <w:t>niche</w:t>
+      </w:r>
+    </w:p>
+    <w:p>
+      <w:pPr>
+        <w:numPr>
+          <w:ilvl w:val="0"/>
+          <w:numId w:val="9"/>
+        </w:numPr>
+        <w:spacing w:before="100" w:beforeAutospacing="1" w:after="100" w:afterAutospacing="1" w:line="240" w:lineRule="auto"/>
+        <w:rPr>
+          <w:rFonts w:ascii="Times New Roman" w:eastAsia="Times New Roman" w:hAnsi="Times New Roman" w:cs="Times New Roman"/>
+          <w:sz w:val="24"/>
+          <w:szCs w:val="24"/>
+          <w:lang w:eastAsia="en-IN"/>
+        </w:rPr>
+      </w:pPr>
+      <w:r>
+        <w:rPr>
+          <w:rFonts w:ascii="Times New Roman" w:eastAsia="Times New Roman" w:hAnsi="Times New Roman" w:cs="Times New Roman"/>
+          <w:sz w:val="24"/>
+          <w:szCs w:val="24"/>
+          <w:lang w:eastAsia="en-IN"/>
+        </w:rPr>
+        <w:t>ecotone</w:t>
+      </w:r>
+    </w:p>
+    <w:p>
+      <w:pPr>
+        <w:numPr>
+          <w:ilvl w:val="0"/>
+          <w:numId w:val="9"/>
+        </w:numPr>
+        <w:spacing w:before="100" w:beforeAutospacing="1" w:after="100" w:afterAutospacing="1" w:line="240" w:lineRule="auto"/>
+        <w:rPr>
+          <w:rFonts w:ascii="Times New Roman" w:eastAsia="Times New Roman" w:hAnsi="Times New Roman" w:cs="Times New Roman"/>
+          <w:sz w:val="24"/>
+          <w:szCs w:val="24"/>
+          <w:lang w:eastAsia="en-IN"/>
+        </w:rPr>
+      </w:pPr>
+      <w:r>
+        <w:rPr>
+          <w:rFonts w:ascii="Times New Roman" w:eastAsia="Times New Roman" w:hAnsi="Times New Roman" w:cs="Times New Roman"/>
+          <w:sz w:val="24"/>
+          <w:szCs w:val="24"/>
+          <w:lang w:eastAsia="en-IN"/>
+        </w:rPr>
+        <w:t>succession</w:t>
+      </w:r>
+    </w:p>
+    <w:p>
+      <w:pPr>
+        <w:spacing w:before="100" w:beforeAutospacing="1" w:after="100" w:afterAutospacing="1" w:line="240" w:lineRule="auto"/>
+        <w:rPr>
+          <w:rFonts w:ascii="Times New Roman" w:eastAsia="Times New Roman" w:hAnsi="Times New Roman" w:cs="Times New Roman"/>
+          <w:sz w:val="24"/>
+          <w:szCs w:val="24"/>
+          <w:lang w:eastAsia="en-IN"/>
+        </w:rPr>
+      </w:pPr>
+      <w:r>
+        <w:rPr>
+          <w:rFonts w:ascii="Segoe UI Emoji" w:eastAsia="Times New Roman" w:hAnsi="Segoe UI Emoji" w:cs="Segoe UI Emoji"/>
+          <w:sz w:val="24"/>
+          <w:szCs w:val="24"/>
+          <w:lang w:eastAsia="en-IN"/>
+        </w:rPr>
+        <w:t>📌</w:t>
+      </w:r>
+      <w:r>
+        <w:rPr>
+          <w:rFonts w:ascii="Times New Roman" w:eastAsia="Times New Roman" w:hAnsi="Times New Roman" w:cs="Times New Roman"/>
+          <w:sz w:val="24"/>
+          <w:szCs w:val="24"/>
+          <w:lang w:eastAsia="en-IN"/>
+        </w:rPr>
+        <w:t xml:space="preserve"> definitions </w:t>
+      </w:r>
+      <w:proofErr w:type="spellStart"/>
+      <w:r>
+        <w:rPr>
+          <w:rFonts w:ascii="Nirmala UI" w:eastAsia="Times New Roman" w:hAnsi="Nirmala UI" w:cs="Nirmala UI"/>
+          <w:sz w:val="24"/>
+          <w:szCs w:val="24"/>
+          <w:lang w:eastAsia="en-IN"/>
+        </w:rPr>
+        <w:t>पर</w:t>
+      </w:r>
+      <w:proofErr w:type="spellEnd"/>
+      <w:r>
+        <w:rPr>
+          <w:rFonts w:ascii="Times New Roman" w:eastAsia="Times New Roman" w:hAnsi="Times New Roman" w:cs="Times New Roman"/>
+          <w:sz w:val="24"/>
+          <w:szCs w:val="24"/>
+          <w:lang w:eastAsia="en-IN"/>
+        </w:rPr>
+        <w:t xml:space="preserve"> question </w:t>
+      </w:r>
+      <w:proofErr w:type="spellStart"/>
+      <w:r>
+        <w:rPr>
+          <w:rFonts w:ascii="Nirmala UI" w:eastAsia="Times New Roman" w:hAnsi="Nirmala UI" w:cs="Nirmala UI"/>
+          <w:sz w:val="24"/>
+          <w:szCs w:val="24"/>
+          <w:lang w:eastAsia="en-IN"/>
+        </w:rPr>
+        <w:t>आता</w:t>
+      </w:r>
+      <w:proofErr w:type="spellEnd"/>
+      <w:r>
+        <w:rPr>
+          <w:rFonts w:ascii="Times New Roman" w:eastAsia="Times New Roman" w:hAnsi="Times New Roman" w:cs="Times New Roman"/>
+          <w:sz w:val="24"/>
+          <w:szCs w:val="24"/>
+          <w:lang w:eastAsia="en-IN"/>
+        </w:rPr>
+        <w:t xml:space="preserve"> </w:t>
+      </w:r>
+      <w:proofErr w:type="spellStart"/>
+      <w:r>
+        <w:rPr>
+          <w:rFonts w:ascii="Nirmala UI" w:eastAsia="Times New Roman" w:hAnsi="Nirmala UI" w:cs="Nirmala UI"/>
+          <w:sz w:val="24"/>
+          <w:szCs w:val="24"/>
+          <w:lang w:eastAsia="en-IN"/>
+        </w:rPr>
+        <w:t>है</w:t>
+      </w:r>
+      <w:proofErr w:type="spellEnd"/>
+      <w:r>
+        <w:rPr>
+          <w:rFonts w:ascii="Nirmala UI" w:eastAsia="Times New Roman" w:hAnsi="Nirmala UI" w:cs="Nirmala UI"/>
+          <w:sz w:val="24"/>
+          <w:szCs w:val="24"/>
+          <w:lang w:eastAsia="en-IN"/>
+        </w:rPr>
+        <w:t>।</w:t>
+      </w:r>
+    </w:p>
+    <w:p>
+      <w:pPr>
+        <w:spacing w:after="0" w:line="240" w:lineRule="auto"/>
+        <w:rPr>
+          <w:rFonts w:ascii="Times New Roman" w:eastAsia="Times New Roman" w:hAnsi="Times New Roman" w:cs="Times New Roman"/>
+          <w:sz w:val="24"/>
+          <w:szCs w:val="24"/>
+          <w:lang w:eastAsia="en-IN"/>
+        </w:rPr>
+      </w:pPr>
+      <w:r>
+        <w:rPr>
+          <w:rFonts w:ascii="Times New Roman" w:eastAsia="Times New Roman" w:hAnsi="Times New Roman" w:cs="Times New Roman"/>
+          <w:sz w:val="24"/>
+          <w:szCs w:val="24"/>
+          <w:lang w:eastAsia="en-IN"/>
+        </w:rPr>
+        <w:pict w14:anchorId="01BF92E3">
+          <v:rect id="_x0000_i1035" style="width:0;height:1.5pt" o:hralign="center" o:hrstd="t" o:hr="t" fillcolor="#a0a0a0" stroked="f"/>
+        </w:pict>
+      </w:r>
+    </w:p>
+    <w:p>
+      <w:pPr>
+        <w:spacing w:before="100" w:beforeAutospacing="1" w:after="100" w:afterAutospacing="1" w:line="240" w:lineRule="auto"/>
+        <w:outlineLvl w:val="1"/>
+        <w:rPr>
+          <w:rFonts w:ascii="Times New Roman" w:eastAsia="Times New Roman" w:hAnsi="Times New Roman" w:cs="Times New Roman"/>
+          <w:b/>
+          <w:bCs/>
+          <w:sz w:val="36"/>
+          <w:szCs w:val="36"/>
+          <w:lang w:eastAsia="en-IN"/>
+        </w:rPr>
+      </w:pPr>
+      <w:r>
+        <w:rPr>
+          <w:rFonts w:ascii="Times New Roman" w:eastAsia="Times New Roman" w:hAnsi="Times New Roman" w:cs="Times New Roman"/>
+          <w:b/>
+          <w:bCs/>
+          <w:sz w:val="36"/>
+          <w:szCs w:val="36"/>
+          <w:lang w:eastAsia="en-IN"/>
+        </w:rPr>
+        <w:t>10. Disasters &amp; Environmental Issues</w:t>
+      </w:r>
+    </w:p>
+    <w:p>
+      <w:pPr>
+        <w:numPr>
+          <w:ilvl w:val="0"/>
+          <w:numId w:val="10"/>
+        </w:numPr>
+        <w:spacing w:before="100" w:beforeAutospacing="1" w:after="100" w:afterAutospacing="1" w:line="240" w:lineRule="auto"/>
+        <w:rPr>
+          <w:rFonts w:ascii="Times New Roman" w:eastAsia="Times New Roman" w:hAnsi="Times New Roman" w:cs="Times New Roman"/>
+          <w:sz w:val="24"/>
+          <w:szCs w:val="24"/>
+          <w:lang w:eastAsia="en-IN"/>
+        </w:rPr>
+      </w:pPr>
+      <w:r>
+        <w:rPr>
+          <w:rFonts w:ascii="Times New Roman" w:eastAsia="Times New Roman" w:hAnsi="Times New Roman" w:cs="Times New Roman"/>
+          <w:sz w:val="24"/>
+          <w:szCs w:val="24"/>
+          <w:lang w:eastAsia="en-IN"/>
+        </w:rPr>
+        <w:t>earthquakes, cyclones</w:t>
+      </w:r>
+    </w:p>
+    <w:p>
+      <w:pPr>
+        <w:numPr>
+          <w:ilvl w:val="0"/>
+          <w:numId w:val="10"/>
+        </w:numPr>
+        <w:spacing w:before="100" w:beforeAutospacing="1" w:after="100" w:afterAutospacing="1" w:line="240" w:lineRule="auto"/>
+        <w:rPr>
+          <w:rFonts w:ascii="Times New Roman" w:eastAsia="Times New Roman" w:hAnsi="Times New Roman" w:cs="Times New Roman"/>
+          <w:sz w:val="24"/>
+          <w:szCs w:val="24"/>
+          <w:lang w:eastAsia="en-IN"/>
+        </w:rPr>
+      </w:pPr>
+      <w:r>
+        <w:rPr>
+          <w:rFonts w:ascii="Times New Roman" w:eastAsia="Times New Roman" w:hAnsi="Times New Roman" w:cs="Times New Roman"/>
+          <w:sz w:val="24"/>
+          <w:szCs w:val="24"/>
+          <w:lang w:eastAsia="en-IN"/>
+        </w:rPr>
+        <w:t>floods</w:t>
+      </w:r>
+    </w:p>
+    <w:p>
+      <w:pPr>
+        <w:numPr>
+          <w:ilvl w:val="0"/>
+          <w:numId w:val="10"/>
+        </w:numPr>
+        <w:spacing w:before="100" w:beforeAutospacing="1" w:after="100" w:afterAutospacing="1" w:line="240" w:lineRule="auto"/>
+        <w:rPr>
+          <w:rFonts w:ascii="Times New Roman" w:eastAsia="Times New Roman" w:hAnsi="Times New Roman" w:cs="Times New Roman"/>
+          <w:sz w:val="24"/>
+          <w:szCs w:val="24"/>
+          <w:lang w:eastAsia="en-IN"/>
+        </w:rPr>
+      </w:pPr>
+      <w:r>
+        <w:rPr>
+          <w:rFonts w:ascii="Times New Roman" w:eastAsia="Times New Roman" w:hAnsi="Times New Roman" w:cs="Times New Roman"/>
+          <w:sz w:val="24"/>
+          <w:szCs w:val="24"/>
+          <w:lang w:eastAsia="en-IN"/>
+        </w:rPr>
+        <w:t>forest fires</w:t>
+      </w:r>
+    </w:p>
+    <w:p>
+      <w:pPr>
+        <w:numPr>
+          <w:ilvl w:val="0"/>
+          <w:numId w:val="10"/>
+        </w:numPr>
+        <w:spacing w:before="100" w:beforeAutospacing="1" w:after="100" w:afterAutospacing="1" w:line="240" w:lineRule="auto"/>
+        <w:rPr>
+          <w:rFonts w:ascii="Times New Roman" w:eastAsia="Times New Roman" w:hAnsi="Times New Roman" w:cs="Times New Roman"/>
+          <w:sz w:val="24"/>
+          <w:szCs w:val="24"/>
+          <w:lang w:eastAsia="en-IN"/>
+        </w:rPr>
+      </w:pPr>
+      <w:r>
+        <w:rPr>
+          <w:rFonts w:ascii="Times New Roman" w:eastAsia="Times New Roman" w:hAnsi="Times New Roman" w:cs="Times New Roman"/>
+          <w:sz w:val="24"/>
+          <w:szCs w:val="24"/>
+          <w:lang w:eastAsia="en-IN"/>
+        </w:rPr>
+        <w:t>desertification</w:t>
+      </w:r>
+    </w:p>
+    <w:p>
+      <w:pPr>
+        <w:numPr>
+          <w:ilvl w:val="0"/>
+          <w:numId w:val="10"/>
+        </w:numPr>
+        <w:spacing w:before="100" w:beforeAutospacing="1" w:after="100" w:afterAutospacing="1" w:line="240" w:lineRule="auto"/>
+        <w:rPr>
+          <w:rFonts w:ascii="Times New Roman" w:eastAsia="Times New Roman" w:hAnsi="Times New Roman" w:cs="Times New Roman"/>
+          <w:sz w:val="24"/>
+          <w:szCs w:val="24"/>
+          <w:lang w:eastAsia="en-IN"/>
+        </w:rPr>
+      </w:pPr>
+      <w:r>
+        <w:rPr>
+          <w:rFonts w:ascii="Times New Roman" w:eastAsia="Times New Roman" w:hAnsi="Times New Roman" w:cs="Times New Roman"/>
+          <w:sz w:val="24"/>
+          <w:szCs w:val="24"/>
+          <w:lang w:eastAsia="en-IN"/>
+        </w:rPr>
+        <w:t>El Niño / La Niña</w:t>
+      </w:r>
+    </w:p>
+    <w:p>
+      <w:pPr>
+        <w:spacing w:after="0" w:line="240" w:lineRule="auto"/>
+        <w:rPr>
+          <w:rFonts w:ascii="Times New Roman" w:eastAsia="Times New Roman" w:hAnsi="Times New Roman" w:cs="Times New Roman"/>
+          <w:sz w:val="24"/>
+          <w:szCs w:val="24"/>
+          <w:lang w:eastAsia="en-IN"/>
+        </w:rPr>
+      </w:pPr>
+      <w:r>
+        <w:rPr>
+          <w:rFonts w:ascii="Times New Roman" w:eastAsia="Times New Roman" w:hAnsi="Times New Roman" w:cs="Times New Roman"/>
+          <w:sz w:val="24"/>
+          <w:szCs w:val="24"/>
+          <w:lang w:eastAsia="en-IN"/>
+        </w:rPr>
+        <w:pict w14:anchorId="2D72B488">
+          <v:rect id="_x0000_i1036" style="width:0;height:1.5pt" o:hralign="center" o:hrstd="t" o:hr="t" fillcolor="#a0a0a0" stroked="f"/>
+        </w:pict>
+      </w:r>
+    </w:p>
+    <w:p>
+      <w:pPr>
+        <w:spacing w:before="100" w:beforeAutospacing="1" w:after="100" w:afterAutospacing="1" w:line="240" w:lineRule="auto"/>
+        <w:outlineLvl w:val="0"/>
+        <w:rPr>
+          <w:rFonts w:ascii="Times New Roman" w:eastAsia="Times New Roman" w:hAnsi="Times New Roman" w:cs="Times New Roman"/>
+          <w:b/>
+          <w:bCs/>
+          <w:kern w:val="36"/>
+          <w:sz w:val="48"/>
+          <w:szCs w:val="48"/>
+          <w:lang w:eastAsia="en-IN"/>
+        </w:rPr>
+      </w:pPr>
+      <w:r>
+        <w:rPr>
+          <w:rFonts w:ascii="Segoe UI Emoji" w:eastAsia="Times New Roman" w:hAnsi="Segoe UI Emoji" w:cs="Segoe UI Emoji"/>
+          <w:b/>
+          <w:bCs/>
+          <w:kern w:val="36"/>
+          <w:sz w:val="48"/>
+          <w:szCs w:val="48"/>
+          <w:lang w:eastAsia="en-IN"/>
+        </w:rPr>
+        <w:t>🎯</w:t>
+      </w:r>
+      <w:r>
+        <w:rPr>
+          <w:rFonts w:ascii="Times New Roman" w:eastAsia="Times New Roman" w:hAnsi="Times New Roman" w:cs="Times New Roman"/>
+          <w:b/>
+          <w:bCs/>
+          <w:kern w:val="36"/>
+          <w:sz w:val="48"/>
+          <w:szCs w:val="48"/>
+          <w:lang w:eastAsia="en-IN"/>
+        </w:rPr>
+        <w:t xml:space="preserve"> Ecology </w:t>
+      </w:r>
+      <w:proofErr w:type="spellStart"/>
+      <w:r>
+        <w:rPr>
+          <w:rFonts w:ascii="Nirmala UI" w:eastAsia="Times New Roman" w:hAnsi="Nirmala UI" w:cs="Nirmala UI"/>
+          <w:b/>
+          <w:bCs/>
+          <w:kern w:val="36"/>
+          <w:sz w:val="48"/>
+          <w:szCs w:val="48"/>
+          <w:lang w:eastAsia="en-IN"/>
+        </w:rPr>
+        <w:t>में</w:t>
+      </w:r>
+      <w:proofErr w:type="spellEnd"/>
+      <w:r>
+        <w:rPr>
+          <w:rFonts w:ascii="Times New Roman" w:eastAsia="Times New Roman" w:hAnsi="Times New Roman" w:cs="Times New Roman"/>
+          <w:b/>
+          <w:bCs/>
+          <w:kern w:val="36"/>
+          <w:sz w:val="48"/>
+          <w:szCs w:val="48"/>
+          <w:lang w:eastAsia="en-IN"/>
+        </w:rPr>
+        <w:t xml:space="preserve"> </w:t>
+      </w:r>
+      <w:proofErr w:type="spellStart"/>
+      <w:r>
+        <w:rPr>
+          <w:rFonts w:ascii="Nirmala UI" w:eastAsia="Times New Roman" w:hAnsi="Nirmala UI" w:cs="Nirmala UI"/>
+          <w:b/>
+          <w:bCs/>
+          <w:kern w:val="36"/>
+          <w:sz w:val="48"/>
+          <w:szCs w:val="48"/>
+          <w:lang w:eastAsia="en-IN"/>
+        </w:rPr>
+        <w:t>सबसे</w:t>
+      </w:r>
+      <w:proofErr w:type="spellEnd"/>
+      <w:r>
+        <w:rPr>
+          <w:rFonts w:ascii="Times New Roman" w:eastAsia="Times New Roman" w:hAnsi="Times New Roman" w:cs="Times New Roman"/>
+          <w:b/>
+          <w:bCs/>
+          <w:kern w:val="36"/>
+          <w:sz w:val="48"/>
+          <w:szCs w:val="48"/>
+          <w:lang w:eastAsia="en-IN"/>
+        </w:rPr>
+        <w:t xml:space="preserve"> </w:t>
+      </w:r>
+      <w:proofErr w:type="spellStart"/>
+      <w:r>
+        <w:rPr>
+          <w:rFonts w:ascii="Nirmala UI" w:eastAsia="Times New Roman" w:hAnsi="Nirmala UI" w:cs="Nirmala UI"/>
+          <w:b/>
+          <w:bCs/>
+          <w:kern w:val="36"/>
+          <w:sz w:val="48"/>
+          <w:szCs w:val="48"/>
+          <w:lang w:eastAsia="en-IN"/>
+        </w:rPr>
+        <w:t>ज़्यादा</w:t>
+      </w:r>
+      <w:proofErr w:type="spellEnd"/>
+      <w:r>
+        <w:rPr>
+          <w:rFonts w:ascii="Times New Roman" w:eastAsia="Times New Roman" w:hAnsi="Times New Roman" w:cs="Times New Roman"/>
+          <w:b/>
+          <w:bCs/>
+          <w:kern w:val="36"/>
+          <w:sz w:val="48"/>
+          <w:szCs w:val="48"/>
+          <w:lang w:eastAsia="en-IN"/>
+        </w:rPr>
+        <w:t xml:space="preserve"> </w:t>
+      </w:r>
+      <w:proofErr w:type="spellStart"/>
+      <w:r>
+        <w:rPr>
+          <w:rFonts w:ascii="Nirmala UI" w:eastAsia="Times New Roman" w:hAnsi="Nirmala UI" w:cs="Nirmala UI"/>
+          <w:b/>
+          <w:bCs/>
+          <w:kern w:val="36"/>
+          <w:sz w:val="48"/>
+          <w:szCs w:val="48"/>
+          <w:lang w:eastAsia="en-IN"/>
+        </w:rPr>
+        <w:t>पूछा</w:t>
+      </w:r>
+      <w:proofErr w:type="spellEnd"/>
+      <w:r>
+        <w:rPr>
+          <w:rFonts w:ascii="Times New Roman" w:eastAsia="Times New Roman" w:hAnsi="Times New Roman" w:cs="Times New Roman"/>
+          <w:b/>
+          <w:bCs/>
+          <w:kern w:val="36"/>
+          <w:sz w:val="48"/>
+          <w:szCs w:val="48"/>
+          <w:lang w:eastAsia="en-IN"/>
+        </w:rPr>
+        <w:t xml:space="preserve"> </w:t>
+      </w:r>
+      <w:proofErr w:type="spellStart"/>
+      <w:r>
+        <w:rPr>
+          <w:rFonts w:ascii="Nirmala UI" w:eastAsia="Times New Roman" w:hAnsi="Nirmala UI" w:cs="Nirmala UI"/>
+          <w:b/>
+          <w:bCs/>
+          <w:kern w:val="36"/>
+          <w:sz w:val="48"/>
+          <w:szCs w:val="48"/>
+          <w:lang w:eastAsia="en-IN"/>
+        </w:rPr>
+        <w:t>जाने</w:t>
+      </w:r>
+      <w:proofErr w:type="spellEnd"/>
+      <w:r>
+        <w:rPr>
+          <w:rFonts w:ascii="Times New Roman" w:eastAsia="Times New Roman" w:hAnsi="Times New Roman" w:cs="Times New Roman"/>
+          <w:b/>
+          <w:bCs/>
+          <w:kern w:val="36"/>
+          <w:sz w:val="48"/>
+          <w:szCs w:val="48"/>
+          <w:lang w:eastAsia="en-IN"/>
+        </w:rPr>
+        <w:t xml:space="preserve"> </w:t>
+      </w:r>
+      <w:proofErr w:type="spellStart"/>
+      <w:r>
+        <w:rPr>
+          <w:rFonts w:ascii="Nirmala UI" w:eastAsia="Times New Roman" w:hAnsi="Nirmala UI" w:cs="Nirmala UI"/>
+          <w:b/>
+          <w:bCs/>
+          <w:kern w:val="36"/>
+          <w:sz w:val="48"/>
+          <w:szCs w:val="48"/>
+          <w:lang w:eastAsia="en-IN"/>
+        </w:rPr>
+        <w:t>वाला</w:t>
+      </w:r>
+      <w:proofErr w:type="spellEnd"/>
+      <w:r>
+        <w:rPr>
+          <w:rFonts w:ascii="Times New Roman" w:eastAsia="Times New Roman" w:hAnsi="Times New Roman" w:cs="Times New Roman"/>
+          <w:b/>
+          <w:bCs/>
+          <w:kern w:val="36"/>
+          <w:sz w:val="48"/>
+          <w:szCs w:val="48"/>
+          <w:lang w:eastAsia="en-IN"/>
+        </w:rPr>
+        <w:t xml:space="preserve"> content (UPPCS special)</w:t>
+      </w:r>
+    </w:p>
+    <w:p>
+      <w:pPr>
+        <w:numPr>
+          <w:ilvl w:val="0"/>
+          <w:numId w:val="11"/>
+        </w:numPr>
+        <w:spacing w:before="100" w:beforeAutospacing="1" w:after="100" w:afterAutospacing="1" w:line="240" w:lineRule="auto"/>
+        <w:rPr>
+          <w:rFonts w:ascii="Times New Roman" w:eastAsia="Times New Roman" w:hAnsi="Times New Roman" w:cs="Times New Roman"/>
+          <w:sz w:val="24"/>
+          <w:szCs w:val="24"/>
+          <w:lang w:eastAsia="en-IN"/>
+        </w:rPr>
+      </w:pPr>
+      <w:r>
+        <w:rPr>
+          <w:rFonts w:ascii="Times New Roman" w:eastAsia="Times New Roman" w:hAnsi="Times New Roman" w:cs="Times New Roman"/>
+          <w:sz w:val="24"/>
+          <w:szCs w:val="24"/>
+          <w:lang w:eastAsia="en-IN"/>
+        </w:rPr>
+        <w:t>Food chain &amp; trophic level</w:t>
+      </w:r>
+    </w:p>
+    <w:p>
+      <w:pPr>
+        <w:numPr>
+          <w:ilvl w:val="0"/>
+          <w:numId w:val="11"/>
+        </w:numPr>
+        <w:spacing w:before="100" w:beforeAutospacing="1" w:after="100" w:afterAutospacing="1" w:line="240" w:lineRule="auto"/>
+        <w:rPr>
+          <w:rFonts w:ascii="Times New Roman" w:eastAsia="Times New Roman" w:hAnsi="Times New Roman" w:cs="Times New Roman"/>
+          <w:sz w:val="24"/>
+          <w:szCs w:val="24"/>
+          <w:lang w:eastAsia="en-IN"/>
+        </w:rPr>
+      </w:pPr>
+      <w:r>
+        <w:rPr>
+          <w:rFonts w:ascii="Times New Roman" w:eastAsia="Times New Roman" w:hAnsi="Times New Roman" w:cs="Times New Roman"/>
+          <w:sz w:val="24"/>
+          <w:szCs w:val="24"/>
+          <w:lang w:eastAsia="en-IN"/>
+        </w:rPr>
+        <w:t>Biodiversity hotspots</w:t>
+      </w:r>
+    </w:p>
+    <w:p>
+      <w:pPr>
+        <w:numPr>
+          <w:ilvl w:val="0"/>
+          <w:numId w:val="11"/>
+        </w:numPr>
+        <w:spacing w:before="100" w:beforeAutospacing="1" w:after="100" w:afterAutospacing="1" w:line="240" w:lineRule="auto"/>
+        <w:rPr>
+          <w:rFonts w:ascii="Times New Roman" w:eastAsia="Times New Roman" w:hAnsi="Times New Roman" w:cs="Times New Roman"/>
+          <w:sz w:val="24"/>
+          <w:szCs w:val="24"/>
+          <w:lang w:eastAsia="en-IN"/>
+        </w:rPr>
+      </w:pPr>
+      <w:r>
+        <w:rPr>
+          <w:rFonts w:ascii="Times New Roman" w:eastAsia="Times New Roman" w:hAnsi="Times New Roman" w:cs="Times New Roman"/>
+          <w:sz w:val="24"/>
+          <w:szCs w:val="24"/>
+          <w:lang w:eastAsia="en-IN"/>
+        </w:rPr>
+        <w:t>Biosphere reserves of India</w:t>
+      </w:r>
+    </w:p>
+    <w:p>
+      <w:pPr>
+        <w:numPr>
+          <w:ilvl w:val="0"/>
+          <w:numId w:val="11"/>
+        </w:numPr>
+        <w:spacing w:before="100" w:beforeAutospacing="1" w:after="100" w:afterAutospacing="1" w:line="240" w:lineRule="auto"/>
+        <w:rPr>
+          <w:rFonts w:ascii="Times New Roman" w:eastAsia="Times New Roman" w:hAnsi="Times New Roman" w:cs="Times New Roman"/>
+          <w:sz w:val="24"/>
+          <w:szCs w:val="24"/>
+          <w:lang w:eastAsia="en-IN"/>
+        </w:rPr>
+      </w:pPr>
+      <w:r>
+        <w:rPr>
+          <w:rFonts w:ascii="Times New Roman" w:eastAsia="Times New Roman" w:hAnsi="Times New Roman" w:cs="Times New Roman"/>
+          <w:sz w:val="24"/>
+          <w:szCs w:val="24"/>
+          <w:lang w:eastAsia="en-IN"/>
+        </w:rPr>
+        <w:t>Ramsar sites</w:t>
+      </w:r>
+    </w:p>
+    <w:p>
+      <w:pPr>
+        <w:numPr>
+          <w:ilvl w:val="0"/>
+          <w:numId w:val="11"/>
+        </w:numPr>
+        <w:spacing w:before="100" w:beforeAutospacing="1" w:after="100" w:afterAutospacing="1" w:line="240" w:lineRule="auto"/>
+        <w:rPr>
+          <w:rFonts w:ascii="Times New Roman" w:eastAsia="Times New Roman" w:hAnsi="Times New Roman" w:cs="Times New Roman"/>
+          <w:sz w:val="24"/>
+          <w:szCs w:val="24"/>
+          <w:lang w:eastAsia="en-IN"/>
+        </w:rPr>
+      </w:pPr>
+      <w:r>
+        <w:rPr>
+          <w:rFonts w:ascii="Times New Roman" w:eastAsia="Times New Roman" w:hAnsi="Times New Roman" w:cs="Times New Roman"/>
+          <w:sz w:val="24"/>
+          <w:szCs w:val="24"/>
+          <w:lang w:eastAsia="en-IN"/>
+        </w:rPr>
+        <w:t>Pollution (ozone layer, air pollutants)</w:t>
+      </w:r>
+    </w:p>
+    <w:p>
+      <w:pPr>
+        <w:numPr>
+          <w:ilvl w:val="0"/>
+          <w:numId w:val="11"/>
+        </w:numPr>
+        <w:spacing w:before="100" w:beforeAutospacing="1" w:after="100" w:afterAutospacing="1" w:line="240" w:lineRule="auto"/>
+        <w:rPr>
+          <w:rFonts w:ascii="Times New Roman" w:eastAsia="Times New Roman" w:hAnsi="Times New Roman" w:cs="Times New Roman"/>
+          <w:sz w:val="24"/>
+          <w:szCs w:val="24"/>
+          <w:lang w:eastAsia="en-IN"/>
+        </w:rPr>
+      </w:pPr>
+      <w:r>
+        <w:rPr>
+          <w:rFonts w:ascii="Times New Roman" w:eastAsia="Times New Roman" w:hAnsi="Times New Roman" w:cs="Times New Roman"/>
+          <w:sz w:val="24"/>
+          <w:szCs w:val="24"/>
+          <w:lang w:eastAsia="en-IN"/>
+        </w:rPr>
+        <w:t>Greenhouse gases</w:t>
+      </w:r>
+    </w:p>
+    <w:p>
+      <w:pPr>
+        <w:numPr>
+          <w:ilvl w:val="0"/>
+          <w:numId w:val="11"/>
+        </w:numPr>
+        <w:spacing w:before="100" w:beforeAutospacing="1" w:after="100" w:afterAutospacing="1" w:line="240" w:lineRule="auto"/>
+        <w:rPr>
+          <w:rFonts w:ascii="Times New Roman" w:eastAsia="Times New Roman" w:hAnsi="Times New Roman" w:cs="Times New Roman"/>
+          <w:sz w:val="24"/>
+          <w:szCs w:val="24"/>
+          <w:lang w:eastAsia="en-IN"/>
+        </w:rPr>
+      </w:pPr>
+      <w:r>
+        <w:rPr>
+          <w:rFonts w:ascii="Times New Roman" w:eastAsia="Times New Roman" w:hAnsi="Times New Roman" w:cs="Times New Roman"/>
+          <w:sz w:val="24"/>
+          <w:szCs w:val="24"/>
+          <w:lang w:eastAsia="en-IN"/>
+        </w:rPr>
+        <w:t>Environmental Acts</w:t>
       </w:r>
     </w:p>
     <w:p/>
-    <w:p>
-      <w:r>
-        <w:rPr>
-          <w:noProof/>
-        </w:rPr>
-        <w:drawing>
-          <wp:inline distT="0" distB="0" distL="0" distR="0" wp14:anchorId="72FBAD46" wp14:editId="365DAE99">
-            <wp:extent cx="5731510" cy="2104390"/>
-            <wp:effectExtent l="0" t="0" r="2540" b="0"/>
-            <wp:docPr id="1496624385" name="Picture 2"/>
-            <wp:cNvGraphicFramePr>
-              <a:graphicFrameLocks xmlns:a="http://schemas.openxmlformats.org/drawingml/2006/main" noChangeAspect="1"/>
-            </wp:cNvGraphicFramePr>
-            <a:graphic xmlns:a="http://schemas.openxmlformats.org/drawingml/2006/main">
-              <a:graphicData uri="http://schemas.openxmlformats.org/drawingml/2006/picture">
-                <pic:pic xmlns:pic="http://schemas.openxmlformats.org/drawingml/2006/picture">
-                  <pic:nvPicPr>
-                    <pic:cNvPr id="0" name="Picture 27"/>
-                    <pic:cNvPicPr>
-                      <a:picLocks noChangeAspect="1" noChangeArrowheads="1"/>
-                    </pic:cNvPicPr>
-                  </pic:nvPicPr>
-                  <pic:blipFill>
-                    <a:blip r:embed="rId6">
-                      <a:extLst>
-                        <a:ext uri="{28A0092B-C50C-407E-A947-70E740481C1C}">
-                          <a14:useLocalDpi xmlns:a14="http://schemas.microsoft.com/office/drawing/2010/main" val="0"/>
-                        </a:ext>
-                      </a:extLst>
-                    </a:blip>
-                    <a:srcRect/>
-                    <a:stretch>
-                      <a:fillRect/>
-                    </a:stretch>
-                  </pic:blipFill>
-                  <pic:spPr bwMode="auto">
-                    <a:xfrm>
-                      <a:off x="0" y="0"/>
-                      <a:ext cx="5731510" cy="2104390"/>
-                    </a:xfrm>
-                    <a:prstGeom prst="rect">
-                      <a:avLst/>
-                    </a:prstGeom>
-                    <a:noFill/>
-                    <a:ln>
-                      <a:noFill/>
-                    </a:ln>
-                  </pic:spPr>
-                </pic:pic>
-              </a:graphicData>
-            </a:graphic>
-          </wp:inline>
-        </w:drawing>
-      </w:r>
-    </w:p>
-    <w:p/>
-    <w:p/>
-    <w:p/>
-    <w:p>
-      <w:r>
-        <w:rPr>
-          <w:noProof/>
-        </w:rPr>
-        <w:drawing>
-          <wp:inline distT="0" distB="0" distL="0" distR="0" wp14:anchorId="789CED98" wp14:editId="7E6CF4E7">
-            <wp:extent cx="5731510" cy="3331210"/>
-            <wp:effectExtent l="0" t="0" r="2540" b="2540"/>
-            <wp:docPr id="184358885" name="Picture 3"/>
-            <wp:cNvGraphicFramePr>
-              <a:graphicFrameLocks xmlns:a="http://schemas.openxmlformats.org/drawingml/2006/main" noChangeAspect="1"/>
-            </wp:cNvGraphicFramePr>
-            <a:graphic xmlns:a="http://schemas.openxmlformats.org/drawingml/2006/main">
-              <a:graphicData uri="http://schemas.openxmlformats.org/drawingml/2006/picture">
-                <pic:pic xmlns:pic="http://schemas.openxmlformats.org/drawingml/2006/picture">
-                  <pic:nvPicPr>
-                    <pic:cNvPr id="0" name="Picture 29"/>
-                    <pic:cNvPicPr>
-                      <a:picLocks noChangeAspect="1" noChangeArrowheads="1"/>
-                    </pic:cNvPicPr>
-                  </pic:nvPicPr>
-                  <pic:blipFill>
-                    <a:blip r:embed="rId7">
-                      <a:extLst>
-                        <a:ext uri="{28A0092B-C50C-407E-A947-70E740481C1C}">
-                          <a14:useLocalDpi xmlns:a14="http://schemas.microsoft.com/office/drawing/2010/main" val="0"/>
-                        </a:ext>
-                      </a:extLst>
-                    </a:blip>
-                    <a:srcRect/>
-                    <a:stretch>
-                      <a:fillRect/>
-                    </a:stretch>
-                  </pic:blipFill>
-                  <pic:spPr bwMode="auto">
-                    <a:xfrm>
-                      <a:off x="0" y="0"/>
-                      <a:ext cx="5731510" cy="3331210"/>
-                    </a:xfrm>
-                    <a:prstGeom prst="rect">
-                      <a:avLst/>
-                    </a:prstGeom>
-                    <a:noFill/>
-                    <a:ln>
-                      <a:noFill/>
-                    </a:ln>
-                  </pic:spPr>
-                </pic:pic>
-              </a:graphicData>
-            </a:graphic>
-          </wp:inline>
-        </w:drawing>
-      </w:r>
-    </w:p>
-    <w:p/>
-    <w:p/>
-    <w:p/>
-    <w:p>
-      <w:r>
-        <w:rPr>
-          <w:noProof/>
-        </w:rPr>
-        <w:lastRenderedPageBreak/>
-        <w:drawing>
-          <wp:inline distT="0" distB="0" distL="0" distR="0" wp14:anchorId="045BF0FF" wp14:editId="4897F51C">
-            <wp:extent cx="5731510" cy="4110355"/>
-            <wp:effectExtent l="0" t="0" r="2540" b="4445"/>
-            <wp:docPr id="1228069081" name="Picture 4"/>
-            <wp:cNvGraphicFramePr>
-              <a:graphicFrameLocks xmlns:a="http://schemas.openxmlformats.org/drawingml/2006/main" noChangeAspect="1"/>
-            </wp:cNvGraphicFramePr>
-            <a:graphic xmlns:a="http://schemas.openxmlformats.org/drawingml/2006/main">
-              <a:graphicData uri="http://schemas.openxmlformats.org/drawingml/2006/picture">
-                <pic:pic xmlns:pic="http://schemas.openxmlformats.org/drawingml/2006/picture">
-                  <pic:nvPicPr>
-                    <pic:cNvPr id="0" name="Picture 31"/>
-                    <pic:cNvPicPr>
-                      <a:picLocks noChangeAspect="1" noChangeArrowheads="1"/>
-                    </pic:cNvPicPr>
-                  </pic:nvPicPr>
-                  <pic:blipFill>
-                    <a:blip r:embed="rId8">
-                      <a:extLst>
-                        <a:ext uri="{28A0092B-C50C-407E-A947-70E740481C1C}">
-                          <a14:useLocalDpi xmlns:a14="http://schemas.microsoft.com/office/drawing/2010/main" val="0"/>
-                        </a:ext>
-                      </a:extLst>
-                    </a:blip>
-                    <a:srcRect/>
-                    <a:stretch>
-                      <a:fillRect/>
-                    </a:stretch>
-                  </pic:blipFill>
-                  <pic:spPr bwMode="auto">
-                    <a:xfrm>
-                      <a:off x="0" y="0"/>
-                      <a:ext cx="5731510" cy="4110355"/>
-                    </a:xfrm>
-                    <a:prstGeom prst="rect">
-                      <a:avLst/>
-                    </a:prstGeom>
-                    <a:noFill/>
-                    <a:ln>
-                      <a:noFill/>
-                    </a:ln>
-                  </pic:spPr>
-                </pic:pic>
-              </a:graphicData>
-            </a:graphic>
-          </wp:inline>
-        </w:drawing>
-      </w:r>
-    </w:p>
-    <w:p/>
-    <w:p/>
-    <w:p/>
-    <w:p>
-      <w:r>
-        <w:rPr>
-          <w:noProof/>
-        </w:rPr>
-        <w:lastRenderedPageBreak/>
-        <w:drawing>
-          <wp:inline distT="0" distB="0" distL="0" distR="0" wp14:anchorId="750553A9" wp14:editId="56E050F3">
-            <wp:extent cx="5731510" cy="5502275"/>
-            <wp:effectExtent l="0" t="0" r="2540" b="3175"/>
-            <wp:docPr id="279902894" name="Picture 5"/>
-            <wp:cNvGraphicFramePr>
-              <a:graphicFrameLocks xmlns:a="http://schemas.openxmlformats.org/drawingml/2006/main" noChangeAspect="1"/>
-            </wp:cNvGraphicFramePr>
-            <a:graphic xmlns:a="http://schemas.openxmlformats.org/drawingml/2006/main">
-              <a:graphicData uri="http://schemas.openxmlformats.org/drawingml/2006/picture">
-                <pic:pic xmlns:pic="http://schemas.openxmlformats.org/drawingml/2006/picture">
-                  <pic:nvPicPr>
-                    <pic:cNvPr id="0" name="Picture 33"/>
-                    <pic:cNvPicPr>
-                      <a:picLocks noChangeAspect="1" noChangeArrowheads="1"/>
-                    </pic:cNvPicPr>
-                  </pic:nvPicPr>
-                  <pic:blipFill>
-                    <a:blip r:embed="rId9">
-                      <a:extLst>
-                        <a:ext uri="{28A0092B-C50C-407E-A947-70E740481C1C}">
-                          <a14:useLocalDpi xmlns:a14="http://schemas.microsoft.com/office/drawing/2010/main" val="0"/>
-                        </a:ext>
-                      </a:extLst>
-                    </a:blip>
-                    <a:srcRect/>
-                    <a:stretch>
-                      <a:fillRect/>
-                    </a:stretch>
-                  </pic:blipFill>
-                  <pic:spPr bwMode="auto">
-                    <a:xfrm>
-                      <a:off x="0" y="0"/>
-                      <a:ext cx="5731510" cy="5502275"/>
-                    </a:xfrm>
-                    <a:prstGeom prst="rect">
-                      <a:avLst/>
-                    </a:prstGeom>
-                    <a:noFill/>
-                    <a:ln>
-                      <a:noFill/>
-                    </a:ln>
-                  </pic:spPr>
-                </pic:pic>
-              </a:graphicData>
-            </a:graphic>
-          </wp:inline>
-        </w:drawing>
-      </w:r>
-    </w:p>
-    <w:p/>
-    <w:p/>
-    <w:p/>
-    <w:p>
-      <w:r>
-        <w:rPr>
-          <w:noProof/>
-        </w:rPr>
-        <w:lastRenderedPageBreak/>
-        <w:drawing>
-          <wp:inline distT="0" distB="0" distL="0" distR="0" wp14:anchorId="105E9253" wp14:editId="1054D2F2">
-            <wp:extent cx="5731510" cy="2549525"/>
-            <wp:effectExtent l="0" t="0" r="2540" b="3175"/>
-            <wp:docPr id="1610056512" name="Picture 6"/>
-            <wp:cNvGraphicFramePr>
-              <a:graphicFrameLocks xmlns:a="http://schemas.openxmlformats.org/drawingml/2006/main" noChangeAspect="1"/>
-            </wp:cNvGraphicFramePr>
-            <a:graphic xmlns:a="http://schemas.openxmlformats.org/drawingml/2006/main">
-              <a:graphicData uri="http://schemas.openxmlformats.org/drawingml/2006/picture">
-                <pic:pic xmlns:pic="http://schemas.openxmlformats.org/drawingml/2006/picture">
-                  <pic:nvPicPr>
-                    <pic:cNvPr id="0" name="Picture 35"/>
-                    <pic:cNvPicPr>
-                      <a:picLocks noChangeAspect="1" noChangeArrowheads="1"/>
-                    </pic:cNvPicPr>
-                  </pic:nvPicPr>
-                  <pic:blipFill>
-                    <a:blip r:embed="rId10">
-                      <a:extLst>
-                        <a:ext uri="{28A0092B-C50C-407E-A947-70E740481C1C}">
-                          <a14:useLocalDpi xmlns:a14="http://schemas.microsoft.com/office/drawing/2010/main" val="0"/>
-                        </a:ext>
-                      </a:extLst>
-                    </a:blip>
-                    <a:srcRect/>
-                    <a:stretch>
-                      <a:fillRect/>
-                    </a:stretch>
-                  </pic:blipFill>
-                  <pic:spPr bwMode="auto">
-                    <a:xfrm>
-                      <a:off x="0" y="0"/>
-                      <a:ext cx="5731510" cy="2549525"/>
-                    </a:xfrm>
-                    <a:prstGeom prst="rect">
-                      <a:avLst/>
-                    </a:prstGeom>
-                    <a:noFill/>
-                    <a:ln>
-                      <a:noFill/>
-                    </a:ln>
-                  </pic:spPr>
-                </pic:pic>
-              </a:graphicData>
-            </a:graphic>
-          </wp:inline>
-        </w:drawing>
-      </w:r>
-    </w:p>
-    <w:p/>
-    <w:p/>
-    <w:p>
-      <w:r>
-        <w:rPr>
-          <w:noProof/>
-        </w:rPr>
-        <w:drawing>
-          <wp:inline distT="0" distB="0" distL="0" distR="0" wp14:anchorId="4FF49E83" wp14:editId="45AACD46">
-            <wp:extent cx="5731510" cy="2981325"/>
-            <wp:effectExtent l="0" t="0" r="2540" b="9525"/>
-            <wp:docPr id="1238382245" name="Picture 7"/>
-            <wp:cNvGraphicFramePr>
-              <a:graphicFrameLocks xmlns:a="http://schemas.openxmlformats.org/drawingml/2006/main" noChangeAspect="1"/>
-            </wp:cNvGraphicFramePr>
-            <a:graphic xmlns:a="http://schemas.openxmlformats.org/drawingml/2006/main">
-              <a:graphicData uri="http://schemas.openxmlformats.org/drawingml/2006/picture">
-                <pic:pic xmlns:pic="http://schemas.openxmlformats.org/drawingml/2006/picture">
-                  <pic:nvPicPr>
-                    <pic:cNvPr id="0" name="Picture 37"/>
-                    <pic:cNvPicPr>
-                      <a:picLocks noChangeAspect="1" noChangeArrowheads="1"/>
-                    </pic:cNvPicPr>
-                  </pic:nvPicPr>
-                  <pic:blipFill>
-                    <a:blip r:embed="rId11">
-                      <a:extLst>
-                        <a:ext uri="{28A0092B-C50C-407E-A947-70E740481C1C}">
-                          <a14:useLocalDpi xmlns:a14="http://schemas.microsoft.com/office/drawing/2010/main" val="0"/>
-                        </a:ext>
-                      </a:extLst>
-                    </a:blip>
-                    <a:srcRect/>
-                    <a:stretch>
-                      <a:fillRect/>
-                    </a:stretch>
-                  </pic:blipFill>
-                  <pic:spPr bwMode="auto">
-                    <a:xfrm>
-                      <a:off x="0" y="0"/>
-                      <a:ext cx="5731510" cy="2981325"/>
-                    </a:xfrm>
-                    <a:prstGeom prst="rect">
-                      <a:avLst/>
-                    </a:prstGeom>
-                    <a:noFill/>
-                    <a:ln>
-                      <a:noFill/>
-                    </a:ln>
-                  </pic:spPr>
-                </pic:pic>
-              </a:graphicData>
-            </a:graphic>
-          </wp:inline>
-        </w:drawing>
-      </w:r>
-    </w:p>
-    <w:p/>
-    <w:p>
-      <w:r>
-        <w:rPr>
-          <w:noProof/>
-        </w:rPr>
-        <w:lastRenderedPageBreak/>
-        <w:drawing>
-          <wp:inline distT="0" distB="0" distL="0" distR="0" wp14:anchorId="166D2613" wp14:editId="0FE8A901">
-            <wp:extent cx="5731510" cy="3066415"/>
-            <wp:effectExtent l="0" t="0" r="2540" b="635"/>
-            <wp:docPr id="2140438937" name="Picture 8"/>
-            <wp:cNvGraphicFramePr>
-              <a:graphicFrameLocks xmlns:a="http://schemas.openxmlformats.org/drawingml/2006/main" noChangeAspect="1"/>
-            </wp:cNvGraphicFramePr>
-            <a:graphic xmlns:a="http://schemas.openxmlformats.org/drawingml/2006/main">
-              <a:graphicData uri="http://schemas.openxmlformats.org/drawingml/2006/picture">
-                <pic:pic xmlns:pic="http://schemas.openxmlformats.org/drawingml/2006/picture">
-                  <pic:nvPicPr>
-                    <pic:cNvPr id="0" name="Picture 39"/>
-                    <pic:cNvPicPr>
-                      <a:picLocks noChangeAspect="1" noChangeArrowheads="1"/>
-                    </pic:cNvPicPr>
-                  </pic:nvPicPr>
-                  <pic:blipFill>
-                    <a:blip r:embed="rId12">
-                      <a:extLst>
-                        <a:ext uri="{28A0092B-C50C-407E-A947-70E740481C1C}">
-                          <a14:useLocalDpi xmlns:a14="http://schemas.microsoft.com/office/drawing/2010/main" val="0"/>
-                        </a:ext>
-                      </a:extLst>
-                    </a:blip>
-                    <a:srcRect/>
-                    <a:stretch>
-                      <a:fillRect/>
-                    </a:stretch>
-                  </pic:blipFill>
-                  <pic:spPr bwMode="auto">
-                    <a:xfrm>
-                      <a:off x="0" y="0"/>
-                      <a:ext cx="5731510" cy="3066415"/>
-                    </a:xfrm>
-                    <a:prstGeom prst="rect">
-                      <a:avLst/>
-                    </a:prstGeom>
-                    <a:noFill/>
-                    <a:ln>
-                      <a:noFill/>
-                    </a:ln>
-                  </pic:spPr>
-                </pic:pic>
-              </a:graphicData>
-            </a:graphic>
-          </wp:inline>
-        </w:drawing>
-      </w:r>
-    </w:p>
-    <w:p/>
-    <w:p/>
-    <w:p>
-      <w:r>
-        <w:rPr>
-          <w:noProof/>
-        </w:rPr>
-        <w:drawing>
-          <wp:inline distT="0" distB="0" distL="0" distR="0" wp14:anchorId="27000675" wp14:editId="7A2DF01B">
-            <wp:extent cx="5731510" cy="2807970"/>
-            <wp:effectExtent l="0" t="0" r="2540" b="0"/>
-            <wp:docPr id="1852371748" name="Picture 9"/>
-            <wp:cNvGraphicFramePr>
-              <a:graphicFrameLocks xmlns:a="http://schemas.openxmlformats.org/drawingml/2006/main" noChangeAspect="1"/>
-            </wp:cNvGraphicFramePr>
-            <a:graphic xmlns:a="http://schemas.openxmlformats.org/drawingml/2006/main">
-              <a:graphicData uri="http://schemas.openxmlformats.org/drawingml/2006/picture">
-                <pic:pic xmlns:pic="http://schemas.openxmlformats.org/drawingml/2006/picture">
-                  <pic:nvPicPr>
-                    <pic:cNvPr id="0" name="Picture 41"/>
-                    <pic:cNvPicPr>
-                      <a:picLocks noChangeAspect="1" noChangeArrowheads="1"/>
-                    </pic:cNvPicPr>
-                  </pic:nvPicPr>
-                  <pic:blipFill>
-                    <a:blip r:embed="rId13">
-                      <a:extLst>
-                        <a:ext uri="{28A0092B-C50C-407E-A947-70E740481C1C}">
-                          <a14:useLocalDpi xmlns:a14="http://schemas.microsoft.com/office/drawing/2010/main" val="0"/>
-                        </a:ext>
-                      </a:extLst>
-                    </a:blip>
-                    <a:srcRect/>
-                    <a:stretch>
-                      <a:fillRect/>
-                    </a:stretch>
-                  </pic:blipFill>
-                  <pic:spPr bwMode="auto">
-                    <a:xfrm>
-                      <a:off x="0" y="0"/>
-                      <a:ext cx="5731510" cy="2807970"/>
-                    </a:xfrm>
-                    <a:prstGeom prst="rect">
-                      <a:avLst/>
-                    </a:prstGeom>
-                    <a:noFill/>
-                    <a:ln>
-                      <a:noFill/>
-                    </a:ln>
-                  </pic:spPr>
-                </pic:pic>
-              </a:graphicData>
-            </a:graphic>
-          </wp:inline>
-        </w:drawing>
-      </w:r>
-    </w:p>
-    <w:p/>
-    <w:p/>
-    <w:p/>
-    <w:p>
-      <w:r>
-        <w:rPr>
-          <w:noProof/>
-        </w:rPr>
-        <w:lastRenderedPageBreak/>
-        <w:drawing>
-          <wp:inline distT="0" distB="0" distL="0" distR="0" wp14:anchorId="2EF8F504" wp14:editId="25E5A8BA">
-            <wp:extent cx="5731510" cy="2821940"/>
-            <wp:effectExtent l="0" t="0" r="2540" b="0"/>
-            <wp:docPr id="1368087008" name="Picture 10"/>
-            <wp:cNvGraphicFramePr>
-              <a:graphicFrameLocks xmlns:a="http://schemas.openxmlformats.org/drawingml/2006/main" noChangeAspect="1"/>
-            </wp:cNvGraphicFramePr>
-            <a:graphic xmlns:a="http://schemas.openxmlformats.org/drawingml/2006/main">
-              <a:graphicData uri="http://schemas.openxmlformats.org/drawingml/2006/picture">
-                <pic:pic xmlns:pic="http://schemas.openxmlformats.org/drawingml/2006/picture">
-                  <pic:nvPicPr>
-                    <pic:cNvPr id="0" name="Picture 43"/>
-                    <pic:cNvPicPr>
-                      <a:picLocks noChangeAspect="1" noChangeArrowheads="1"/>
-                    </pic:cNvPicPr>
-                  </pic:nvPicPr>
-                  <pic:blipFill>
-                    <a:blip r:embed="rId14">
-                      <a:extLst>
-                        <a:ext uri="{28A0092B-C50C-407E-A947-70E740481C1C}">
-                          <a14:useLocalDpi xmlns:a14="http://schemas.microsoft.com/office/drawing/2010/main" val="0"/>
-                        </a:ext>
-                      </a:extLst>
-                    </a:blip>
-                    <a:srcRect/>
-                    <a:stretch>
-                      <a:fillRect/>
-                    </a:stretch>
-                  </pic:blipFill>
-                  <pic:spPr bwMode="auto">
-                    <a:xfrm>
-                      <a:off x="0" y="0"/>
-                      <a:ext cx="5731510" cy="2821940"/>
-                    </a:xfrm>
-                    <a:prstGeom prst="rect">
-                      <a:avLst/>
-                    </a:prstGeom>
-                    <a:noFill/>
-                    <a:ln>
-                      <a:noFill/>
-                    </a:ln>
-                  </pic:spPr>
-                </pic:pic>
-              </a:graphicData>
-            </a:graphic>
-          </wp:inline>
-        </w:drawing>
-      </w:r>
-    </w:p>
-    <w:p/>
-    <w:p>
-      <w:r>
-        <w:rPr>
-          <w:noProof/>
-        </w:rPr>
-        <w:drawing>
-          <wp:inline distT="0" distB="0" distL="0" distR="0" wp14:anchorId="5D2D7F35" wp14:editId="7491EF33">
-            <wp:extent cx="5731510" cy="4417060"/>
-            <wp:effectExtent l="0" t="0" r="2540" b="2540"/>
-            <wp:docPr id="322069981" name="Picture 11"/>
-            <wp:cNvGraphicFramePr>
-              <a:graphicFrameLocks xmlns:a="http://schemas.openxmlformats.org/drawingml/2006/main" noChangeAspect="1"/>
-            </wp:cNvGraphicFramePr>
-            <a:graphic xmlns:a="http://schemas.openxmlformats.org/drawingml/2006/main">
-              <a:graphicData uri="http://schemas.openxmlformats.org/drawingml/2006/picture">
-                <pic:pic xmlns:pic="http://schemas.openxmlformats.org/drawingml/2006/picture">
-                  <pic:nvPicPr>
-                    <pic:cNvPr id="0" name="Picture 45"/>
-                    <pic:cNvPicPr>
-                      <a:picLocks noChangeAspect="1" noChangeArrowheads="1"/>
-                    </pic:cNvPicPr>
-                  </pic:nvPicPr>
-                  <pic:blipFill>
-                    <a:blip r:embed="rId15">
-                      <a:extLst>
-                        <a:ext uri="{28A0092B-C50C-407E-A947-70E740481C1C}">
-                          <a14:useLocalDpi xmlns:a14="http://schemas.microsoft.com/office/drawing/2010/main" val="0"/>
-                        </a:ext>
-                      </a:extLst>
-                    </a:blip>
-                    <a:srcRect/>
-                    <a:stretch>
-                      <a:fillRect/>
-                    </a:stretch>
-                  </pic:blipFill>
-                  <pic:spPr bwMode="auto">
-                    <a:xfrm>
-                      <a:off x="0" y="0"/>
-                      <a:ext cx="5731510" cy="4417060"/>
-                    </a:xfrm>
-                    <a:prstGeom prst="rect">
-                      <a:avLst/>
-                    </a:prstGeom>
-                    <a:noFill/>
-                    <a:ln>
-                      <a:noFill/>
-                    </a:ln>
-                  </pic:spPr>
-                </pic:pic>
-              </a:graphicData>
-            </a:graphic>
-          </wp:inline>
-        </w:drawing>
-      </w:r>
-    </w:p>
-    <w:p/>
-    <w:p>
-      <w:r>
-        <w:rPr>
-          <w:noProof/>
-        </w:rPr>
-        <w:lastRenderedPageBreak/>
-        <w:drawing>
-          <wp:inline distT="0" distB="0" distL="0" distR="0" wp14:anchorId="6841F270" wp14:editId="18A85977">
-            <wp:extent cx="5731510" cy="3590290"/>
-            <wp:effectExtent l="0" t="0" r="2540" b="0"/>
-            <wp:docPr id="182802566" name="Picture 12"/>
-            <wp:cNvGraphicFramePr>
-              <a:graphicFrameLocks xmlns:a="http://schemas.openxmlformats.org/drawingml/2006/main" noChangeAspect="1"/>
-            </wp:cNvGraphicFramePr>
-            <a:graphic xmlns:a="http://schemas.openxmlformats.org/drawingml/2006/main">
-              <a:graphicData uri="http://schemas.openxmlformats.org/drawingml/2006/picture">
-                <pic:pic xmlns:pic="http://schemas.openxmlformats.org/drawingml/2006/picture">
-                  <pic:nvPicPr>
-                    <pic:cNvPr id="0" name="Picture 47"/>
-                    <pic:cNvPicPr>
-                      <a:picLocks noChangeAspect="1" noChangeArrowheads="1"/>
-                    </pic:cNvPicPr>
-                  </pic:nvPicPr>
-                  <pic:blipFill>
-                    <a:blip r:embed="rId16">
-                      <a:extLst>
-                        <a:ext uri="{28A0092B-C50C-407E-A947-70E740481C1C}">
-                          <a14:useLocalDpi xmlns:a14="http://schemas.microsoft.com/office/drawing/2010/main" val="0"/>
-                        </a:ext>
-                      </a:extLst>
-                    </a:blip>
-                    <a:srcRect/>
-                    <a:stretch>
-                      <a:fillRect/>
-                    </a:stretch>
-                  </pic:blipFill>
-                  <pic:spPr bwMode="auto">
-                    <a:xfrm>
-                      <a:off x="0" y="0"/>
-                      <a:ext cx="5731510" cy="3590290"/>
-                    </a:xfrm>
-                    <a:prstGeom prst="rect">
-                      <a:avLst/>
-                    </a:prstGeom>
-                    <a:noFill/>
-                    <a:ln>
-                      <a:noFill/>
-                    </a:ln>
-                  </pic:spPr>
-                </pic:pic>
-              </a:graphicData>
-            </a:graphic>
-          </wp:inline>
-        </w:drawing>
-      </w:r>
-    </w:p>
-    <w:p/>
-    <w:p>
-      <w:r>
-        <w:rPr>
-          <w:noProof/>
-        </w:rPr>
-        <w:lastRenderedPageBreak/>
-        <w:drawing>
-          <wp:inline distT="0" distB="0" distL="0" distR="0" wp14:anchorId="61973707" wp14:editId="13FD79F3">
-            <wp:extent cx="5731510" cy="8477885"/>
-            <wp:effectExtent l="0" t="0" r="2540" b="0"/>
-            <wp:docPr id="2059355369" name="Picture 13"/>
-            <wp:cNvGraphicFramePr>
-              <a:graphicFrameLocks xmlns:a="http://schemas.openxmlformats.org/drawingml/2006/main" noChangeAspect="1"/>
-            </wp:cNvGraphicFramePr>
-            <a:graphic xmlns:a="http://schemas.openxmlformats.org/drawingml/2006/main">
-              <a:graphicData uri="http://schemas.openxmlformats.org/drawingml/2006/picture">
-                <pic:pic xmlns:pic="http://schemas.openxmlformats.org/drawingml/2006/picture">
-                  <pic:nvPicPr>
-                    <pic:cNvPr id="0" name="Picture 49"/>
-                    <pic:cNvPicPr>
-                      <a:picLocks noChangeAspect="1" noChangeArrowheads="1"/>
-                    </pic:cNvPicPr>
-                  </pic:nvPicPr>
-                  <pic:blipFill>
-                    <a:blip r:embed="rId17">
-                      <a:extLst>
-                        <a:ext uri="{28A0092B-C50C-407E-A947-70E740481C1C}">
-                          <a14:useLocalDpi xmlns:a14="http://schemas.microsoft.com/office/drawing/2010/main" val="0"/>
-                        </a:ext>
-                      </a:extLst>
-                    </a:blip>
-                    <a:srcRect/>
-                    <a:stretch>
-                      <a:fillRect/>
-                    </a:stretch>
-                  </pic:blipFill>
-                  <pic:spPr bwMode="auto">
-                    <a:xfrm>
-                      <a:off x="0" y="0"/>
-                      <a:ext cx="5731510" cy="8477885"/>
-                    </a:xfrm>
-                    <a:prstGeom prst="rect">
-                      <a:avLst/>
-                    </a:prstGeom>
-                    <a:noFill/>
-                    <a:ln>
-                      <a:noFill/>
-                    </a:ln>
-                  </pic:spPr>
-                </pic:pic>
-              </a:graphicData>
-            </a:graphic>
-          </wp:inline>
-        </w:drawing>
-      </w:r>
-    </w:p>
-    <w:p/>
-    <w:p/>
-    <w:p/>
-    <w:p/>
-    <w:p/>
-    <w:p>
-      <w:r>
-        <w:t>Art and Architecture of Post Mauryan Period</w:t>
-      </w:r>
-    </w:p>
-    <w:p>
-      <w:r>
-        <w:t>The art of the Post Mauryan Period started reflecting the changing socio-political scenario as well. The architecture of rock-cut caves and stupas proceeded, with each dynasty introducing its own distinctive features. Similarly, various schools of sculpture arose, and the art of sculpture reached its pinnacle in the post-Mauryan period.</w:t>
-      </w:r>
-    </w:p>
-    <w:p/>
-    <w:p>
-      <w:r>
-        <w:t>Development of Stupas: Stupas are Buddhist commemorative monuments usually housing sacred relics associated with the Buddha or other saintly persons.</w:t>
-      </w:r>
-    </w:p>
-    <w:p>
-      <w:r>
-        <w:t>Three prominent stupas from this period can be found in Bharhut and Sanchi (both in Madhya Pradesh), which were originally constructed by Ashoka but later expanded, as well as Amravati and Nagarjunkonda (both in Andhra Pradesh).</w:t>
-      </w:r>
-    </w:p>
-    <w:p>
-      <w:r>
-        <w:t>Stupas became larger and more decorative in the Post Mauryan period. Stone was increasingly used in place of wood and brick.</w:t>
-      </w:r>
-    </w:p>
-    <w:p>
-      <w:r>
-        <w:t>The Shunga dynasty introduced the idea of torans as beautifully decorated gateways to the stupas.</w:t>
-      </w:r>
-    </w:p>
-    <w:p>
-      <w:r>
-        <w:t>Early Temples Architecture:</w:t>
-      </w:r>
-    </w:p>
-    <w:p>
-      <w:r>
-        <w:t>During this time, Brahmanical temples and images of gods began to be built.</w:t>
-      </w:r>
-    </w:p>
-    <w:p>
-      <w:r>
-        <w:t>Myths mentioned in the Puranas were incorporated into the narrative representation of Brahmanical religion.</w:t>
-      </w:r>
-    </w:p>
-    <w:p>
-      <w:r>
-        <w:t>Temples were decorated with the images of gods.Each temple had an image of a Chief Deity. These temples are basic structures that include a hall, a veranda, and a shrine in the back.</w:t>
-      </w:r>
-    </w:p>
-    <w:p>
-      <w:r>
-        <w:t>Important temple sites of this period: Deogarh in Uttar Pradesh, Eran, Nachna-Kuthara and Udayagiri near Vidisha in Madhya Pradesh.</w:t>
-      </w:r>
-    </w:p>
-    <w:p>
-      <w:r>
-        <w:t>There were three types of temple shrines: Sandhara type (without pradikshinapatha), Nirandhara type (with pradakshina patha) and Sarvatobhadra (accessible from all sides).</w:t>
-      </w:r>
-    </w:p>
-    <w:p/>
-    <w:p/>
-    <w:p/>
-    <w:p/>
-    <w:p/>
-    <w:p/>
-    <w:p>
-      <w:r>
-        <w:t>‹›</w:t>
-      </w:r>
-    </w:p>
-    <w:p>
-      <w:r>
-        <w:lastRenderedPageBreak/>
-        <w:t>Religion and Society of Post-Mauryan Period</w:t>
-      </w:r>
-    </w:p>
-    <w:p>
-      <w:r>
-        <w:t>Religion and society during the post-Mauryan period witnessed the following changes.</w:t>
-      </w:r>
-    </w:p>
-    <w:p/>
-    <w:p>
-      <w:r>
-        <w:t>Rise of Brahmanism: People in the post-Mauryan period practised Vedic religion, Buddhism, and Jainism. However, Brahmanism experienced a resurgence under Shunga's rule. There was an increase in rituals such as Ashwamedha and Rajasuya.</w:t>
-      </w:r>
-    </w:p>
-    <w:p>
-      <w:r>
-        <w:t>Stories of Pushyamitra's brutality and hostility against Buddhism are described in the Divyavadana.</w:t>
-      </w:r>
-    </w:p>
-    <w:p>
-      <w:r>
-        <w:t>Varna system: During the post-Mauryan period, the four-fold varna system was also revived.  Thus, the social structure became rigid as the fourfold varna system was strengthened. The dominance of priests and the ruling class was strengthened, while the conditions of Shudras remained unchanged.</w:t>
-      </w:r>
-    </w:p>
-    <w:p>
-      <w:r>
-        <w:t>Position of women: Women's position in society was generally limited to domestic roles, and they were expected to follow strict codes of conduct as mentioned in the Manusmriti.</w:t>
-      </w:r>
-    </w:p>
-    <w:p>
-      <w:r>
-        <w:t>Cultural expanse: It was the period of the emergence of various mixed castes and the integration of foreigners into Indian society.</w:t>
-      </w:r>
-    </w:p>
-    <w:p>
-      <w:r>
-        <w:t>Don't miss Vajiram &amp; Ravi updates:</w:t>
-      </w:r>
-    </w:p>
-    <w:p/>
-    <w:p>
-      <w:r>
-        <w:t>Add Vajiram &amp; Ravi as a preferred source on Google</w:t>
-      </w:r>
-    </w:p>
-    <w:p/>
-    <w:p>
-      <w:r>
-        <w:t>Add</w:t>
-      </w:r>
-    </w:p>
-    <w:p>
-      <w:r>
-        <w:t>Language and Literature of the Post-Mauryan Period</w:t>
-      </w:r>
-    </w:p>
-    <w:p>
-      <w:r>
-        <w:t>The Post-Mauryan period was significant for the development of Sanskrit for religious, philosophical, and literary works.</w:t>
-      </w:r>
-    </w:p>
-    <w:p/>
-    <w:p>
-      <w:r>
-        <w:t>Sanskrit became more popular during this period and was used to write Buddhist texts also.</w:t>
-      </w:r>
-    </w:p>
-    <w:p>
-      <w:r>
-        <w:t>Patanjali: His important works include: Yoga Sutras (a collection of Sanskrit sutras (aphorisms) on the theory and practice of yoga), Mahabhasya (an ancient treatise on Sanskrit grammar and linguistics) and Patanjali Tantra (medical text).</w:t>
-      </w:r>
-    </w:p>
-    <w:p>
-      <w:r>
-        <w:t>The Sanskrit language was written using the variant version of Brahmi script. It is believed that the writing serves as a link between the Kalinga Brahmi script and the Maurya script.</w:t>
-      </w:r>
-    </w:p>
-    <w:p>
-      <w:r>
-        <w:t>Trade and Commerce in Post Mauryan Period</w:t>
-      </w:r>
-    </w:p>
-    <w:p>
-      <w:r>
-        <w:t>The Post Mauryan period witnessed the flourishment of commerce and crafts in ancient India and the growth of internal and external trade and commerce.</w:t>
-      </w:r>
-    </w:p>
-    <w:p/>
-    <w:p>
-      <w:r>
-        <w:t>Craft and commerce:Jyestha was the head of the guild of artisans. Mathura was famous for the production of shataka, a unique kind of cloth.</w:t>
-      </w:r>
-    </w:p>
-    <w:p>
-      <w:r>
-        <w:lastRenderedPageBreak/>
-        <w:t>Merchant class: During this period, trade flourished and resulted in the rise of many types of merchant guilds.</w:t>
-      </w:r>
-    </w:p>
-    <w:p>
-      <w:r>
-        <w:t>Shreshti led the merchant guild (shreni), while Sarthavaha led the sartha (mobile or caravan trading corporation). Vanijgramo was the head of the corporation of merchants.</w:t>
-      </w:r>
-    </w:p>
-    <w:p>
-      <w:r>
-        <w:t>Trade routes: </w:t>
-      </w:r>
-    </w:p>
-    <w:p>
-      <w:r>
-        <w:t>Uttarapatha was the internal trade land route connecting northern and eastern parts of India with the northwestern areas.</w:t>
-      </w:r>
-    </w:p>
-    <w:p>
-      <w:r>
-        <w:t>Dakshinapatha was the trade land route connecting peninsular India with the western and northern parts of India.</w:t>
-      </w:r>
-    </w:p>
-    <w:p>
-      <w:r>
-        <w:t>Discovery of monsoon: Discovery of monsoon led to the development of external trade.</w:t>
-      </w:r>
-    </w:p>
-    <w:p>
-      <w:r>
-        <w:t>Export of spices to the Romans and import of gold and silver from Romans was common.</w:t>
-      </w:r>
-    </w:p>
-    <w:p>
-      <w:r>
-        <w:t xml:space="preserve">Around the same time, 200 BCE, there were invasions from Central Asia and western China. Among these were the Indo-Greeks, Scythians or Shakas, Parthiansor Pahlavas, and Kushanas. These invasions not only altered the political structure of northwestern India but also contributed to the transmission and transformation of cultural elements from both India and the Central Asian region.... Read more at: </w:t>
-      </w:r>
-      <w:hyperlink r:id="rId18" w:history="1">
-        <w:r>
-          <w:rPr>
-            <w:rStyle w:val="Hyperlink"/>
-          </w:rPr>
-          <w:t>https://vajiramandravi.com/upsc-exam/post-mauryan-period/</w:t>
-        </w:r>
-      </w:hyperlink>
-    </w:p>
-    <w:p/>
-    <w:p/>
-    <w:p/>
-    <w:p/>
-    <w:p/>
-    <w:p/>
-    <w:p/>
-    <w:p/>
-    <w:p>
-      <w:r>
-        <w:t>FAQs on Post Mauryan Period</w:t>
-      </w:r>
-    </w:p>
-    <w:p>
-      <w:r>
-        <w:t>Q1. What is the Post Mauryan period?-</w:t>
-      </w:r>
-    </w:p>
-    <w:p/>
-    <w:p>
-      <w:r>
-        <w:t>Ans. India's Post-Mauryan period was a historical period that came after the collapse of the Mauryan Empire. It started around 200 BCE and lasted until the rise of the Gupta Empire in the fourth century CE.</w:t>
-      </w:r>
-    </w:p>
-    <w:p/>
-    <w:p>
-      <w:r>
-        <w:t>Q2. What was the Post-Mauryan period known for?-</w:t>
-      </w:r>
-    </w:p>
-    <w:p/>
-    <w:p>
-      <w:r>
-        <w:lastRenderedPageBreak/>
-        <w:t>Ans. It is known for cultural interactions between India and foreign rulers, the spread of Mahayana Buddhism, and the development of three schools of art and sculptures: Gandhara, Mathura and Amravati.</w:t>
-      </w:r>
-    </w:p>
-    <w:p/>
-    <w:p>
-      <w:r>
-        <w:t>Q3. Who founded the Shunga dynasty, and what were their capital cities?-</w:t>
-      </w:r>
-    </w:p>
-    <w:p/>
-    <w:p>
-      <w:r>
-        <w:t>Ans. The Shunga dynasty was founded by Pusyamitra Shunga. The capital cities of the Shungas were Pataliputra and Vidisha.</w:t>
-      </w:r>
-    </w:p>
-    <w:p/>
-    <w:p>
-      <w:r>
-        <w:t>Q4. Who was the famous scholar in the court of Pushyamitra Sunga?-</w:t>
-      </w:r>
-    </w:p>
-    <w:p/>
-    <w:p>
-      <w:r>
-        <w:t>Ans. Patanjali was a scholar of the Post-Mauryan period. His important works include the Yoga Sutras, Mahabhasya, and Patanjali Tantra. He played a key role in preserving and advancing knowledge.</w:t>
-      </w:r>
-    </w:p>
-    <w:p/>
-    <w:p>
-      <w:r>
-        <w:t>Q5. What is the significance of the Hathigumpha inscription, and who is associated with it?-</w:t>
-      </w:r>
-    </w:p>
-    <w:p/>
-    <w:p>
-      <w:r>
-        <w:t xml:space="preserve">Ans. The Hathigumpha inscription, located in the Udayagiri hills near Bhuvaneshvar, highlights the achievements of King Kharavel. It provides valuable information about his reign and campaign.... Read more at: </w:t>
-      </w:r>
-      <w:hyperlink r:id="rId19" w:history="1">
-        <w:r>
-          <w:rPr>
-            <w:rStyle w:val="Hyperlink"/>
-          </w:rPr>
-          <w:t>https://vajiramandravi.com/upsc-exam/post-mauryan-period/</w:t>
-        </w:r>
-      </w:hyperlink>
-    </w:p>
-    <w:p/>
-    <w:p/>
-    <w:p/>
-    <w:p/>
-    <w:p/>
-    <w:p/>
-    <w:p/>
-    <w:p/>
-    <w:p/>
-    <w:p/>
-    <w:p/>
-    <w:p/>
-    <w:p/>
-    <w:p>
-      <w:r>
-        <w:rPr>
-          <w:noProof/>
-        </w:rPr>
-        <w:lastRenderedPageBreak/>
-        <w:drawing>
-          <wp:inline distT="0" distB="0" distL="0" distR="0" wp14:anchorId="2BA3F25A" wp14:editId="639B322F">
-            <wp:extent cx="5731510" cy="1967230"/>
-            <wp:effectExtent l="0" t="0" r="2540" b="0"/>
-            <wp:docPr id="256215615" name="Picture 2"/>
-            <wp:cNvGraphicFramePr>
-              <a:graphicFrameLocks xmlns:a="http://schemas.openxmlformats.org/drawingml/2006/main" noChangeAspect="1"/>
-            </wp:cNvGraphicFramePr>
-            <a:graphic xmlns:a="http://schemas.openxmlformats.org/drawingml/2006/main">
-              <a:graphicData uri="http://schemas.openxmlformats.org/drawingml/2006/picture">
-                <pic:pic xmlns:pic="http://schemas.openxmlformats.org/drawingml/2006/picture">
-                  <pic:nvPicPr>
-                    <pic:cNvPr id="0" name="Picture 2"/>
-                    <pic:cNvPicPr>
-                      <a:picLocks noChangeAspect="1" noChangeArrowheads="1"/>
-                    </pic:cNvPicPr>
-                  </pic:nvPicPr>
-                  <pic:blipFill>
-                    <a:blip r:embed="rId20">
-                      <a:extLst>
-                        <a:ext uri="{28A0092B-C50C-407E-A947-70E740481C1C}">
-                          <a14:useLocalDpi xmlns:a14="http://schemas.microsoft.com/office/drawing/2010/main" val="0"/>
-                        </a:ext>
-                      </a:extLst>
-                    </a:blip>
-                    <a:srcRect/>
-                    <a:stretch>
-                      <a:fillRect/>
-                    </a:stretch>
-                  </pic:blipFill>
-                  <pic:spPr bwMode="auto">
-                    <a:xfrm>
-                      <a:off x="0" y="0"/>
-                      <a:ext cx="5731510" cy="1967230"/>
-                    </a:xfrm>
-                    <a:prstGeom prst="rect">
-                      <a:avLst/>
-                    </a:prstGeom>
-                    <a:noFill/>
-                    <a:ln>
-                      <a:noFill/>
-                    </a:ln>
-                  </pic:spPr>
-                </pic:pic>
-              </a:graphicData>
-            </a:graphic>
-          </wp:inline>
-        </w:drawing>
-      </w:r>
-      <w:r>
-        <w:rPr>
-          <w:noProof/>
-        </w:rPr>
-        <w:drawing>
-          <wp:inline distT="0" distB="0" distL="0" distR="0" wp14:anchorId="4B951DEB" wp14:editId="1EDF1677">
-            <wp:extent cx="5731510" cy="3590290"/>
-            <wp:effectExtent l="0" t="0" r="2540" b="0"/>
-            <wp:docPr id="351320731" name="Picture 1"/>
-            <wp:cNvGraphicFramePr>
-              <a:graphicFrameLocks xmlns:a="http://schemas.openxmlformats.org/drawingml/2006/main" noChangeAspect="1"/>
-            </wp:cNvGraphicFramePr>
-            <a:graphic xmlns:a="http://schemas.openxmlformats.org/drawingml/2006/main">
-              <a:graphicData uri="http://schemas.openxmlformats.org/drawingml/2006/picture">
-                <pic:pic xmlns:pic="http://schemas.openxmlformats.org/drawingml/2006/picture">
-                  <pic:nvPicPr>
-                    <pic:cNvPr id="0" name="Picture 1"/>
-                    <pic:cNvPicPr>
-                      <a:picLocks noChangeAspect="1" noChangeArrowheads="1"/>
-                    </pic:cNvPicPr>
-                  </pic:nvPicPr>
-                  <pic:blipFill>
-                    <a:blip r:embed="rId21">
-                      <a:extLst>
-                        <a:ext uri="{28A0092B-C50C-407E-A947-70E740481C1C}">
-                          <a14:useLocalDpi xmlns:a14="http://schemas.microsoft.com/office/drawing/2010/main" val="0"/>
-                        </a:ext>
-                      </a:extLst>
-                    </a:blip>
-                    <a:srcRect/>
-                    <a:stretch>
-                      <a:fillRect/>
-                    </a:stretch>
-                  </pic:blipFill>
-                  <pic:spPr bwMode="auto">
-                    <a:xfrm>
-                      <a:off x="0" y="0"/>
-                      <a:ext cx="5731510" cy="3590290"/>
-                    </a:xfrm>
-                    <a:prstGeom prst="rect">
-                      <a:avLst/>
-                    </a:prstGeom>
-                    <a:noFill/>
-                    <a:ln>
-                      <a:noFill/>
-                    </a:ln>
-                  </pic:spPr>
-                </pic:pic>
-              </a:graphicData>
-            </a:graphic>
-          </wp:inline>
-        </w:drawing>
-      </w:r>
-    </w:p>
     <w:sectPr>
       <w:pgSz w:w="11906" w:h="16838"/>
       <w:pgMar w:top="1440" w:right="1440" w:bottom="1440" w:left="1440" w:header="708" w:footer="708" w:gutter="0"/>
@@ -1184,7 +3654,7 @@
 </file>
 
 <file path=word/numbering.xml><?xml version="1.0" encoding="utf-8"?>
-<w:numbering xmlns:wpc="http://schemas.microsoft.com/office/word/2010/wordprocessingCanvas" xmlns:cx="http://schemas.microsoft.com/office/drawing/2014/chartex" xmlns:cx1="http://schemas.microsoft.com/office/drawing/2015/9/8/chartex" xmlns:cx2="http://schemas.microsoft.com/office/drawing/2015/10/21/chartex" xmlns:cx3="http://schemas.microsoft.com/office/drawing/2016/5/9/chartex" xmlns:cx4="http://schemas.microsoft.com/office/drawing/2016/5/10/chartex" xmlns:cx5="http://schemas.microsoft.com/office/drawing/2016/5/11/chartex" xmlns:cx6="http://schemas.microsoft.com/office/drawing/2016/5/12/chartex" xmlns:cx7="http://schemas.microsoft.com/office/drawing/2016/5/13/chartex" xmlns:cx8="http://schemas.microsoft.com/office/drawing/2016/5/14/chartex" xmlns:mc="http://schemas.openxmlformats.org/markup-compatibility/2006" xmlns:aink="http://schemas.microsoft.com/office/drawing/2016/ink" xmlns:am3d="http://schemas.microsoft.com/office/drawing/2017/model3d" xmlns:o="urn:schemas-microsoft-com:office:office" xmlns:oel="http://schemas.microsoft.com/office/2019/extlst" xmlns:r="http://schemas.openxmlformats.org/officeDocument/2006/relationships" xmlns:m="http://schemas.openxmlformats.org/officeDocument/2006/math" xmlns:v="urn:schemas-microsoft-com:vml" xmlns:wp14="http://schemas.microsoft.com/office/word/2010/wordprocessingDrawing" xmlns:wp="http://schemas.openxmlformats.org/drawingml/2006/wordprocessingDrawing" xmlns:w10="urn:schemas-microsoft-com:office:word" xmlns:w="http://schemas.openxmlformats.org/wordprocessingml/2006/main" xmlns:w14="http://schemas.microsoft.com/office/word/2010/wordml" xmlns:w15="http://schemas.microsoft.com/office/word/2012/wordml" xmlns:w16cex="http://schemas.microsoft.com/office/word/2018/wordml/cex" xmlns:w16cid="http://schemas.microsoft.com/office/word/2016/wordml/cid" xmlns:w16="http://schemas.microsoft.com/office/word/2018/wordml" xmlns:w16du="http://schemas.microsoft.com/office/word/2023/wordml/word16du" xmlns:w16sdtdh="http://schemas.microsoft.com/office/word/2020/wordml/sdtdatahash" xmlns:w16sdtfl="http://schemas.microsoft.com/office/word/2024/wordml/sdtformatlock" xmlns:w16se="http://schemas.microsoft.com/office/word/2015/wordml/symex" xmlns:wpg="http://schemas.microsoft.com/office/word/2010/wordprocessingGroup" xmlns:wpi="http://schemas.microsoft.com/office/word/2010/wordprocessingInk" xmlns:wne="http://schemas.microsoft.com/office/word/2006/wordml" xmlns:wps="http://schemas.microsoft.com/office/word/2010/wordprocessingShape" mc:Ignorable="w14 w15 w16se w16cid w16 w16cex w16sdtdh w16sdtfl w16du wp14">
+<w:numbering xmlns:wpc="http://schemas.microsoft.com/office/word/2010/wordprocessingCanvas" xmlns:cx="http://schemas.microsoft.com/office/drawing/2014/chartex" xmlns:cx1="http://schemas.microsoft.com/office/drawing/2015/9/8/chartex" xmlns:cx2="http://schemas.microsoft.com/office/drawing/2015/10/21/chartex" xmlns:cx3="http://schemas.microsoft.com/office/drawing/2016/5/9/chartex" xmlns:cx4="http://schemas.microsoft.com/office/drawing/2016/5/10/chartex" xmlns:cx5="http://schemas.microsoft.com/office/drawing/2016/5/11/chartex" xmlns:cx6="http://schemas.microsoft.com/office/drawing/2016/5/12/chartex" xmlns:cx7="http://schemas.microsoft.com/office/drawing/2016/5/13/chartex" xmlns:cx8="http://schemas.microsoft.com/office/drawing/2016/5/14/chartex" xmlns:mc="http://schemas.openxmlformats.org/markup-compatibility/2006" xmlns:aink="http://schemas.microsoft.com/office/drawing/2016/ink" xmlns:am3d="http://schemas.microsoft.com/office/drawing/2017/model3d" xmlns:o="urn:schemas-microsoft-com:office:office" xmlns:r="http://schemas.openxmlformats.org/officeDocument/2006/relationships" xmlns:m="http://schemas.openxmlformats.org/officeDocument/2006/math" xmlns:v="urn:schemas-microsoft-com:vml" xmlns:wp14="http://schemas.microsoft.com/office/word/2010/wordprocessingDrawing" xmlns:wp="http://schemas.openxmlformats.org/drawingml/2006/wordprocessingDrawing" xmlns:w10="urn:schemas-microsoft-com:office:word" xmlns:w="http://schemas.openxmlformats.org/wordprocessingml/2006/main" xmlns:w14="http://schemas.microsoft.com/office/word/2010/wordml" xmlns:w15="http://schemas.microsoft.com/office/word/2012/wordml" xmlns:w16cex="http://schemas.microsoft.com/office/word/2018/wordml/cex" xmlns:w16cid="http://schemas.microsoft.com/office/word/2016/wordml/cid" xmlns:w16="http://schemas.microsoft.com/office/word/2018/wordml" xmlns:w16sdtdh="http://schemas.microsoft.com/office/word/2020/wordml/sdtdatahash" xmlns:w16se="http://schemas.microsoft.com/office/word/2015/wordml/symex" xmlns:wpg="http://schemas.microsoft.com/office/word/2010/wordprocessingGroup" xmlns:wpi="http://schemas.microsoft.com/office/word/2010/wordprocessingInk" xmlns:wne="http://schemas.microsoft.com/office/word/2006/wordml" xmlns:wps="http://schemas.microsoft.com/office/word/2010/wordprocessingShape" mc:Ignorable="w14 w15 w16se w16cid w16 w16cex w16sdtdh wp14">
   <w:abstractNum w:abstractNumId="0" w15:restartNumberingAfterBreak="0">
     <w:nsid w:val="05EC581C"/>
     <w:multiLevelType w:val="multilevel"/>
@@ -2788,44 +5258,44 @@
       </w:rPr>
     </w:lvl>
   </w:abstractNum>
-  <w:num w:numId="1" w16cid:durableId="830947048">
+  <w:num w:numId="1">
     <w:abstractNumId w:val="7"/>
   </w:num>
-  <w:num w:numId="2" w16cid:durableId="351079351">
+  <w:num w:numId="2">
     <w:abstractNumId w:val="6"/>
   </w:num>
-  <w:num w:numId="3" w16cid:durableId="1321887173">
+  <w:num w:numId="3">
     <w:abstractNumId w:val="10"/>
   </w:num>
-  <w:num w:numId="4" w16cid:durableId="645283114">
+  <w:num w:numId="4">
     <w:abstractNumId w:val="9"/>
   </w:num>
-  <w:num w:numId="5" w16cid:durableId="706412847">
+  <w:num w:numId="5">
     <w:abstractNumId w:val="3"/>
   </w:num>
-  <w:num w:numId="6" w16cid:durableId="1666269">
+  <w:num w:numId="6">
     <w:abstractNumId w:val="2"/>
   </w:num>
-  <w:num w:numId="7" w16cid:durableId="830104458">
+  <w:num w:numId="7">
     <w:abstractNumId w:val="1"/>
   </w:num>
-  <w:num w:numId="8" w16cid:durableId="1551333513">
+  <w:num w:numId="8">
     <w:abstractNumId w:val="8"/>
   </w:num>
-  <w:num w:numId="9" w16cid:durableId="1039015615">
+  <w:num w:numId="9">
     <w:abstractNumId w:val="5"/>
   </w:num>
-  <w:num w:numId="10" w16cid:durableId="2140033272">
+  <w:num w:numId="10">
     <w:abstractNumId w:val="0"/>
   </w:num>
-  <w:num w:numId="11" w16cid:durableId="2010132368">
+  <w:num w:numId="11">
     <w:abstractNumId w:val="4"/>
   </w:num>
 </w:numbering>
 </file>
 
 <file path=word/styles.xml><?xml version="1.0" encoding="utf-8"?>
-<w:styles xmlns:mc="http://schemas.openxmlformats.org/markup-compatibility/2006" xmlns:r="http://schemas.openxmlformats.org/officeDocument/2006/relationships" xmlns:w="http://schemas.openxmlformats.org/wordprocessingml/2006/main" xmlns:w14="http://schemas.microsoft.com/office/word/2010/wordml" xmlns:w15="http://schemas.microsoft.com/office/word/2012/wordml" xmlns:w16cex="http://schemas.microsoft.com/office/word/2018/wordml/cex" xmlns:w16cid="http://schemas.microsoft.com/office/word/2016/wordml/cid" xmlns:w16="http://schemas.microsoft.com/office/word/2018/wordml" xmlns:w16du="http://schemas.microsoft.com/office/word/2023/wordml/word16du" xmlns:w16sdtdh="http://schemas.microsoft.com/office/word/2020/wordml/sdtdatahash" xmlns:w16sdtfl="http://schemas.microsoft.com/office/word/2024/wordml/sdtformatlock" xmlns:w16se="http://schemas.microsoft.com/office/word/2015/wordml/symex" mc:Ignorable="w14 w15 w16se w16cid w16 w16cex w16sdtdh w16sdtfl w16du">
+<w:styles xmlns:mc="http://schemas.openxmlformats.org/markup-compatibility/2006" xmlns:r="http://schemas.openxmlformats.org/officeDocument/2006/relationships" xmlns:w="http://schemas.openxmlformats.org/wordprocessingml/2006/main" xmlns:w14="http://schemas.microsoft.com/office/word/2010/wordml" xmlns:w15="http://schemas.microsoft.com/office/word/2012/wordml" xmlns:w16cex="http://schemas.microsoft.com/office/word/2018/wordml/cex" xmlns:w16cid="http://schemas.microsoft.com/office/word/2016/wordml/cid" xmlns:w16="http://schemas.microsoft.com/office/word/2018/wordml" xmlns:w16sdtdh="http://schemas.microsoft.com/office/word/2020/wordml/sdtdatahash" xmlns:w16se="http://schemas.microsoft.com/office/word/2015/wordml/symex" mc:Ignorable="w14 w15 w16se w16cid w16 w16cex w16sdtdh">
   <w:docDefaults>
     <w:rPrDefault>
       <w:rPr>
@@ -3350,29 +5820,6 @@
       <w:bCs/>
     </w:rPr>
   </w:style>
-  <w:style w:type="character" w:styleId="Hyperlink">
-    <w:name w:val="Hyperlink"/>
-    <w:basedOn w:val="DefaultParagraphFont"/>
-    <w:uiPriority w:val="99"/>
-    <w:unhideWhenUsed/>
-    <w:rsid w:val="00A57459"/>
-    <w:rPr>
-      <w:color w:val="0563C1" w:themeColor="hyperlink"/>
-      <w:u w:val="single"/>
-    </w:rPr>
-  </w:style>
-  <w:style w:type="character" w:styleId="UnresolvedMention">
-    <w:name w:val="Unresolved Mention"/>
-    <w:basedOn w:val="DefaultParagraphFont"/>
-    <w:uiPriority w:val="99"/>
-    <w:semiHidden/>
-    <w:unhideWhenUsed/>
-    <w:rsid w:val="00A57459"/>
-    <w:rPr>
-      <w:color w:val="605E5C"/>
-      <w:shd w:val="clear" w:color="auto" w:fill="E1DFDD"/>
-    </w:rPr>
-  </w:style>
 </w:styles>
 </file>
 
